--- a/Documentation.docx
+++ b/Documentation.docx
@@ -2,15 +2,6559 @@
 <file path=word/document.xml><?xml version="1.0" encoding="utf-8"?>
 <w:document xmlns:wpc="http://schemas.microsoft.com/office/word/2010/wordprocessingCanvas" xmlns:cx="http://schemas.microsoft.com/office/drawing/2014/chartex" xmlns:cx1="http://schemas.microsoft.com/office/drawing/2015/9/8/chartex" xmlns:cx2="http://schemas.microsoft.com/office/drawing/2015/10/21/chartex" xmlns:cx3="http://schemas.microsoft.com/office/drawing/2016/5/9/chartex" xmlns:cx4="http://schemas.microsoft.com/office/drawing/2016/5/10/chartex" xmlns:cx5="http://schemas.microsoft.com/office/drawing/2016/5/11/chartex" xmlns:cx6="http://schemas.microsoft.com/office/drawing/2016/5/12/chartex" xmlns:cx7="http://schemas.microsoft.com/office/drawing/2016/5/13/chartex" xmlns:cx8="http://schemas.microsoft.com/office/drawing/2016/5/14/chartex" xmlns:mc="http://schemas.openxmlformats.org/markup-compatibility/2006" xmlns:aink="http://schemas.microsoft.com/office/drawing/2016/ink" xmlns:am3d="http://schemas.microsoft.com/office/drawing/2017/model3d" xmlns:o="urn:schemas-microsoft-com:office:office" xmlns:oel="http://schemas.microsoft.com/office/2019/extlst" xmlns:r="http://schemas.openxmlformats.org/officeDocument/2006/relationships" xmlns:m="http://schemas.openxmlformats.org/officeDocument/2006/math" xmlns:v="urn:schemas-microsoft-com:vml" xmlns:wp14="http://schemas.microsoft.com/office/word/2010/wordprocessingDrawing" xmlns:wp="http://schemas.openxmlformats.org/drawingml/2006/wordprocessingDrawing" xmlns:w10="urn:schemas-microsoft-com:office:word" xmlns:w="http://schemas.openxmlformats.org/wordprocessingml/2006/main" xmlns:w14="http://schemas.microsoft.com/office/word/2010/wordml" xmlns:w15="http://schemas.microsoft.com/office/word/2012/wordml" xmlns:w16cex="http://schemas.microsoft.com/office/word/2018/wordml/cex" xmlns:w16cid="http://schemas.microsoft.com/office/word/2016/wordml/cid" xmlns:w16="http://schemas.microsoft.com/office/word/2018/wordml" xmlns:w16du="http://schemas.microsoft.com/office/word/2023/wordml/word16du" xmlns:w16sdtdh="http://schemas.microsoft.com/office/word/2020/wordml/sdtdatahash" xmlns:w16sdtfl="http://schemas.microsoft.com/office/word/2024/wordml/sdtformatlock" xmlns:w16se="http://schemas.microsoft.com/office/word/2015/wordml/symex" xmlns:wpg="http://schemas.microsoft.com/office/word/2010/wordprocessingGroup" xmlns:wpi="http://schemas.microsoft.com/office/word/2010/wordprocessingInk" xmlns:wne="http://schemas.microsoft.com/office/word/2006/wordml" xmlns:wps="http://schemas.microsoft.com/office/word/2010/wordprocessingShape" mc:Ignorable="w14 w15 w16se w16cid w16 w16cex w16sdtdh w16sdtfl w16du wp14">
   <w:body>
+    <w:p>
+      <w:pPr>
+        <w:jc w:val="center"/>
+        <w:rPr>
+          <w:rFonts w:ascii="Times New Roman" w:hAnsi="Times New Roman" w:cs="Times New Roman"/>
+          <w:b/>
+          <w:bCs/>
+          <w:sz w:val="44"/>
+          <w:szCs w:val="44"/>
+        </w:rPr>
+      </w:pPr>
+      <w:r>
+        <w:rPr>
+          <w:rFonts w:ascii="Times New Roman" w:hAnsi="Times New Roman" w:cs="Times New Roman"/>
+          <w:b/>
+          <w:bCs/>
+          <w:sz w:val="44"/>
+          <w:szCs w:val="44"/>
+        </w:rPr>
+        <w:t>ТУ-Варна</w:t>
+      </w:r>
+    </w:p>
+    <w:p>
+      <w:pPr>
+        <w:jc w:val="center"/>
+        <w:rPr>
+          <w:rFonts w:ascii="Times New Roman" w:hAnsi="Times New Roman" w:cs="Times New Roman"/>
+          <w:b/>
+          <w:bCs/>
+          <w:sz w:val="44"/>
+          <w:szCs w:val="44"/>
+        </w:rPr>
+      </w:pPr>
+    </w:p>
+    <w:p>
+      <w:pPr>
+        <w:jc w:val="center"/>
+        <w:rPr>
+          <w:rFonts w:ascii="Times New Roman" w:hAnsi="Times New Roman" w:cs="Times New Roman"/>
+          <w:b/>
+          <w:bCs/>
+          <w:sz w:val="44"/>
+          <w:szCs w:val="44"/>
+        </w:rPr>
+      </w:pPr>
+    </w:p>
+    <w:p>
+      <w:pPr>
+        <w:jc w:val="center"/>
+        <w:rPr>
+          <w:rFonts w:ascii="Times New Roman" w:hAnsi="Times New Roman" w:cs="Times New Roman"/>
+          <w:b/>
+          <w:bCs/>
+          <w:sz w:val="44"/>
+          <w:szCs w:val="44"/>
+        </w:rPr>
+      </w:pPr>
+    </w:p>
+    <w:p>
+      <w:pPr>
+        <w:jc w:val="center"/>
+        <w:rPr>
+          <w:rFonts w:ascii="Times New Roman" w:hAnsi="Times New Roman" w:cs="Times New Roman"/>
+          <w:b/>
+          <w:bCs/>
+          <w:sz w:val="72"/>
+          <w:szCs w:val="72"/>
+          <w:lang w:val="en-US"/>
+        </w:rPr>
+      </w:pPr>
+      <w:r>
+        <w:rPr>
+          <w:rFonts w:ascii="Times New Roman" w:hAnsi="Times New Roman" w:cs="Times New Roman"/>
+          <w:b/>
+          <w:bCs/>
+          <w:sz w:val="72"/>
+          <w:szCs w:val="72"/>
+        </w:rPr>
+        <w:t>Документация</w:t>
+      </w:r>
+    </w:p>
+    <w:p>
+      <w:pPr>
+        <w:jc w:val="center"/>
+        <w:rPr>
+          <w:rFonts w:ascii="Times New Roman" w:hAnsi="Times New Roman" w:cs="Times New Roman"/>
+          <w:b/>
+          <w:bCs/>
+          <w:sz w:val="72"/>
+          <w:szCs w:val="72"/>
+          <w:lang w:val="en-US"/>
+        </w:rPr>
+      </w:pPr>
+      <w:r>
+        <w:rPr>
+          <w:rFonts w:ascii="Times New Roman" w:hAnsi="Times New Roman" w:cs="Times New Roman"/>
+          <w:b/>
+          <w:bCs/>
+          <w:sz w:val="72"/>
+          <w:szCs w:val="72"/>
+        </w:rPr>
+        <w:t xml:space="preserve">към </w:t>
+      </w:r>
+    </w:p>
+    <w:p>
+      <w:pPr>
+        <w:jc w:val="center"/>
+        <w:rPr>
+          <w:rFonts w:ascii="Times New Roman" w:hAnsi="Times New Roman" w:cs="Times New Roman"/>
+          <w:b/>
+          <w:bCs/>
+          <w:sz w:val="72"/>
+          <w:szCs w:val="72"/>
+          <w:lang w:val="en-US"/>
+        </w:rPr>
+      </w:pPr>
+      <w:r>
+        <w:rPr>
+          <w:rFonts w:ascii="Times New Roman" w:hAnsi="Times New Roman" w:cs="Times New Roman"/>
+          <w:b/>
+          <w:bCs/>
+          <w:sz w:val="72"/>
+          <w:szCs w:val="72"/>
+        </w:rPr>
+        <w:t xml:space="preserve">курсов проект </w:t>
+      </w:r>
+    </w:p>
+    <w:p>
+      <w:pPr>
+        <w:jc w:val="center"/>
+        <w:rPr>
+          <w:rFonts w:ascii="Times New Roman" w:hAnsi="Times New Roman" w:cs="Times New Roman"/>
+          <w:b/>
+          <w:bCs/>
+          <w:sz w:val="72"/>
+          <w:szCs w:val="72"/>
+        </w:rPr>
+      </w:pPr>
+      <w:r>
+        <w:rPr>
+          <w:rFonts w:ascii="Times New Roman" w:hAnsi="Times New Roman" w:cs="Times New Roman"/>
+          <w:b/>
+          <w:bCs/>
+          <w:sz w:val="72"/>
+          <w:szCs w:val="72"/>
+        </w:rPr>
+        <w:t>по ООП</w:t>
+      </w:r>
+    </w:p>
+    <w:p>
+      <w:pPr>
+        <w:jc w:val="center"/>
+        <w:rPr>
+          <w:rFonts w:ascii="Times New Roman" w:hAnsi="Times New Roman" w:cs="Times New Roman"/>
+          <w:b/>
+          <w:bCs/>
+          <w:sz w:val="72"/>
+          <w:szCs w:val="72"/>
+        </w:rPr>
+      </w:pPr>
+    </w:p>
+    <w:p>
+      <w:pPr>
+        <w:jc w:val="center"/>
+        <w:rPr>
+          <w:rFonts w:ascii="Times New Roman" w:hAnsi="Times New Roman" w:cs="Times New Roman"/>
+          <w:b/>
+          <w:bCs/>
+          <w:sz w:val="72"/>
+          <w:szCs w:val="72"/>
+        </w:rPr>
+      </w:pPr>
+    </w:p>
+    <w:p>
+      <w:pPr>
+        <w:jc w:val="center"/>
+        <w:rPr>
+          <w:rFonts w:ascii="Times New Roman" w:hAnsi="Times New Roman" w:cs="Times New Roman"/>
+          <w:b/>
+          <w:bCs/>
+          <w:sz w:val="72"/>
+          <w:szCs w:val="72"/>
+        </w:rPr>
+      </w:pPr>
+    </w:p>
+    <w:p>
+      <w:pPr>
+        <w:jc w:val="center"/>
+        <w:rPr>
+          <w:rFonts w:ascii="Times New Roman" w:hAnsi="Times New Roman" w:cs="Times New Roman"/>
+          <w:b/>
+          <w:bCs/>
+          <w:sz w:val="72"/>
+          <w:szCs w:val="72"/>
+        </w:rPr>
+      </w:pPr>
+    </w:p>
+    <w:p>
+      <w:pPr>
+        <w:jc w:val="center"/>
+        <w:rPr>
+          <w:rFonts w:ascii="Times New Roman" w:hAnsi="Times New Roman" w:cs="Times New Roman"/>
+          <w:b/>
+          <w:bCs/>
+          <w:sz w:val="72"/>
+          <w:szCs w:val="72"/>
+        </w:rPr>
+      </w:pPr>
+    </w:p>
+    <w:p>
+      <w:r>
+        <w:t>Изготвил: Емил Долчинков</w:t>
+      </w:r>
+    </w:p>
+    <w:p>
+      <w:r>
+        <w:t>Специалност: КС</w:t>
+      </w:r>
+    </w:p>
+    <w:p>
+      <w:r>
+        <w:t>Курс: 2; Група: 1б</w:t>
+      </w:r>
+    </w:p>
+    <w:p>
+      <w:r>
+        <w:t>Фак. №: 24621842</w:t>
+      </w:r>
+    </w:p>
+    <w:sdt>
+      <w:sdtPr>
+        <w:id w:val="-652442649"/>
+        <w:docPartObj>
+          <w:docPartGallery w:val="Table of Contents"/>
+          <w:docPartUnique/>
+        </w:docPartObj>
+      </w:sdtPr>
+      <w:sdtEndPr>
+        <w:rPr>
+          <w:rFonts w:asciiTheme="minorHAnsi" w:eastAsiaTheme="minorHAnsi" w:hAnsiTheme="minorHAnsi" w:cstheme="minorBidi"/>
+          <w:b/>
+          <w:bCs/>
+          <w:noProof/>
+          <w:color w:val="auto"/>
+          <w:kern w:val="2"/>
+          <w:sz w:val="22"/>
+          <w:szCs w:val="22"/>
+          <w:lang w:val="bg-BG"/>
+          <w14:ligatures w14:val="standardContextual"/>
+        </w:rPr>
+      </w:sdtEndPr>
+      <w:sdtContent>
+        <w:p>
+          <w:pPr>
+            <w:pStyle w:val="TOCHeading"/>
+            <w:rPr>
+              <w:rFonts w:ascii="Times New Roman" w:hAnsi="Times New Roman" w:cs="Times New Roman"/>
+              <w:color w:val="auto"/>
+              <w:lang w:val="bg-BG"/>
+            </w:rPr>
+          </w:pPr>
+          <w:r>
+            <w:rPr>
+              <w:rFonts w:ascii="Times New Roman" w:hAnsi="Times New Roman" w:cs="Times New Roman"/>
+              <w:color w:val="auto"/>
+              <w:lang w:val="bg-BG"/>
+            </w:rPr>
+            <w:t>Съдържание</w:t>
+          </w:r>
+        </w:p>
+        <w:p>
+          <w:pPr>
+            <w:pStyle w:val="TOC1"/>
+            <w:tabs>
+              <w:tab w:val="right" w:leader="dot" w:pos="9062"/>
+            </w:tabs>
+            <w:rPr>
+              <w:noProof/>
+            </w:rPr>
+          </w:pPr>
+          <w:r>
+            <w:fldChar w:fldCharType="begin"/>
+          </w:r>
+          <w:r>
+            <w:instrText xml:space="preserve"> TOC \o "1-3" \h \z \u </w:instrText>
+          </w:r>
+          <w:r>
+            <w:fldChar w:fldCharType="separate"/>
+          </w:r>
+          <w:hyperlink w:anchor="_Toc230036798" w:history="1">
+            <w:r>
+              <w:rPr>
+                <w:rStyle w:val="Hyperlink"/>
+                <w:noProof/>
+              </w:rPr>
+              <w:t>Увод</w:t>
+            </w:r>
+            <w:r>
+              <w:rPr>
+                <w:noProof/>
+                <w:webHidden/>
+              </w:rPr>
+              <w:tab/>
+            </w:r>
+            <w:r>
+              <w:rPr>
+                <w:noProof/>
+                <w:webHidden/>
+              </w:rPr>
+              <w:fldChar w:fldCharType="begin"/>
+            </w:r>
+            <w:r>
+              <w:rPr>
+                <w:noProof/>
+                <w:webHidden/>
+              </w:rPr>
+              <w:instrText xml:space="preserve"> PAGEREF _Toc230036798 \h </w:instrText>
+            </w:r>
+            <w:r>
+              <w:rPr>
+                <w:noProof/>
+                <w:webHidden/>
+              </w:rPr>
+            </w:r>
+            <w:r>
+              <w:rPr>
+                <w:noProof/>
+                <w:webHidden/>
+              </w:rPr>
+              <w:fldChar w:fldCharType="separate"/>
+            </w:r>
+            <w:r>
+              <w:rPr>
+                <w:noProof/>
+                <w:webHidden/>
+              </w:rPr>
+              <w:t>3</w:t>
+            </w:r>
+            <w:r>
+              <w:rPr>
+                <w:noProof/>
+                <w:webHidden/>
+              </w:rPr>
+              <w:fldChar w:fldCharType="end"/>
+            </w:r>
+          </w:hyperlink>
+        </w:p>
+        <w:p>
+          <w:pPr>
+            <w:pStyle w:val="TOC2"/>
+            <w:tabs>
+              <w:tab w:val="right" w:leader="dot" w:pos="9062"/>
+            </w:tabs>
+            <w:rPr>
+              <w:noProof/>
+            </w:rPr>
+          </w:pPr>
+          <w:hyperlink w:anchor="_Toc230036799" w:history="1">
+            <w:r>
+              <w:rPr>
+                <w:rStyle w:val="Hyperlink"/>
+                <w:noProof/>
+              </w:rPr>
+              <w:t>Описание и идея на проекта</w:t>
+            </w:r>
+            <w:r>
+              <w:rPr>
+                <w:noProof/>
+                <w:webHidden/>
+              </w:rPr>
+              <w:tab/>
+            </w:r>
+            <w:r>
+              <w:rPr>
+                <w:noProof/>
+                <w:webHidden/>
+              </w:rPr>
+              <w:fldChar w:fldCharType="begin"/>
+            </w:r>
+            <w:r>
+              <w:rPr>
+                <w:noProof/>
+                <w:webHidden/>
+              </w:rPr>
+              <w:instrText xml:space="preserve"> PAGEREF _Toc230036799 \h </w:instrText>
+            </w:r>
+            <w:r>
+              <w:rPr>
+                <w:noProof/>
+                <w:webHidden/>
+              </w:rPr>
+            </w:r>
+            <w:r>
+              <w:rPr>
+                <w:noProof/>
+                <w:webHidden/>
+              </w:rPr>
+              <w:fldChar w:fldCharType="separate"/>
+            </w:r>
+            <w:r>
+              <w:rPr>
+                <w:noProof/>
+                <w:webHidden/>
+              </w:rPr>
+              <w:t>3</w:t>
+            </w:r>
+            <w:r>
+              <w:rPr>
+                <w:noProof/>
+                <w:webHidden/>
+              </w:rPr>
+              <w:fldChar w:fldCharType="end"/>
+            </w:r>
+          </w:hyperlink>
+        </w:p>
+        <w:p>
+          <w:pPr>
+            <w:pStyle w:val="TOC2"/>
+            <w:tabs>
+              <w:tab w:val="right" w:leader="dot" w:pos="9062"/>
+            </w:tabs>
+            <w:rPr>
+              <w:noProof/>
+            </w:rPr>
+          </w:pPr>
+          <w:hyperlink w:anchor="_Toc230036800" w:history="1">
+            <w:r>
+              <w:rPr>
+                <w:rStyle w:val="Hyperlink"/>
+                <w:noProof/>
+              </w:rPr>
+              <w:t>Цел и задачи на разработката</w:t>
+            </w:r>
+            <w:r>
+              <w:rPr>
+                <w:noProof/>
+                <w:webHidden/>
+              </w:rPr>
+              <w:tab/>
+            </w:r>
+            <w:r>
+              <w:rPr>
+                <w:noProof/>
+                <w:webHidden/>
+              </w:rPr>
+              <w:fldChar w:fldCharType="begin"/>
+            </w:r>
+            <w:r>
+              <w:rPr>
+                <w:noProof/>
+                <w:webHidden/>
+              </w:rPr>
+              <w:instrText xml:space="preserve"> PAGEREF _Toc230036800 \h </w:instrText>
+            </w:r>
+            <w:r>
+              <w:rPr>
+                <w:noProof/>
+                <w:webHidden/>
+              </w:rPr>
+            </w:r>
+            <w:r>
+              <w:rPr>
+                <w:noProof/>
+                <w:webHidden/>
+              </w:rPr>
+              <w:fldChar w:fldCharType="separate"/>
+            </w:r>
+            <w:r>
+              <w:rPr>
+                <w:noProof/>
+                <w:webHidden/>
+              </w:rPr>
+              <w:t>3</w:t>
+            </w:r>
+            <w:r>
+              <w:rPr>
+                <w:noProof/>
+                <w:webHidden/>
+              </w:rPr>
+              <w:fldChar w:fldCharType="end"/>
+            </w:r>
+          </w:hyperlink>
+        </w:p>
+        <w:p>
+          <w:pPr>
+            <w:pStyle w:val="TOC2"/>
+            <w:tabs>
+              <w:tab w:val="right" w:leader="dot" w:pos="9062"/>
+            </w:tabs>
+            <w:rPr>
+              <w:noProof/>
+            </w:rPr>
+          </w:pPr>
+          <w:hyperlink w:anchor="_Toc230036801" w:history="1">
+            <w:r>
+              <w:rPr>
+                <w:rStyle w:val="Hyperlink"/>
+                <w:noProof/>
+              </w:rPr>
+              <w:t>Използвани технологии</w:t>
+            </w:r>
+            <w:r>
+              <w:rPr>
+                <w:noProof/>
+                <w:webHidden/>
+              </w:rPr>
+              <w:tab/>
+            </w:r>
+            <w:r>
+              <w:rPr>
+                <w:noProof/>
+                <w:webHidden/>
+              </w:rPr>
+              <w:fldChar w:fldCharType="begin"/>
+            </w:r>
+            <w:r>
+              <w:rPr>
+                <w:noProof/>
+                <w:webHidden/>
+              </w:rPr>
+              <w:instrText xml:space="preserve"> PAGEREF _Toc230036801 \h </w:instrText>
+            </w:r>
+            <w:r>
+              <w:rPr>
+                <w:noProof/>
+                <w:webHidden/>
+              </w:rPr>
+            </w:r>
+            <w:r>
+              <w:rPr>
+                <w:noProof/>
+                <w:webHidden/>
+              </w:rPr>
+              <w:fldChar w:fldCharType="separate"/>
+            </w:r>
+            <w:r>
+              <w:rPr>
+                <w:noProof/>
+                <w:webHidden/>
+              </w:rPr>
+              <w:t>3</w:t>
+            </w:r>
+            <w:r>
+              <w:rPr>
+                <w:noProof/>
+                <w:webHidden/>
+              </w:rPr>
+              <w:fldChar w:fldCharType="end"/>
+            </w:r>
+          </w:hyperlink>
+        </w:p>
+        <w:p>
+          <w:pPr>
+            <w:pStyle w:val="TOC1"/>
+            <w:tabs>
+              <w:tab w:val="right" w:leader="dot" w:pos="9062"/>
+            </w:tabs>
+            <w:rPr>
+              <w:noProof/>
+            </w:rPr>
+          </w:pPr>
+          <w:hyperlink w:anchor="_Toc230036802" w:history="1">
+            <w:r>
+              <w:rPr>
+                <w:rStyle w:val="Hyperlink"/>
+                <w:noProof/>
+              </w:rPr>
+              <w:t>Функционални изисквания</w:t>
+            </w:r>
+            <w:r>
+              <w:rPr>
+                <w:noProof/>
+                <w:webHidden/>
+              </w:rPr>
+              <w:tab/>
+            </w:r>
+            <w:r>
+              <w:rPr>
+                <w:noProof/>
+                <w:webHidden/>
+              </w:rPr>
+              <w:fldChar w:fldCharType="begin"/>
+            </w:r>
+            <w:r>
+              <w:rPr>
+                <w:noProof/>
+                <w:webHidden/>
+              </w:rPr>
+              <w:instrText xml:space="preserve"> PAGEREF _Toc230036802 \h </w:instrText>
+            </w:r>
+            <w:r>
+              <w:rPr>
+                <w:noProof/>
+                <w:webHidden/>
+              </w:rPr>
+            </w:r>
+            <w:r>
+              <w:rPr>
+                <w:noProof/>
+                <w:webHidden/>
+              </w:rPr>
+              <w:fldChar w:fldCharType="separate"/>
+            </w:r>
+            <w:r>
+              <w:rPr>
+                <w:noProof/>
+                <w:webHidden/>
+              </w:rPr>
+              <w:t>4</w:t>
+            </w:r>
+            <w:r>
+              <w:rPr>
+                <w:noProof/>
+                <w:webHidden/>
+              </w:rPr>
+              <w:fldChar w:fldCharType="end"/>
+            </w:r>
+          </w:hyperlink>
+        </w:p>
+        <w:p>
+          <w:pPr>
+            <w:pStyle w:val="TOC1"/>
+            <w:tabs>
+              <w:tab w:val="right" w:leader="dot" w:pos="9062"/>
+            </w:tabs>
+            <w:rPr>
+              <w:noProof/>
+            </w:rPr>
+          </w:pPr>
+          <w:hyperlink w:anchor="_Toc230036803" w:history="1">
+            <w:r>
+              <w:rPr>
+                <w:rStyle w:val="Hyperlink"/>
+                <w:noProof/>
+              </w:rPr>
+              <w:t>Архитектура на приложението</w:t>
+            </w:r>
+            <w:r>
+              <w:rPr>
+                <w:noProof/>
+                <w:webHidden/>
+              </w:rPr>
+              <w:tab/>
+            </w:r>
+            <w:r>
+              <w:rPr>
+                <w:noProof/>
+                <w:webHidden/>
+              </w:rPr>
+              <w:fldChar w:fldCharType="begin"/>
+            </w:r>
+            <w:r>
+              <w:rPr>
+                <w:noProof/>
+                <w:webHidden/>
+              </w:rPr>
+              <w:instrText xml:space="preserve"> PAGEREF _Toc230036803 \h </w:instrText>
+            </w:r>
+            <w:r>
+              <w:rPr>
+                <w:noProof/>
+                <w:webHidden/>
+              </w:rPr>
+            </w:r>
+            <w:r>
+              <w:rPr>
+                <w:noProof/>
+                <w:webHidden/>
+              </w:rPr>
+              <w:fldChar w:fldCharType="separate"/>
+            </w:r>
+            <w:r>
+              <w:rPr>
+                <w:noProof/>
+                <w:webHidden/>
+              </w:rPr>
+              <w:t>5</w:t>
+            </w:r>
+            <w:r>
+              <w:rPr>
+                <w:noProof/>
+                <w:webHidden/>
+              </w:rPr>
+              <w:fldChar w:fldCharType="end"/>
+            </w:r>
+          </w:hyperlink>
+        </w:p>
+        <w:p>
+          <w:pPr>
+            <w:pStyle w:val="TOC2"/>
+            <w:tabs>
+              <w:tab w:val="right" w:leader="dot" w:pos="9062"/>
+            </w:tabs>
+            <w:rPr>
+              <w:noProof/>
+            </w:rPr>
+          </w:pPr>
+          <w:hyperlink w:anchor="_Toc230036804" w:history="1">
+            <w:r>
+              <w:rPr>
+                <w:rStyle w:val="Hyperlink"/>
+                <w:noProof/>
+                <w:lang w:val="en-US"/>
+              </w:rPr>
+              <w:t>Repository pattern</w:t>
+            </w:r>
+            <w:r>
+              <w:rPr>
+                <w:noProof/>
+                <w:webHidden/>
+              </w:rPr>
+              <w:tab/>
+            </w:r>
+            <w:r>
+              <w:rPr>
+                <w:noProof/>
+                <w:webHidden/>
+              </w:rPr>
+              <w:fldChar w:fldCharType="begin"/>
+            </w:r>
+            <w:r>
+              <w:rPr>
+                <w:noProof/>
+                <w:webHidden/>
+              </w:rPr>
+              <w:instrText xml:space="preserve"> PAGEREF _Toc230036804 \h </w:instrText>
+            </w:r>
+            <w:r>
+              <w:rPr>
+                <w:noProof/>
+                <w:webHidden/>
+              </w:rPr>
+            </w:r>
+            <w:r>
+              <w:rPr>
+                <w:noProof/>
+                <w:webHidden/>
+              </w:rPr>
+              <w:fldChar w:fldCharType="separate"/>
+            </w:r>
+            <w:r>
+              <w:rPr>
+                <w:noProof/>
+                <w:webHidden/>
+              </w:rPr>
+              <w:t>6</w:t>
+            </w:r>
+            <w:r>
+              <w:rPr>
+                <w:noProof/>
+                <w:webHidden/>
+              </w:rPr>
+              <w:fldChar w:fldCharType="end"/>
+            </w:r>
+          </w:hyperlink>
+        </w:p>
+        <w:p>
+          <w:pPr>
+            <w:pStyle w:val="TOC2"/>
+            <w:tabs>
+              <w:tab w:val="right" w:leader="dot" w:pos="9062"/>
+            </w:tabs>
+            <w:rPr>
+              <w:noProof/>
+            </w:rPr>
+          </w:pPr>
+          <w:hyperlink w:anchor="_Toc230036805" w:history="1">
+            <w:r>
+              <w:rPr>
+                <w:rStyle w:val="Hyperlink"/>
+                <w:noProof/>
+                <w:lang w:val="en-US"/>
+              </w:rPr>
+              <w:t xml:space="preserve">Singleton </w:t>
+            </w:r>
+            <w:r>
+              <w:rPr>
+                <w:rStyle w:val="Hyperlink"/>
+                <w:noProof/>
+              </w:rPr>
+              <w:t>модел</w:t>
+            </w:r>
+            <w:r>
+              <w:rPr>
+                <w:noProof/>
+                <w:webHidden/>
+              </w:rPr>
+              <w:tab/>
+            </w:r>
+            <w:r>
+              <w:rPr>
+                <w:noProof/>
+                <w:webHidden/>
+              </w:rPr>
+              <w:fldChar w:fldCharType="begin"/>
+            </w:r>
+            <w:r>
+              <w:rPr>
+                <w:noProof/>
+                <w:webHidden/>
+              </w:rPr>
+              <w:instrText xml:space="preserve"> PAGEREF _Toc230036805 \h </w:instrText>
+            </w:r>
+            <w:r>
+              <w:rPr>
+                <w:noProof/>
+                <w:webHidden/>
+              </w:rPr>
+            </w:r>
+            <w:r>
+              <w:rPr>
+                <w:noProof/>
+                <w:webHidden/>
+              </w:rPr>
+              <w:fldChar w:fldCharType="separate"/>
+            </w:r>
+            <w:r>
+              <w:rPr>
+                <w:noProof/>
+                <w:webHidden/>
+              </w:rPr>
+              <w:t>6</w:t>
+            </w:r>
+            <w:r>
+              <w:rPr>
+                <w:noProof/>
+                <w:webHidden/>
+              </w:rPr>
+              <w:fldChar w:fldCharType="end"/>
+            </w:r>
+          </w:hyperlink>
+        </w:p>
+        <w:p>
+          <w:pPr>
+            <w:pStyle w:val="TOC2"/>
+            <w:tabs>
+              <w:tab w:val="right" w:leader="dot" w:pos="9062"/>
+            </w:tabs>
+            <w:rPr>
+              <w:noProof/>
+            </w:rPr>
+          </w:pPr>
+          <w:hyperlink w:anchor="_Toc230036806" w:history="1">
+            <w:r>
+              <w:rPr>
+                <w:rStyle w:val="Hyperlink"/>
+                <w:noProof/>
+                <w:lang w:val="en-US"/>
+              </w:rPr>
+              <w:t>Command Pattern</w:t>
+            </w:r>
+            <w:r>
+              <w:rPr>
+                <w:noProof/>
+                <w:webHidden/>
+              </w:rPr>
+              <w:tab/>
+            </w:r>
+            <w:r>
+              <w:rPr>
+                <w:noProof/>
+                <w:webHidden/>
+              </w:rPr>
+              <w:fldChar w:fldCharType="begin"/>
+            </w:r>
+            <w:r>
+              <w:rPr>
+                <w:noProof/>
+                <w:webHidden/>
+              </w:rPr>
+              <w:instrText xml:space="preserve"> PAGEREF _Toc230036806 \h </w:instrText>
+            </w:r>
+            <w:r>
+              <w:rPr>
+                <w:noProof/>
+                <w:webHidden/>
+              </w:rPr>
+            </w:r>
+            <w:r>
+              <w:rPr>
+                <w:noProof/>
+                <w:webHidden/>
+              </w:rPr>
+              <w:fldChar w:fldCharType="separate"/>
+            </w:r>
+            <w:r>
+              <w:rPr>
+                <w:noProof/>
+                <w:webHidden/>
+              </w:rPr>
+              <w:t>7</w:t>
+            </w:r>
+            <w:r>
+              <w:rPr>
+                <w:noProof/>
+                <w:webHidden/>
+              </w:rPr>
+              <w:fldChar w:fldCharType="end"/>
+            </w:r>
+          </w:hyperlink>
+        </w:p>
+        <w:p>
+          <w:pPr>
+            <w:pStyle w:val="TOC1"/>
+            <w:tabs>
+              <w:tab w:val="right" w:leader="dot" w:pos="9062"/>
+            </w:tabs>
+            <w:rPr>
+              <w:noProof/>
+            </w:rPr>
+          </w:pPr>
+          <w:hyperlink w:anchor="_Toc230036807" w:history="1">
+            <w:r>
+              <w:rPr>
+                <w:rStyle w:val="Hyperlink"/>
+                <w:noProof/>
+              </w:rPr>
+              <w:t>Реализация</w:t>
+            </w:r>
+            <w:r>
+              <w:rPr>
+                <w:noProof/>
+                <w:webHidden/>
+              </w:rPr>
+              <w:tab/>
+            </w:r>
+            <w:r>
+              <w:rPr>
+                <w:noProof/>
+                <w:webHidden/>
+              </w:rPr>
+              <w:fldChar w:fldCharType="begin"/>
+            </w:r>
+            <w:r>
+              <w:rPr>
+                <w:noProof/>
+                <w:webHidden/>
+              </w:rPr>
+              <w:instrText xml:space="preserve"> PAGEREF _Toc230036807 \h </w:instrText>
+            </w:r>
+            <w:r>
+              <w:rPr>
+                <w:noProof/>
+                <w:webHidden/>
+              </w:rPr>
+            </w:r>
+            <w:r>
+              <w:rPr>
+                <w:noProof/>
+                <w:webHidden/>
+              </w:rPr>
+              <w:fldChar w:fldCharType="separate"/>
+            </w:r>
+            <w:r>
+              <w:rPr>
+                <w:noProof/>
+                <w:webHidden/>
+              </w:rPr>
+              <w:t>9</w:t>
+            </w:r>
+            <w:r>
+              <w:rPr>
+                <w:noProof/>
+                <w:webHidden/>
+              </w:rPr>
+              <w:fldChar w:fldCharType="end"/>
+            </w:r>
+          </w:hyperlink>
+        </w:p>
+        <w:p>
+          <w:pPr>
+            <w:pStyle w:val="TOC2"/>
+            <w:tabs>
+              <w:tab w:val="right" w:leader="dot" w:pos="9062"/>
+            </w:tabs>
+            <w:rPr>
+              <w:noProof/>
+            </w:rPr>
+          </w:pPr>
+          <w:hyperlink w:anchor="_Toc230036808" w:history="1">
+            <w:r>
+              <w:rPr>
+                <w:rStyle w:val="Hyperlink"/>
+                <w:noProof/>
+              </w:rPr>
+              <w:t>Пакети</w:t>
+            </w:r>
+            <w:r>
+              <w:rPr>
+                <w:noProof/>
+                <w:webHidden/>
+              </w:rPr>
+              <w:tab/>
+            </w:r>
+            <w:r>
+              <w:rPr>
+                <w:noProof/>
+                <w:webHidden/>
+              </w:rPr>
+              <w:fldChar w:fldCharType="begin"/>
+            </w:r>
+            <w:r>
+              <w:rPr>
+                <w:noProof/>
+                <w:webHidden/>
+              </w:rPr>
+              <w:instrText xml:space="preserve"> PAGEREF _Toc230036808 \h </w:instrText>
+            </w:r>
+            <w:r>
+              <w:rPr>
+                <w:noProof/>
+                <w:webHidden/>
+              </w:rPr>
+            </w:r>
+            <w:r>
+              <w:rPr>
+                <w:noProof/>
+                <w:webHidden/>
+              </w:rPr>
+              <w:fldChar w:fldCharType="separate"/>
+            </w:r>
+            <w:r>
+              <w:rPr>
+                <w:noProof/>
+                <w:webHidden/>
+              </w:rPr>
+              <w:t>9</w:t>
+            </w:r>
+            <w:r>
+              <w:rPr>
+                <w:noProof/>
+                <w:webHidden/>
+              </w:rPr>
+              <w:fldChar w:fldCharType="end"/>
+            </w:r>
+          </w:hyperlink>
+        </w:p>
+        <w:p>
+          <w:pPr>
+            <w:pStyle w:val="TOC2"/>
+            <w:tabs>
+              <w:tab w:val="right" w:leader="dot" w:pos="9062"/>
+            </w:tabs>
+            <w:rPr>
+              <w:noProof/>
+            </w:rPr>
+          </w:pPr>
+          <w:hyperlink w:anchor="_Toc230036809" w:history="1">
+            <w:r>
+              <w:rPr>
+                <w:rStyle w:val="Hyperlink"/>
+                <w:noProof/>
+              </w:rPr>
+              <w:t>Логика</w:t>
+            </w:r>
+            <w:r>
+              <w:rPr>
+                <w:noProof/>
+                <w:webHidden/>
+              </w:rPr>
+              <w:tab/>
+            </w:r>
+            <w:r>
+              <w:rPr>
+                <w:noProof/>
+                <w:webHidden/>
+              </w:rPr>
+              <w:fldChar w:fldCharType="begin"/>
+            </w:r>
+            <w:r>
+              <w:rPr>
+                <w:noProof/>
+                <w:webHidden/>
+              </w:rPr>
+              <w:instrText xml:space="preserve"> PAGEREF _Toc230036809 \h </w:instrText>
+            </w:r>
+            <w:r>
+              <w:rPr>
+                <w:noProof/>
+                <w:webHidden/>
+              </w:rPr>
+            </w:r>
+            <w:r>
+              <w:rPr>
+                <w:noProof/>
+                <w:webHidden/>
+              </w:rPr>
+              <w:fldChar w:fldCharType="separate"/>
+            </w:r>
+            <w:r>
+              <w:rPr>
+                <w:noProof/>
+                <w:webHidden/>
+              </w:rPr>
+              <w:t>9</w:t>
+            </w:r>
+            <w:r>
+              <w:rPr>
+                <w:noProof/>
+                <w:webHidden/>
+              </w:rPr>
+              <w:fldChar w:fldCharType="end"/>
+            </w:r>
+          </w:hyperlink>
+        </w:p>
+        <w:p>
+          <w:pPr>
+            <w:pStyle w:val="TOC1"/>
+            <w:tabs>
+              <w:tab w:val="right" w:leader="dot" w:pos="9062"/>
+            </w:tabs>
+            <w:rPr>
+              <w:noProof/>
+            </w:rPr>
+          </w:pPr>
+          <w:hyperlink w:anchor="_Toc230036810" w:history="1">
+            <w:r>
+              <w:rPr>
+                <w:rStyle w:val="Hyperlink"/>
+                <w:noProof/>
+              </w:rPr>
+              <w:t>Заключение</w:t>
+            </w:r>
+            <w:r>
+              <w:rPr>
+                <w:noProof/>
+                <w:webHidden/>
+              </w:rPr>
+              <w:tab/>
+            </w:r>
+            <w:r>
+              <w:rPr>
+                <w:noProof/>
+                <w:webHidden/>
+              </w:rPr>
+              <w:fldChar w:fldCharType="begin"/>
+            </w:r>
+            <w:r>
+              <w:rPr>
+                <w:noProof/>
+                <w:webHidden/>
+              </w:rPr>
+              <w:instrText xml:space="preserve"> PAGEREF _Toc230036810 \h </w:instrText>
+            </w:r>
+            <w:r>
+              <w:rPr>
+                <w:noProof/>
+                <w:webHidden/>
+              </w:rPr>
+            </w:r>
+            <w:r>
+              <w:rPr>
+                <w:noProof/>
+                <w:webHidden/>
+              </w:rPr>
+              <w:fldChar w:fldCharType="separate"/>
+            </w:r>
+            <w:r>
+              <w:rPr>
+                <w:noProof/>
+                <w:webHidden/>
+              </w:rPr>
+              <w:t>11</w:t>
+            </w:r>
+            <w:r>
+              <w:rPr>
+                <w:noProof/>
+                <w:webHidden/>
+              </w:rPr>
+              <w:fldChar w:fldCharType="end"/>
+            </w:r>
+          </w:hyperlink>
+        </w:p>
+        <w:p>
+          <w:r>
+            <w:rPr>
+              <w:b/>
+              <w:bCs/>
+              <w:noProof/>
+            </w:rPr>
+            <w:fldChar w:fldCharType="end"/>
+          </w:r>
+        </w:p>
+      </w:sdtContent>
+    </w:sdt>
+    <w:p>
+      <w:pPr>
+        <w:rPr>
+          <w:lang w:val="en-US"/>
+        </w:rPr>
+      </w:pPr>
+      <w:r>
+        <w:rPr>
+          <w:lang w:val="en-US"/>
+        </w:rPr>
+        <w:br w:type="page"/>
+      </w:r>
+    </w:p>
+    <w:p>
+      <w:pPr>
+        <w:pStyle w:val="Heading1"/>
+        <w:rPr>
+          <w:lang w:val="en-US"/>
+        </w:rPr>
+      </w:pPr>
+      <w:bookmarkStart w:id="0" w:name="_Toc230036798"/>
+      <w:r>
+        <w:lastRenderedPageBreak/>
+        <w:t>Увод</w:t>
+      </w:r>
+      <w:bookmarkEnd w:id="0"/>
+    </w:p>
+    <w:p>
+      <w:pPr>
+        <w:pStyle w:val="Heading2"/>
+        <w:spacing w:line="360" w:lineRule="auto"/>
+      </w:pPr>
+      <w:bookmarkStart w:id="1" w:name="_Toc230036799"/>
+      <w:r>
+        <w:t>Описание и идея на проекта</w:t>
+      </w:r>
+      <w:bookmarkEnd w:id="1"/>
+    </w:p>
+    <w:p>
+      <w:pPr>
+        <w:spacing w:line="360" w:lineRule="auto"/>
+        <w:ind w:firstLine="709"/>
+        <w:jc w:val="both"/>
+        <w:rPr>
+          <w:rFonts w:ascii="Times New Roman" w:hAnsi="Times New Roman" w:cs="Times New Roman"/>
+          <w:sz w:val="24"/>
+          <w:szCs w:val="24"/>
+        </w:rPr>
+      </w:pPr>
+      <w:r>
+        <w:rPr>
+          <w:rFonts w:ascii="Times New Roman" w:hAnsi="Times New Roman" w:cs="Times New Roman"/>
+          <w:sz w:val="24"/>
+          <w:szCs w:val="24"/>
+        </w:rPr>
+        <w:t xml:space="preserve">Проектът представлява разработка на конзолна информационна система за управление на библиотека, базирана на обектно-ориентираното програмиране. Основната идея е да се осигури надеждно съхранение, обработка и управление на данни за наличните книги и регистрираните потребители. </w:t>
+      </w:r>
+    </w:p>
+    <w:p>
+      <w:pPr>
+        <w:spacing w:line="360" w:lineRule="auto"/>
+        <w:ind w:firstLine="709"/>
+        <w:jc w:val="both"/>
+        <w:rPr>
+          <w:rFonts w:ascii="Times New Roman" w:hAnsi="Times New Roman" w:cs="Times New Roman"/>
+          <w:sz w:val="24"/>
+          <w:szCs w:val="24"/>
+        </w:rPr>
+      </w:pPr>
+      <w:r>
+        <w:rPr>
+          <w:rFonts w:ascii="Times New Roman" w:hAnsi="Times New Roman" w:cs="Times New Roman"/>
+          <w:sz w:val="24"/>
+          <w:szCs w:val="24"/>
+        </w:rPr>
+        <w:t>Приложението функционира чрез интерфейс с команден ред (</w:t>
+      </w:r>
+      <w:proofErr w:type="spellStart"/>
+      <w:r>
+        <w:rPr>
+          <w:rFonts w:ascii="Times New Roman" w:hAnsi="Times New Roman" w:cs="Times New Roman"/>
+          <w:i/>
+          <w:iCs/>
+          <w:sz w:val="24"/>
+          <w:szCs w:val="24"/>
+        </w:rPr>
+        <w:t>Command</w:t>
+      </w:r>
+      <w:proofErr w:type="spellEnd"/>
+      <w:r>
+        <w:rPr>
+          <w:rFonts w:ascii="Times New Roman" w:hAnsi="Times New Roman" w:cs="Times New Roman"/>
+          <w:i/>
+          <w:iCs/>
+          <w:sz w:val="24"/>
+          <w:szCs w:val="24"/>
+        </w:rPr>
+        <w:t xml:space="preserve"> </w:t>
+      </w:r>
+      <w:proofErr w:type="spellStart"/>
+      <w:r>
+        <w:rPr>
+          <w:rFonts w:ascii="Times New Roman" w:hAnsi="Times New Roman" w:cs="Times New Roman"/>
+          <w:i/>
+          <w:iCs/>
+          <w:sz w:val="24"/>
+          <w:szCs w:val="24"/>
+        </w:rPr>
+        <w:t>Line</w:t>
+      </w:r>
+      <w:proofErr w:type="spellEnd"/>
+      <w:r>
+        <w:rPr>
+          <w:rFonts w:ascii="Times New Roman" w:hAnsi="Times New Roman" w:cs="Times New Roman"/>
+          <w:i/>
+          <w:iCs/>
+          <w:sz w:val="24"/>
+          <w:szCs w:val="24"/>
+        </w:rPr>
+        <w:t xml:space="preserve"> </w:t>
+      </w:r>
+      <w:proofErr w:type="spellStart"/>
+      <w:r>
+        <w:rPr>
+          <w:rFonts w:ascii="Times New Roman" w:hAnsi="Times New Roman" w:cs="Times New Roman"/>
+          <w:i/>
+          <w:iCs/>
+          <w:sz w:val="24"/>
+          <w:szCs w:val="24"/>
+        </w:rPr>
+        <w:t>Interface</w:t>
+      </w:r>
+      <w:proofErr w:type="spellEnd"/>
+      <w:r>
+        <w:rPr>
+          <w:rFonts w:ascii="Times New Roman" w:hAnsi="Times New Roman" w:cs="Times New Roman"/>
+          <w:sz w:val="24"/>
+          <w:szCs w:val="24"/>
+        </w:rPr>
+        <w:t xml:space="preserve"> - CLI) и работи с текстови файлове. При стартиране потребителят може да зарежда съдържанието на даден файл в паметта, да извършва операции над данните и при необходимост да записва промените обратно на диска. За сигурност системата разделя потребителите на клиенти и администратори с различни нива на достъп. </w:t>
+      </w:r>
+    </w:p>
+    <w:p>
+      <w:pPr>
+        <w:pStyle w:val="Heading2"/>
+      </w:pPr>
+      <w:bookmarkStart w:id="2" w:name="_Toc230036800"/>
+      <w:r>
+        <w:t>Цел и задачи на разработката</w:t>
+      </w:r>
+      <w:bookmarkEnd w:id="2"/>
+    </w:p>
+    <w:p>
+      <w:pPr>
+        <w:spacing w:line="360" w:lineRule="auto"/>
+        <w:ind w:firstLine="709"/>
+        <w:jc w:val="both"/>
+        <w:rPr>
+          <w:rFonts w:ascii="Times New Roman" w:hAnsi="Times New Roman" w:cs="Times New Roman"/>
+          <w:sz w:val="24"/>
+          <w:szCs w:val="24"/>
+        </w:rPr>
+      </w:pPr>
+      <w:r>
+        <w:rPr>
+          <w:rFonts w:ascii="Times New Roman" w:hAnsi="Times New Roman" w:cs="Times New Roman"/>
+          <w:sz w:val="24"/>
+          <w:szCs w:val="24"/>
+        </w:rPr>
+        <w:t xml:space="preserve">Основната цел на курсовия проект е практическото прилагане на принципите на обектно-ориентираното </w:t>
+      </w:r>
+      <w:proofErr w:type="spellStart"/>
+      <w:r>
+        <w:rPr>
+          <w:rFonts w:ascii="Times New Roman" w:hAnsi="Times New Roman" w:cs="Times New Roman"/>
+          <w:sz w:val="24"/>
+          <w:szCs w:val="24"/>
+        </w:rPr>
+        <w:t>програмиранe</w:t>
+      </w:r>
+      <w:proofErr w:type="spellEnd"/>
+      <w:r>
+        <w:rPr>
+          <w:rFonts w:ascii="Times New Roman" w:hAnsi="Times New Roman" w:cs="Times New Roman"/>
+          <w:sz w:val="24"/>
+          <w:szCs w:val="24"/>
+        </w:rPr>
+        <w:t xml:space="preserve"> за изграждането на софтуерно устойчива информационна система. </w:t>
+      </w:r>
+    </w:p>
+    <w:p>
+      <w:pPr>
+        <w:spacing w:line="360" w:lineRule="auto"/>
+        <w:ind w:firstLine="709"/>
+        <w:jc w:val="both"/>
+        <w:rPr>
+          <w:rFonts w:ascii="Times New Roman" w:hAnsi="Times New Roman" w:cs="Times New Roman"/>
+          <w:sz w:val="24"/>
+          <w:szCs w:val="24"/>
+        </w:rPr>
+      </w:pPr>
+      <w:r>
+        <w:rPr>
+          <w:rFonts w:ascii="Times New Roman" w:hAnsi="Times New Roman" w:cs="Times New Roman"/>
+          <w:sz w:val="24"/>
+          <w:szCs w:val="24"/>
+        </w:rPr>
+        <w:t>За постигането ѝ са дефинирани следните задачи:</w:t>
+      </w:r>
+    </w:p>
+    <w:p>
+      <w:pPr>
+        <w:spacing w:line="360" w:lineRule="auto"/>
+        <w:ind w:firstLine="709"/>
+        <w:jc w:val="both"/>
+        <w:rPr>
+          <w:rFonts w:ascii="Times New Roman" w:hAnsi="Times New Roman" w:cs="Times New Roman"/>
+          <w:sz w:val="24"/>
+          <w:szCs w:val="24"/>
+        </w:rPr>
+      </w:pPr>
+      <w:r>
+        <w:rPr>
+          <w:rFonts w:ascii="Times New Roman" w:hAnsi="Times New Roman" w:cs="Times New Roman"/>
+          <w:b/>
+          <w:bCs/>
+          <w:sz w:val="24"/>
+          <w:szCs w:val="24"/>
+        </w:rPr>
+        <w:t>Проектиране на обектен модел</w:t>
+      </w:r>
+      <w:r>
+        <w:rPr>
+          <w:rFonts w:ascii="Times New Roman" w:hAnsi="Times New Roman" w:cs="Times New Roman"/>
+          <w:sz w:val="24"/>
+          <w:szCs w:val="24"/>
+        </w:rPr>
+        <w:t xml:space="preserve">: Създаване на класове за моделиране на книги (автор, заглавие, уникален номер, рейтинг и др.) и потребители (потребителско име, парола, права). </w:t>
+      </w:r>
+    </w:p>
+    <w:p>
+      <w:pPr>
+        <w:tabs>
+          <w:tab w:val="left" w:pos="1134"/>
+        </w:tabs>
+        <w:spacing w:line="360" w:lineRule="auto"/>
+        <w:ind w:firstLine="709"/>
+        <w:jc w:val="both"/>
+        <w:rPr>
+          <w:rFonts w:ascii="Times New Roman" w:hAnsi="Times New Roman" w:cs="Times New Roman"/>
+          <w:sz w:val="24"/>
+          <w:szCs w:val="24"/>
+        </w:rPr>
+      </w:pPr>
+      <w:r>
+        <w:rPr>
+          <w:rFonts w:ascii="Times New Roman" w:hAnsi="Times New Roman" w:cs="Times New Roman"/>
+          <w:b/>
+          <w:bCs/>
+          <w:sz w:val="24"/>
+          <w:szCs w:val="24"/>
+        </w:rPr>
+        <w:t>Работа с файлове</w:t>
+      </w:r>
+      <w:r>
+        <w:rPr>
+          <w:rFonts w:ascii="Times New Roman" w:hAnsi="Times New Roman" w:cs="Times New Roman"/>
+          <w:sz w:val="24"/>
+          <w:szCs w:val="24"/>
+        </w:rPr>
+        <w:t xml:space="preserve">: Реализиране на логика за коректно четене и запис на данни в определен файлов формат. </w:t>
+      </w:r>
+    </w:p>
+    <w:p>
+      <w:pPr>
+        <w:spacing w:line="360" w:lineRule="auto"/>
+        <w:ind w:firstLine="708"/>
+        <w:jc w:val="both"/>
+        <w:rPr>
+          <w:rFonts w:ascii="Times New Roman" w:hAnsi="Times New Roman" w:cs="Times New Roman"/>
+          <w:sz w:val="24"/>
+          <w:szCs w:val="24"/>
+        </w:rPr>
+      </w:pPr>
+      <w:r>
+        <w:rPr>
+          <w:rFonts w:ascii="Times New Roman" w:hAnsi="Times New Roman" w:cs="Times New Roman"/>
+          <w:b/>
+          <w:bCs/>
+          <w:sz w:val="24"/>
+          <w:szCs w:val="24"/>
+        </w:rPr>
+        <w:t>Контрол на достъпа</w:t>
+      </w:r>
+      <w:r>
+        <w:rPr>
+          <w:rFonts w:ascii="Times New Roman" w:hAnsi="Times New Roman" w:cs="Times New Roman"/>
+          <w:sz w:val="24"/>
+          <w:szCs w:val="24"/>
+        </w:rPr>
+        <w:t xml:space="preserve">: Ограничаване на административните команди (добавяне/премахване на книги и потребители) само за оторизирани акаунти. </w:t>
+      </w:r>
+    </w:p>
+    <w:p>
+      <w:pPr>
+        <w:spacing w:line="360" w:lineRule="auto"/>
+        <w:ind w:firstLine="708"/>
+        <w:jc w:val="both"/>
+        <w:rPr>
+          <w:rFonts w:ascii="Times New Roman" w:hAnsi="Times New Roman" w:cs="Times New Roman"/>
+          <w:sz w:val="24"/>
+          <w:szCs w:val="24"/>
+        </w:rPr>
+      </w:pPr>
+      <w:r>
+        <w:rPr>
+          <w:rFonts w:ascii="Times New Roman" w:hAnsi="Times New Roman" w:cs="Times New Roman"/>
+          <w:b/>
+          <w:bCs/>
+          <w:sz w:val="24"/>
+          <w:szCs w:val="24"/>
+        </w:rPr>
+        <w:t>Потребителски интерфейс</w:t>
+      </w:r>
+      <w:r>
+        <w:rPr>
+          <w:rFonts w:ascii="Times New Roman" w:hAnsi="Times New Roman" w:cs="Times New Roman"/>
+          <w:sz w:val="24"/>
+          <w:szCs w:val="24"/>
+        </w:rPr>
+        <w:t xml:space="preserve">: Създаване на интерактивен CLI режим, който обработва командите и параметрите и извежда ясни съобщения при грешка. </w:t>
+      </w:r>
+    </w:p>
+    <w:p>
+      <w:pPr>
+        <w:pStyle w:val="Heading2"/>
+      </w:pPr>
+      <w:bookmarkStart w:id="3" w:name="_Toc230036801"/>
+      <w:r>
+        <w:t>Използвани технологии</w:t>
+      </w:r>
+      <w:bookmarkEnd w:id="3"/>
+    </w:p>
+    <w:p>
+      <w:pPr>
+        <w:spacing w:line="360" w:lineRule="auto"/>
+        <w:ind w:firstLine="709"/>
+        <w:jc w:val="both"/>
+        <w:rPr>
+          <w:rFonts w:ascii="Times New Roman" w:hAnsi="Times New Roman" w:cs="Times New Roman"/>
+          <w:sz w:val="24"/>
+          <w:szCs w:val="24"/>
+        </w:rPr>
+      </w:pPr>
+      <w:r>
+        <w:rPr>
+          <w:rFonts w:ascii="Times New Roman" w:hAnsi="Times New Roman" w:cs="Times New Roman"/>
+          <w:sz w:val="24"/>
+          <w:szCs w:val="24"/>
+        </w:rPr>
+        <w:t>За реализацията на проекта са използвани следните инструменти:</w:t>
+      </w:r>
+    </w:p>
+    <w:p>
+      <w:pPr>
+        <w:spacing w:line="360" w:lineRule="auto"/>
+        <w:ind w:firstLine="708"/>
+        <w:jc w:val="both"/>
+        <w:rPr>
+          <w:rFonts w:ascii="Times New Roman" w:hAnsi="Times New Roman" w:cs="Times New Roman"/>
+          <w:sz w:val="24"/>
+          <w:szCs w:val="24"/>
+        </w:rPr>
+      </w:pPr>
+      <w:r>
+        <w:rPr>
+          <w:rFonts w:ascii="Times New Roman" w:hAnsi="Times New Roman" w:cs="Times New Roman"/>
+          <w:b/>
+          <w:bCs/>
+          <w:sz w:val="24"/>
+          <w:szCs w:val="24"/>
+        </w:rPr>
+        <w:lastRenderedPageBreak/>
+        <w:t xml:space="preserve">Език за </w:t>
+      </w:r>
+      <w:proofErr w:type="spellStart"/>
+      <w:r>
+        <w:rPr>
+          <w:rFonts w:ascii="Times New Roman" w:hAnsi="Times New Roman" w:cs="Times New Roman"/>
+          <w:b/>
+          <w:bCs/>
+          <w:sz w:val="24"/>
+          <w:szCs w:val="24"/>
+        </w:rPr>
+        <w:t>програмиранe</w:t>
+      </w:r>
+      <w:proofErr w:type="spellEnd"/>
+      <w:r>
+        <w:rPr>
+          <w:rFonts w:ascii="Times New Roman" w:hAnsi="Times New Roman" w:cs="Times New Roman"/>
+          <w:sz w:val="24"/>
+          <w:szCs w:val="24"/>
+        </w:rPr>
+        <w:t xml:space="preserve">: </w:t>
+      </w:r>
+      <w:r>
+        <w:rPr>
+          <w:rFonts w:ascii="Times New Roman" w:hAnsi="Times New Roman" w:cs="Times New Roman"/>
+          <w:i/>
+          <w:iCs/>
+          <w:sz w:val="24"/>
+          <w:szCs w:val="24"/>
+        </w:rPr>
+        <w:t>Java</w:t>
+      </w:r>
+      <w:r>
+        <w:rPr>
+          <w:rFonts w:ascii="Times New Roman" w:hAnsi="Times New Roman" w:cs="Times New Roman"/>
+          <w:sz w:val="24"/>
+          <w:szCs w:val="24"/>
+        </w:rPr>
+        <w:t xml:space="preserve"> – за цялостното изграждане на бизнес логиката и структурата от класове. </w:t>
+      </w:r>
+    </w:p>
+    <w:p>
+      <w:pPr>
+        <w:spacing w:line="360" w:lineRule="auto"/>
+        <w:ind w:firstLine="708"/>
+        <w:jc w:val="both"/>
+        <w:rPr>
+          <w:rFonts w:ascii="Times New Roman" w:hAnsi="Times New Roman" w:cs="Times New Roman"/>
+          <w:sz w:val="24"/>
+          <w:szCs w:val="24"/>
+          <w:lang w:val="en-US"/>
+        </w:rPr>
+      </w:pPr>
+      <w:r>
+        <w:rPr>
+          <w:rFonts w:ascii="Times New Roman" w:hAnsi="Times New Roman" w:cs="Times New Roman"/>
+          <w:b/>
+          <w:bCs/>
+          <w:sz w:val="24"/>
+          <w:szCs w:val="24"/>
+        </w:rPr>
+        <w:t>Система за контрол на версиите</w:t>
+      </w:r>
+      <w:r>
+        <w:rPr>
+          <w:rFonts w:ascii="Times New Roman" w:hAnsi="Times New Roman" w:cs="Times New Roman"/>
+          <w:sz w:val="24"/>
+          <w:szCs w:val="24"/>
+        </w:rPr>
+        <w:t xml:space="preserve">: </w:t>
+      </w:r>
+      <w:proofErr w:type="spellStart"/>
+      <w:r>
+        <w:rPr>
+          <w:rFonts w:ascii="Times New Roman" w:hAnsi="Times New Roman" w:cs="Times New Roman"/>
+          <w:i/>
+          <w:iCs/>
+          <w:sz w:val="24"/>
+          <w:szCs w:val="24"/>
+        </w:rPr>
+        <w:t>Git</w:t>
+      </w:r>
+      <w:proofErr w:type="spellEnd"/>
+      <w:r>
+        <w:rPr>
+          <w:rFonts w:ascii="Times New Roman" w:hAnsi="Times New Roman" w:cs="Times New Roman"/>
+          <w:sz w:val="24"/>
+          <w:szCs w:val="24"/>
+        </w:rPr>
+        <w:t xml:space="preserve"> (с отдалечено хранилище в </w:t>
+      </w:r>
+      <w:proofErr w:type="spellStart"/>
+      <w:r>
+        <w:rPr>
+          <w:rFonts w:ascii="Times New Roman" w:hAnsi="Times New Roman" w:cs="Times New Roman"/>
+          <w:i/>
+          <w:iCs/>
+          <w:sz w:val="24"/>
+          <w:szCs w:val="24"/>
+        </w:rPr>
+        <w:t>GitHub</w:t>
+      </w:r>
+      <w:proofErr w:type="spellEnd"/>
+      <w:r>
+        <w:rPr>
+          <w:rFonts w:ascii="Times New Roman" w:hAnsi="Times New Roman" w:cs="Times New Roman"/>
+          <w:sz w:val="24"/>
+          <w:szCs w:val="24"/>
+        </w:rPr>
+        <w:t xml:space="preserve">) – за регулярни актуализации и проследяване на промените в кода по време на разработката. </w:t>
+      </w:r>
+    </w:p>
+    <w:p>
+      <w:pPr>
+        <w:spacing w:line="360" w:lineRule="auto"/>
+        <w:ind w:firstLine="708"/>
+        <w:jc w:val="both"/>
+        <w:rPr>
+          <w:rFonts w:ascii="Times New Roman" w:hAnsi="Times New Roman" w:cs="Times New Roman"/>
+          <w:sz w:val="24"/>
+          <w:szCs w:val="24"/>
+        </w:rPr>
+      </w:pPr>
+      <w:r>
+        <w:rPr>
+          <w:rFonts w:ascii="Times New Roman" w:hAnsi="Times New Roman" w:cs="Times New Roman"/>
+          <w:sz w:val="24"/>
+          <w:szCs w:val="24"/>
+        </w:rPr>
+        <w:t xml:space="preserve">Линк към </w:t>
+      </w:r>
+      <w:proofErr w:type="spellStart"/>
+      <w:r>
+        <w:rPr>
+          <w:rFonts w:ascii="Times New Roman" w:hAnsi="Times New Roman" w:cs="Times New Roman"/>
+          <w:sz w:val="24"/>
+          <w:szCs w:val="24"/>
+        </w:rPr>
+        <w:t>гитхъб</w:t>
+      </w:r>
+      <w:proofErr w:type="spellEnd"/>
+      <w:r>
+        <w:rPr>
+          <w:rFonts w:ascii="Times New Roman" w:hAnsi="Times New Roman" w:cs="Times New Roman"/>
+          <w:sz w:val="24"/>
+          <w:szCs w:val="24"/>
+        </w:rPr>
+        <w:t xml:space="preserve">: </w:t>
+      </w:r>
+      <w:hyperlink r:id="rId7" w:history="1">
+        <w:r>
+          <w:rPr>
+            <w:rStyle w:val="Hyperlink"/>
+            <w:rFonts w:ascii="Times New Roman" w:hAnsi="Times New Roman" w:cs="Times New Roman"/>
+            <w:sz w:val="24"/>
+            <w:szCs w:val="24"/>
+          </w:rPr>
+          <w:t>https://github.com/EmilDol/Library</w:t>
+        </w:r>
+      </w:hyperlink>
+    </w:p>
+    <w:p>
+      <w:pPr>
+        <w:spacing w:line="360" w:lineRule="auto"/>
+        <w:ind w:firstLine="708"/>
+        <w:rPr>
+          <w:rFonts w:ascii="Times New Roman" w:hAnsi="Times New Roman" w:cs="Times New Roman"/>
+          <w:sz w:val="24"/>
+          <w:szCs w:val="24"/>
+        </w:rPr>
+      </w:pPr>
+    </w:p>
+    <w:p>
+      <w:pPr>
+        <w:pStyle w:val="Heading1"/>
+      </w:pPr>
+      <w:bookmarkStart w:id="4" w:name="_Toc230036802"/>
+      <w:r>
+        <w:t>Функционални изисквания</w:t>
+      </w:r>
+      <w:bookmarkEnd w:id="4"/>
+    </w:p>
+    <w:p>
+      <w:pPr>
+        <w:spacing w:line="360" w:lineRule="auto"/>
+        <w:ind w:firstLine="709"/>
+        <w:jc w:val="both"/>
+        <w:rPr>
+          <w:rFonts w:ascii="Times New Roman" w:hAnsi="Times New Roman" w:cs="Times New Roman"/>
+          <w:sz w:val="24"/>
+          <w:szCs w:val="24"/>
+        </w:rPr>
+      </w:pPr>
+      <w:r>
+        <w:rPr>
+          <w:rFonts w:ascii="Times New Roman" w:hAnsi="Times New Roman" w:cs="Times New Roman"/>
+          <w:sz w:val="24"/>
+          <w:szCs w:val="24"/>
+        </w:rPr>
+        <w:t>Системата поддържа следния набор от команди:</w:t>
+      </w:r>
+    </w:p>
+    <w:p>
+      <w:pPr>
+        <w:pStyle w:val="ListParagraph"/>
+        <w:numPr>
+          <w:ilvl w:val="0"/>
+          <w:numId w:val="6"/>
+        </w:numPr>
+        <w:spacing w:line="360" w:lineRule="auto"/>
+        <w:ind w:firstLine="0"/>
+        <w:jc w:val="both"/>
+        <w:rPr>
+          <w:rFonts w:ascii="Times New Roman" w:hAnsi="Times New Roman" w:cs="Times New Roman"/>
+          <w:sz w:val="24"/>
+          <w:szCs w:val="24"/>
+          <w:lang w:val="en-US"/>
+        </w:rPr>
+      </w:pPr>
+      <w:r>
+        <w:rPr>
+          <w:rFonts w:ascii="Times New Roman" w:hAnsi="Times New Roman" w:cs="Times New Roman"/>
+          <w:sz w:val="24"/>
+          <w:szCs w:val="24"/>
+          <w:lang w:val="en-US"/>
+        </w:rPr>
+        <w:t xml:space="preserve">open – </w:t>
+      </w:r>
+      <w:r>
+        <w:rPr>
+          <w:rFonts w:ascii="Times New Roman" w:hAnsi="Times New Roman" w:cs="Times New Roman"/>
+          <w:sz w:val="24"/>
+          <w:szCs w:val="24"/>
+        </w:rPr>
+        <w:t>Отваря (или създава нов) .</w:t>
+      </w:r>
+      <w:r>
+        <w:rPr>
+          <w:rFonts w:ascii="Times New Roman" w:hAnsi="Times New Roman" w:cs="Times New Roman"/>
+          <w:sz w:val="24"/>
+          <w:szCs w:val="24"/>
+          <w:lang w:val="en-US"/>
+        </w:rPr>
+        <w:t xml:space="preserve">xml </w:t>
+      </w:r>
+      <w:r>
+        <w:rPr>
+          <w:rFonts w:ascii="Times New Roman" w:hAnsi="Times New Roman" w:cs="Times New Roman"/>
+          <w:sz w:val="24"/>
+          <w:szCs w:val="24"/>
+        </w:rPr>
+        <w:t>файл и изчита съдържанието му</w:t>
+      </w:r>
+      <w:r>
+        <w:rPr>
+          <w:rFonts w:ascii="Times New Roman" w:hAnsi="Times New Roman" w:cs="Times New Roman"/>
+          <w:sz w:val="24"/>
+          <w:szCs w:val="24"/>
+          <w:lang w:val="en-US"/>
+        </w:rPr>
+        <w:t xml:space="preserve"> </w:t>
+      </w:r>
+    </w:p>
+    <w:p>
+      <w:pPr>
+        <w:pStyle w:val="ListParagraph"/>
+        <w:numPr>
+          <w:ilvl w:val="0"/>
+          <w:numId w:val="6"/>
+        </w:numPr>
+        <w:spacing w:line="360" w:lineRule="auto"/>
+        <w:ind w:firstLine="0"/>
+        <w:jc w:val="both"/>
+        <w:rPr>
+          <w:rFonts w:ascii="Times New Roman" w:hAnsi="Times New Roman" w:cs="Times New Roman"/>
+          <w:sz w:val="24"/>
+          <w:szCs w:val="24"/>
+          <w:lang w:val="en-US"/>
+        </w:rPr>
+      </w:pPr>
+      <w:r>
+        <w:rPr>
+          <w:rFonts w:ascii="Times New Roman" w:hAnsi="Times New Roman" w:cs="Times New Roman"/>
+          <w:sz w:val="24"/>
+          <w:szCs w:val="24"/>
+          <w:lang w:val="en-US"/>
+        </w:rPr>
+        <w:t xml:space="preserve">close – </w:t>
+      </w:r>
+      <w:r>
+        <w:rPr>
+          <w:rFonts w:ascii="Times New Roman" w:hAnsi="Times New Roman" w:cs="Times New Roman"/>
+          <w:sz w:val="24"/>
+          <w:szCs w:val="24"/>
+        </w:rPr>
+        <w:t>Затваря промените правени по данните без да ги записва във файл</w:t>
+      </w:r>
+    </w:p>
+    <w:p>
+      <w:pPr>
+        <w:pStyle w:val="ListParagraph"/>
+        <w:numPr>
+          <w:ilvl w:val="0"/>
+          <w:numId w:val="6"/>
+        </w:numPr>
+        <w:spacing w:line="360" w:lineRule="auto"/>
+        <w:ind w:firstLine="0"/>
+        <w:jc w:val="both"/>
+        <w:rPr>
+          <w:rFonts w:ascii="Times New Roman" w:hAnsi="Times New Roman" w:cs="Times New Roman"/>
+          <w:sz w:val="24"/>
+          <w:szCs w:val="24"/>
+          <w:lang w:val="en-US"/>
+        </w:rPr>
+      </w:pPr>
+      <w:r>
+        <w:rPr>
+          <w:rFonts w:ascii="Times New Roman" w:hAnsi="Times New Roman" w:cs="Times New Roman"/>
+          <w:sz w:val="24"/>
+          <w:szCs w:val="24"/>
+          <w:lang w:val="en-US"/>
+        </w:rPr>
+        <w:t xml:space="preserve">save – </w:t>
+      </w:r>
+      <w:r>
+        <w:rPr>
+          <w:rFonts w:ascii="Times New Roman" w:hAnsi="Times New Roman" w:cs="Times New Roman"/>
+          <w:sz w:val="24"/>
+          <w:szCs w:val="24"/>
+        </w:rPr>
+        <w:t xml:space="preserve"> Запазва промените по данните в оригиналния файл</w:t>
+      </w:r>
+    </w:p>
+    <w:p>
+      <w:pPr>
+        <w:pStyle w:val="ListParagraph"/>
+        <w:numPr>
+          <w:ilvl w:val="0"/>
+          <w:numId w:val="6"/>
+        </w:numPr>
+        <w:spacing w:line="360" w:lineRule="auto"/>
+        <w:ind w:firstLine="0"/>
+        <w:jc w:val="both"/>
+        <w:rPr>
+          <w:rFonts w:ascii="Times New Roman" w:hAnsi="Times New Roman" w:cs="Times New Roman"/>
+          <w:sz w:val="24"/>
+          <w:szCs w:val="24"/>
+          <w:lang w:val="en-US"/>
+        </w:rPr>
+      </w:pPr>
+      <w:r>
+        <w:rPr>
+          <w:rFonts w:ascii="Times New Roman" w:hAnsi="Times New Roman" w:cs="Times New Roman"/>
+          <w:sz w:val="24"/>
+          <w:szCs w:val="24"/>
+          <w:lang w:val="en-US"/>
+        </w:rPr>
+        <w:t xml:space="preserve">save as – </w:t>
+      </w:r>
+      <w:r>
+        <w:rPr>
+          <w:rFonts w:ascii="Times New Roman" w:hAnsi="Times New Roman" w:cs="Times New Roman"/>
+          <w:sz w:val="24"/>
+          <w:szCs w:val="24"/>
+        </w:rPr>
+        <w:t>Запазва промените по данните в подаден файл</w:t>
+      </w:r>
+    </w:p>
+    <w:p>
+      <w:pPr>
+        <w:pStyle w:val="ListParagraph"/>
+        <w:numPr>
+          <w:ilvl w:val="0"/>
+          <w:numId w:val="6"/>
+        </w:numPr>
+        <w:spacing w:line="360" w:lineRule="auto"/>
+        <w:ind w:firstLine="0"/>
+        <w:jc w:val="both"/>
+        <w:rPr>
+          <w:rFonts w:ascii="Times New Roman" w:hAnsi="Times New Roman" w:cs="Times New Roman"/>
+          <w:sz w:val="24"/>
+          <w:szCs w:val="24"/>
+          <w:lang w:val="en-US"/>
+        </w:rPr>
+      </w:pPr>
+      <w:r>
+        <w:rPr>
+          <w:rFonts w:ascii="Times New Roman" w:hAnsi="Times New Roman" w:cs="Times New Roman"/>
+          <w:sz w:val="24"/>
+          <w:szCs w:val="24"/>
+          <w:lang w:val="en-US"/>
+        </w:rPr>
+        <w:t xml:space="preserve">help – </w:t>
+      </w:r>
+      <w:r>
+        <w:rPr>
+          <w:rFonts w:ascii="Times New Roman" w:hAnsi="Times New Roman" w:cs="Times New Roman"/>
+          <w:sz w:val="24"/>
+          <w:szCs w:val="24"/>
+        </w:rPr>
+        <w:t>Извежда списък с всички команди в системата</w:t>
+      </w:r>
+    </w:p>
+    <w:p>
+      <w:pPr>
+        <w:pStyle w:val="ListParagraph"/>
+        <w:numPr>
+          <w:ilvl w:val="0"/>
+          <w:numId w:val="6"/>
+        </w:numPr>
+        <w:spacing w:line="360" w:lineRule="auto"/>
+        <w:ind w:firstLine="0"/>
+        <w:jc w:val="both"/>
+        <w:rPr>
+          <w:rFonts w:ascii="Times New Roman" w:hAnsi="Times New Roman" w:cs="Times New Roman"/>
+          <w:sz w:val="24"/>
+          <w:szCs w:val="24"/>
+          <w:lang w:val="en-US"/>
+        </w:rPr>
+      </w:pPr>
+      <w:r>
+        <w:rPr>
+          <w:rFonts w:ascii="Times New Roman" w:hAnsi="Times New Roman" w:cs="Times New Roman"/>
+          <w:sz w:val="24"/>
+          <w:szCs w:val="24"/>
+          <w:lang w:val="en-US"/>
+        </w:rPr>
+        <w:t xml:space="preserve">exit – </w:t>
+      </w:r>
+      <w:r>
+        <w:rPr>
+          <w:rFonts w:ascii="Times New Roman" w:hAnsi="Times New Roman" w:cs="Times New Roman"/>
+          <w:sz w:val="24"/>
+          <w:szCs w:val="24"/>
+        </w:rPr>
+        <w:t>Затваря програмата</w:t>
+      </w:r>
+    </w:p>
+    <w:p>
+      <w:pPr>
+        <w:pStyle w:val="ListParagraph"/>
+        <w:numPr>
+          <w:ilvl w:val="0"/>
+          <w:numId w:val="6"/>
+        </w:numPr>
+        <w:spacing w:line="360" w:lineRule="auto"/>
+        <w:ind w:firstLine="0"/>
+        <w:jc w:val="both"/>
+        <w:rPr>
+          <w:rFonts w:ascii="Times New Roman" w:hAnsi="Times New Roman" w:cs="Times New Roman"/>
+          <w:sz w:val="24"/>
+          <w:szCs w:val="24"/>
+          <w:lang w:val="en-US"/>
+        </w:rPr>
+      </w:pPr>
+      <w:r>
+        <w:rPr>
+          <w:rFonts w:ascii="Times New Roman" w:hAnsi="Times New Roman" w:cs="Times New Roman"/>
+          <w:sz w:val="24"/>
+          <w:szCs w:val="24"/>
+          <w:lang w:val="en-US"/>
+        </w:rPr>
+        <w:t xml:space="preserve">login – </w:t>
+      </w:r>
+      <w:proofErr w:type="spellStart"/>
+      <w:r>
+        <w:rPr>
+          <w:rFonts w:ascii="Times New Roman" w:hAnsi="Times New Roman" w:cs="Times New Roman"/>
+          <w:sz w:val="24"/>
+          <w:szCs w:val="24"/>
+        </w:rPr>
+        <w:t>Автентикира</w:t>
+      </w:r>
+      <w:proofErr w:type="spellEnd"/>
+      <w:r>
+        <w:rPr>
+          <w:rFonts w:ascii="Times New Roman" w:hAnsi="Times New Roman" w:cs="Times New Roman"/>
+          <w:sz w:val="24"/>
+          <w:szCs w:val="24"/>
+        </w:rPr>
+        <w:t xml:space="preserve"> потребител</w:t>
+      </w:r>
+    </w:p>
+    <w:p>
+      <w:pPr>
+        <w:pStyle w:val="ListParagraph"/>
+        <w:numPr>
+          <w:ilvl w:val="0"/>
+          <w:numId w:val="6"/>
+        </w:numPr>
+        <w:spacing w:line="360" w:lineRule="auto"/>
+        <w:ind w:firstLine="0"/>
+        <w:jc w:val="both"/>
+        <w:rPr>
+          <w:rFonts w:ascii="Times New Roman" w:hAnsi="Times New Roman" w:cs="Times New Roman"/>
+          <w:sz w:val="24"/>
+          <w:szCs w:val="24"/>
+          <w:lang w:val="en-US"/>
+        </w:rPr>
+      </w:pPr>
+      <w:r>
+        <w:rPr>
+          <w:rFonts w:ascii="Times New Roman" w:hAnsi="Times New Roman" w:cs="Times New Roman"/>
+          <w:sz w:val="24"/>
+          <w:szCs w:val="24"/>
+          <w:lang w:val="en-US"/>
+        </w:rPr>
+        <w:t xml:space="preserve">logout – </w:t>
+      </w:r>
+      <w:r>
+        <w:rPr>
+          <w:rFonts w:ascii="Times New Roman" w:hAnsi="Times New Roman" w:cs="Times New Roman"/>
+          <w:sz w:val="24"/>
+          <w:szCs w:val="24"/>
+        </w:rPr>
+        <w:t>Излиза от профила на потребител</w:t>
+      </w:r>
+    </w:p>
+    <w:p>
+      <w:pPr>
+        <w:pStyle w:val="ListParagraph"/>
+        <w:numPr>
+          <w:ilvl w:val="0"/>
+          <w:numId w:val="6"/>
+        </w:numPr>
+        <w:spacing w:line="360" w:lineRule="auto"/>
+        <w:ind w:firstLine="0"/>
+        <w:jc w:val="both"/>
+        <w:rPr>
+          <w:rFonts w:ascii="Times New Roman" w:hAnsi="Times New Roman" w:cs="Times New Roman"/>
+          <w:sz w:val="24"/>
+          <w:szCs w:val="24"/>
+          <w:lang w:val="en-US"/>
+        </w:rPr>
+      </w:pPr>
+      <w:r>
+        <w:rPr>
+          <w:rFonts w:ascii="Times New Roman" w:hAnsi="Times New Roman" w:cs="Times New Roman"/>
+          <w:sz w:val="24"/>
+          <w:szCs w:val="24"/>
+          <w:lang w:val="en-US"/>
+        </w:rPr>
+        <w:t xml:space="preserve">books all – </w:t>
+      </w:r>
+      <w:r>
+        <w:rPr>
+          <w:rFonts w:ascii="Times New Roman" w:hAnsi="Times New Roman" w:cs="Times New Roman"/>
+          <w:sz w:val="24"/>
+          <w:szCs w:val="24"/>
+        </w:rPr>
+        <w:t>Изкарва всички книги</w:t>
+      </w:r>
+    </w:p>
+    <w:p>
+      <w:pPr>
+        <w:pStyle w:val="ListParagraph"/>
+        <w:numPr>
+          <w:ilvl w:val="0"/>
+          <w:numId w:val="6"/>
+        </w:numPr>
+        <w:spacing w:line="360" w:lineRule="auto"/>
+        <w:ind w:firstLine="0"/>
+        <w:jc w:val="both"/>
+        <w:rPr>
+          <w:rFonts w:ascii="Times New Roman" w:hAnsi="Times New Roman" w:cs="Times New Roman"/>
+          <w:sz w:val="24"/>
+          <w:szCs w:val="24"/>
+          <w:lang w:val="en-US"/>
+        </w:rPr>
+      </w:pPr>
+      <w:r>
+        <w:rPr>
+          <w:rFonts w:ascii="Times New Roman" w:hAnsi="Times New Roman" w:cs="Times New Roman"/>
+          <w:sz w:val="24"/>
+          <w:szCs w:val="24"/>
+          <w:lang w:val="en-US"/>
+        </w:rPr>
+        <w:t xml:space="preserve">books add – </w:t>
+      </w:r>
+      <w:r>
+        <w:rPr>
+          <w:rFonts w:ascii="Times New Roman" w:hAnsi="Times New Roman" w:cs="Times New Roman"/>
+          <w:sz w:val="24"/>
+          <w:szCs w:val="24"/>
+        </w:rPr>
+        <w:t>Добавя нова книга</w:t>
+      </w:r>
+    </w:p>
+    <w:p>
+      <w:pPr>
+        <w:pStyle w:val="ListParagraph"/>
+        <w:numPr>
+          <w:ilvl w:val="0"/>
+          <w:numId w:val="6"/>
+        </w:numPr>
+        <w:spacing w:line="360" w:lineRule="auto"/>
+        <w:ind w:firstLine="0"/>
+        <w:jc w:val="both"/>
+        <w:rPr>
+          <w:rFonts w:ascii="Times New Roman" w:hAnsi="Times New Roman" w:cs="Times New Roman"/>
+          <w:sz w:val="24"/>
+          <w:szCs w:val="24"/>
+          <w:lang w:val="en-US"/>
+        </w:rPr>
+      </w:pPr>
+      <w:r>
+        <w:rPr>
+          <w:rFonts w:ascii="Times New Roman" w:hAnsi="Times New Roman" w:cs="Times New Roman"/>
+          <w:sz w:val="24"/>
+          <w:szCs w:val="24"/>
+          <w:lang w:val="en-US"/>
+        </w:rPr>
+        <w:t xml:space="preserve">books find – </w:t>
+      </w:r>
+      <w:r>
+        <w:rPr>
+          <w:rFonts w:ascii="Times New Roman" w:hAnsi="Times New Roman" w:cs="Times New Roman"/>
+          <w:sz w:val="24"/>
+          <w:szCs w:val="24"/>
+        </w:rPr>
+        <w:t>Търси книга по дадено заглавие</w:t>
+      </w:r>
+    </w:p>
+    <w:p>
+      <w:pPr>
+        <w:pStyle w:val="ListParagraph"/>
+        <w:numPr>
+          <w:ilvl w:val="0"/>
+          <w:numId w:val="6"/>
+        </w:numPr>
+        <w:spacing w:line="360" w:lineRule="auto"/>
+        <w:ind w:firstLine="0"/>
+        <w:jc w:val="both"/>
+        <w:rPr>
+          <w:rFonts w:ascii="Times New Roman" w:hAnsi="Times New Roman" w:cs="Times New Roman"/>
+          <w:sz w:val="24"/>
+          <w:szCs w:val="24"/>
+          <w:lang w:val="en-US"/>
+        </w:rPr>
+      </w:pPr>
+      <w:r>
+        <w:rPr>
+          <w:rFonts w:ascii="Times New Roman" w:hAnsi="Times New Roman" w:cs="Times New Roman"/>
+          <w:sz w:val="24"/>
+          <w:szCs w:val="24"/>
+          <w:lang w:val="en-US"/>
+        </w:rPr>
+        <w:t xml:space="preserve">books sort – </w:t>
+      </w:r>
+      <w:r>
+        <w:rPr>
+          <w:rFonts w:ascii="Times New Roman" w:hAnsi="Times New Roman" w:cs="Times New Roman"/>
+          <w:sz w:val="24"/>
+          <w:szCs w:val="24"/>
+        </w:rPr>
+        <w:t>Сортира книгите по заглавие</w:t>
+      </w:r>
+    </w:p>
+    <w:p>
+      <w:pPr>
+        <w:pStyle w:val="ListParagraph"/>
+        <w:numPr>
+          <w:ilvl w:val="0"/>
+          <w:numId w:val="6"/>
+        </w:numPr>
+        <w:spacing w:line="360" w:lineRule="auto"/>
+        <w:ind w:firstLine="0"/>
+        <w:jc w:val="both"/>
+        <w:rPr>
+          <w:rFonts w:ascii="Times New Roman" w:hAnsi="Times New Roman" w:cs="Times New Roman"/>
+          <w:sz w:val="24"/>
+          <w:szCs w:val="24"/>
+          <w:lang w:val="en-US"/>
+        </w:rPr>
+      </w:pPr>
+      <w:r>
+        <w:rPr>
+          <w:rFonts w:ascii="Times New Roman" w:hAnsi="Times New Roman" w:cs="Times New Roman"/>
+          <w:sz w:val="24"/>
+          <w:szCs w:val="24"/>
+          <w:lang w:val="en-US"/>
+        </w:rPr>
+        <w:t xml:space="preserve">books remove – </w:t>
+      </w:r>
+      <w:r>
+        <w:rPr>
+          <w:rFonts w:ascii="Times New Roman" w:hAnsi="Times New Roman" w:cs="Times New Roman"/>
+          <w:sz w:val="24"/>
+          <w:szCs w:val="24"/>
+        </w:rPr>
+        <w:t>Изтрива дадена книга по подаден идентификационен номер</w:t>
+      </w:r>
+    </w:p>
+    <w:p>
+      <w:pPr>
+        <w:pStyle w:val="ListParagraph"/>
+        <w:numPr>
+          <w:ilvl w:val="0"/>
+          <w:numId w:val="6"/>
+        </w:numPr>
+        <w:spacing w:line="360" w:lineRule="auto"/>
+        <w:ind w:firstLine="0"/>
+        <w:jc w:val="both"/>
+        <w:rPr>
+          <w:rFonts w:ascii="Times New Roman" w:hAnsi="Times New Roman" w:cs="Times New Roman"/>
+          <w:sz w:val="24"/>
+          <w:szCs w:val="24"/>
+          <w:lang w:val="en-US"/>
+        </w:rPr>
+      </w:pPr>
+      <w:r>
+        <w:rPr>
+          <w:rFonts w:ascii="Times New Roman" w:hAnsi="Times New Roman" w:cs="Times New Roman"/>
+          <w:sz w:val="24"/>
+          <w:szCs w:val="24"/>
+          <w:lang w:val="en-US"/>
+        </w:rPr>
+        <w:t xml:space="preserve">users add – </w:t>
+      </w:r>
+      <w:r>
+        <w:rPr>
+          <w:rFonts w:ascii="Times New Roman" w:hAnsi="Times New Roman" w:cs="Times New Roman"/>
+          <w:sz w:val="24"/>
+          <w:szCs w:val="24"/>
+        </w:rPr>
+        <w:t>Добавя нов неадминистраторски акаунт в системата</w:t>
+      </w:r>
+    </w:p>
+    <w:p>
+      <w:pPr>
+        <w:pStyle w:val="ListParagraph"/>
+        <w:numPr>
+          <w:ilvl w:val="0"/>
+          <w:numId w:val="6"/>
+        </w:numPr>
+        <w:spacing w:line="360" w:lineRule="auto"/>
+        <w:ind w:firstLine="0"/>
+        <w:jc w:val="both"/>
+        <w:rPr>
+          <w:rFonts w:ascii="Times New Roman" w:hAnsi="Times New Roman" w:cs="Times New Roman"/>
+          <w:sz w:val="24"/>
+          <w:szCs w:val="24"/>
+          <w:lang w:val="en-US"/>
+        </w:rPr>
+      </w:pPr>
+      <w:r>
+        <w:rPr>
+          <w:rFonts w:ascii="Times New Roman" w:hAnsi="Times New Roman" w:cs="Times New Roman"/>
+          <w:sz w:val="24"/>
+          <w:szCs w:val="24"/>
+          <w:lang w:val="en-US"/>
+        </w:rPr>
+        <w:t>users remove –</w:t>
+      </w:r>
+      <w:r>
+        <w:rPr>
+          <w:rFonts w:ascii="Times New Roman" w:hAnsi="Times New Roman" w:cs="Times New Roman"/>
+          <w:sz w:val="24"/>
+          <w:szCs w:val="24"/>
+        </w:rPr>
+        <w:t xml:space="preserve"> Изтрива акаунт от системата</w:t>
+      </w:r>
+    </w:p>
+    <w:p>
+      <w:pPr>
+        <w:ind w:firstLine="708"/>
+        <w:jc w:val="both"/>
+        <w:rPr>
+          <w:rFonts w:ascii="Times New Roman" w:hAnsi="Times New Roman" w:cs="Times New Roman"/>
+          <w:sz w:val="24"/>
+          <w:szCs w:val="24"/>
+        </w:rPr>
+      </w:pPr>
+      <w:r>
+        <w:rPr>
+          <w:rFonts w:ascii="Times New Roman" w:hAnsi="Times New Roman" w:cs="Times New Roman"/>
+          <w:sz w:val="24"/>
+          <w:szCs w:val="24"/>
+        </w:rPr>
+        <w:t>Изисква се системат</w:t>
+      </w:r>
+      <w:r>
+        <w:rPr>
+          <w:rFonts w:ascii="Times New Roman" w:hAnsi="Times New Roman" w:cs="Times New Roman"/>
+          <w:sz w:val="24"/>
+          <w:szCs w:val="24"/>
+        </w:rPr>
+        <w:t xml:space="preserve">а да работи с </w:t>
+      </w:r>
+      <w:r>
+        <w:rPr>
+          <w:rFonts w:ascii="Times New Roman" w:hAnsi="Times New Roman" w:cs="Times New Roman"/>
+          <w:sz w:val="24"/>
+          <w:szCs w:val="24"/>
+          <w:lang w:val="en-US"/>
+        </w:rPr>
+        <w:t xml:space="preserve">.xml </w:t>
+      </w:r>
+      <w:r>
+        <w:rPr>
+          <w:rFonts w:ascii="Times New Roman" w:hAnsi="Times New Roman" w:cs="Times New Roman"/>
+          <w:sz w:val="24"/>
+          <w:szCs w:val="24"/>
+        </w:rPr>
+        <w:t>файлове.</w:t>
+      </w:r>
+    </w:p>
+    <w:p>
+      <w:pPr>
+        <w:rPr>
+          <w:rFonts w:ascii="Times New Roman" w:hAnsi="Times New Roman" w:cs="Times New Roman"/>
+          <w:sz w:val="24"/>
+          <w:szCs w:val="24"/>
+        </w:rPr>
+      </w:pPr>
+      <w:r>
+        <w:rPr>
+          <w:rFonts w:ascii="Times New Roman" w:hAnsi="Times New Roman" w:cs="Times New Roman"/>
+          <w:sz w:val="24"/>
+          <w:szCs w:val="24"/>
+        </w:rPr>
+        <w:br w:type="page"/>
+      </w:r>
+    </w:p>
+    <w:p>
+      <w:pPr>
+        <w:ind w:firstLine="708"/>
+        <w:rPr>
+          <w:rFonts w:ascii="Times New Roman" w:hAnsi="Times New Roman" w:cs="Times New Roman"/>
+          <w:sz w:val="24"/>
+          <w:szCs w:val="24"/>
+        </w:rPr>
+      </w:pPr>
+    </w:p>
+    <w:p>
+      <w:pPr>
+        <w:pStyle w:val="Heading1"/>
+        <w:jc w:val="both"/>
+      </w:pPr>
+      <w:bookmarkStart w:id="5" w:name="_Toc230036803"/>
+      <w:r>
+        <w:t>Архитектура на приложението</w:t>
+      </w:r>
+      <w:bookmarkEnd w:id="5"/>
+    </w:p>
+    <w:p>
+      <w:pPr>
+        <w:spacing w:line="360" w:lineRule="auto"/>
+        <w:ind w:firstLine="709"/>
+        <w:jc w:val="both"/>
+        <w:rPr>
+          <w:lang w:val="en-US"/>
+        </w:rPr>
+      </w:pPr>
+      <w:r>
+        <w:rPr>
+          <w:rFonts w:ascii="Times New Roman" w:hAnsi="Times New Roman" w:cs="Times New Roman"/>
+          <w:sz w:val="24"/>
+          <w:szCs w:val="24"/>
+        </w:rPr>
+        <w:t xml:space="preserve">Разписаният сорс код в приложението следва няколко основни архитектурни решения, за да позволи лесна поддръжка и </w:t>
+      </w:r>
+      <w:proofErr w:type="spellStart"/>
+      <w:r>
+        <w:rPr>
+          <w:rFonts w:ascii="Times New Roman" w:hAnsi="Times New Roman" w:cs="Times New Roman"/>
+          <w:sz w:val="24"/>
+          <w:szCs w:val="24"/>
+        </w:rPr>
+        <w:t>скалируемост</w:t>
+      </w:r>
+      <w:proofErr w:type="spellEnd"/>
+      <w:r>
+        <w:rPr>
+          <w:rFonts w:ascii="Times New Roman" w:hAnsi="Times New Roman" w:cs="Times New Roman"/>
+          <w:sz w:val="24"/>
+          <w:szCs w:val="24"/>
+        </w:rPr>
+        <w:t xml:space="preserve"> на продукта. Най-основните архитектурни решения</w:t>
+      </w:r>
+      <w:r>
+        <w:rPr>
+          <w:rFonts w:ascii="Times New Roman" w:hAnsi="Times New Roman" w:cs="Times New Roman"/>
+          <w:sz w:val="24"/>
+          <w:szCs w:val="24"/>
+        </w:rPr>
+        <w:t xml:space="preserve"> използван за качественото изготвяне на този и проект </w:t>
+      </w:r>
+      <w:r>
+        <w:rPr>
+          <w:rFonts w:ascii="Times New Roman" w:hAnsi="Times New Roman" w:cs="Times New Roman"/>
+          <w:sz w:val="24"/>
+          <w:szCs w:val="24"/>
+        </w:rPr>
+        <w:t>са</w:t>
+      </w:r>
+      <w:r>
+        <w:rPr>
+          <w:rFonts w:ascii="Times New Roman" w:hAnsi="Times New Roman" w:cs="Times New Roman"/>
+          <w:sz w:val="24"/>
+          <w:szCs w:val="24"/>
+        </w:rPr>
+        <w:t xml:space="preserve"> </w:t>
+      </w:r>
+      <w:r>
+        <w:rPr>
+          <w:rFonts w:ascii="Times New Roman" w:hAnsi="Times New Roman" w:cs="Times New Roman"/>
+          <w:sz w:val="24"/>
+          <w:szCs w:val="24"/>
+        </w:rPr>
+        <w:t>следните</w:t>
+      </w:r>
+      <w:r>
+        <w:rPr>
+          <w:rFonts w:ascii="Times New Roman" w:hAnsi="Times New Roman" w:cs="Times New Roman"/>
+          <w:sz w:val="24"/>
+          <w:szCs w:val="24"/>
+        </w:rPr>
+        <w:t>:</w:t>
+      </w:r>
+      <w:r>
+        <w:br/>
+      </w:r>
+      <w:r>
+        <w:rPr>
+          <w:rStyle w:val="Heading2Char"/>
+        </w:rPr>
+        <w:t>Контейнер на зависимостите</w:t>
+      </w:r>
+      <w:r>
+        <w:rPr>
+          <w:rStyle w:val="Heading2Char"/>
+          <w:lang w:val="en-US"/>
+        </w:rPr>
+        <w:t xml:space="preserve"> (Dependency injection container)</w:t>
+      </w:r>
+    </w:p>
+    <w:p>
+      <w:pPr>
+        <w:spacing w:line="360" w:lineRule="auto"/>
+        <w:ind w:firstLine="709"/>
+        <w:jc w:val="both"/>
+        <w:rPr>
+          <w:rFonts w:ascii="Times New Roman" w:hAnsi="Times New Roman" w:cs="Times New Roman"/>
+          <w:sz w:val="24"/>
+          <w:szCs w:val="24"/>
+        </w:rPr>
+      </w:pPr>
+      <w:r>
+        <w:rPr>
+          <w:rFonts w:ascii="Times New Roman" w:hAnsi="Times New Roman" w:cs="Times New Roman"/>
+          <w:sz w:val="24"/>
+          <w:szCs w:val="24"/>
+        </w:rPr>
+        <w:t xml:space="preserve">В рамките на проекта е използван </w:t>
+      </w:r>
+      <w:proofErr w:type="spellStart"/>
+      <w:r>
+        <w:rPr>
+          <w:rFonts w:ascii="Times New Roman" w:hAnsi="Times New Roman" w:cs="Times New Roman"/>
+          <w:sz w:val="24"/>
+          <w:szCs w:val="24"/>
+        </w:rPr>
+        <w:t>Dependency</w:t>
+      </w:r>
+      <w:proofErr w:type="spellEnd"/>
+      <w:r>
+        <w:rPr>
+          <w:rFonts w:ascii="Times New Roman" w:hAnsi="Times New Roman" w:cs="Times New Roman"/>
+          <w:sz w:val="24"/>
+          <w:szCs w:val="24"/>
+        </w:rPr>
+        <w:t xml:space="preserve"> </w:t>
+      </w:r>
+      <w:proofErr w:type="spellStart"/>
+      <w:r>
+        <w:rPr>
+          <w:rFonts w:ascii="Times New Roman" w:hAnsi="Times New Roman" w:cs="Times New Roman"/>
+          <w:sz w:val="24"/>
+          <w:szCs w:val="24"/>
+        </w:rPr>
+        <w:t>Injection</w:t>
+      </w:r>
+      <w:proofErr w:type="spellEnd"/>
+      <w:r>
+        <w:rPr>
+          <w:rFonts w:ascii="Times New Roman" w:hAnsi="Times New Roman" w:cs="Times New Roman"/>
+          <w:sz w:val="24"/>
+          <w:szCs w:val="24"/>
+        </w:rPr>
+        <w:t xml:space="preserve"> (DI) </w:t>
+      </w:r>
+      <w:proofErr w:type="spellStart"/>
+      <w:r>
+        <w:rPr>
+          <w:rFonts w:ascii="Times New Roman" w:hAnsi="Times New Roman" w:cs="Times New Roman"/>
+          <w:sz w:val="24"/>
+          <w:szCs w:val="24"/>
+        </w:rPr>
+        <w:t>container</w:t>
+      </w:r>
+      <w:proofErr w:type="spellEnd"/>
+      <w:r>
+        <w:rPr>
+          <w:rFonts w:ascii="Times New Roman" w:hAnsi="Times New Roman" w:cs="Times New Roman"/>
+          <w:sz w:val="24"/>
+          <w:szCs w:val="24"/>
+        </w:rPr>
+        <w:t xml:space="preserve"> — механизъм за управление на зависимостите между обектите в приложението. Това е един от основните принципи на съвременното обектно-ориентирано проектиране, който допринася значително за чистотата, разширяемостта и </w:t>
+      </w:r>
+      <w:proofErr w:type="spellStart"/>
+      <w:r>
+        <w:rPr>
+          <w:rFonts w:ascii="Times New Roman" w:hAnsi="Times New Roman" w:cs="Times New Roman"/>
+          <w:sz w:val="24"/>
+          <w:szCs w:val="24"/>
+        </w:rPr>
+        <w:t>тестваемостта</w:t>
+      </w:r>
+      <w:proofErr w:type="spellEnd"/>
+      <w:r>
+        <w:rPr>
+          <w:rFonts w:ascii="Times New Roman" w:hAnsi="Times New Roman" w:cs="Times New Roman"/>
+          <w:sz w:val="24"/>
+          <w:szCs w:val="24"/>
+        </w:rPr>
+        <w:t xml:space="preserve"> на кода.</w:t>
+      </w:r>
+    </w:p>
+    <w:p>
+      <w:pPr>
+        <w:spacing w:line="360" w:lineRule="auto"/>
+        <w:ind w:firstLine="709"/>
+        <w:jc w:val="both"/>
+        <w:rPr>
+          <w:rFonts w:ascii="Times New Roman" w:hAnsi="Times New Roman" w:cs="Times New Roman"/>
+          <w:sz w:val="24"/>
+          <w:szCs w:val="24"/>
+        </w:rPr>
+      </w:pPr>
+      <w:r>
+        <w:rPr>
+          <w:rFonts w:ascii="Times New Roman" w:hAnsi="Times New Roman" w:cs="Times New Roman"/>
+          <w:sz w:val="24"/>
+          <w:szCs w:val="24"/>
+        </w:rPr>
+        <w:t>При изграждането на по-сложно приложение различните класове неизбежно зависят един от друг. Без DI всеки клас сам създава инстанциите на обектите, от които се нуждае — което води до силна свързаност между компонентите. Това прави кода труден за поддръжка, тъй като промяна в един клас може да изисква промени на много други места. Освен това тестването на отделни компоненти се затруднява, защото те носят в себе си конкретни имплементации на зависимостите си.</w:t>
+      </w:r>
+    </w:p>
+    <w:p>
+      <w:pPr>
+        <w:spacing w:line="360" w:lineRule="auto"/>
+        <w:ind w:firstLine="709"/>
+        <w:jc w:val="both"/>
+        <w:rPr>
+          <w:rFonts w:ascii="Times New Roman" w:hAnsi="Times New Roman" w:cs="Times New Roman"/>
+          <w:sz w:val="24"/>
+          <w:szCs w:val="24"/>
+        </w:rPr>
+      </w:pPr>
+      <w:r>
+        <w:rPr>
+          <w:rFonts w:ascii="Times New Roman" w:hAnsi="Times New Roman" w:cs="Times New Roman"/>
+          <w:sz w:val="24"/>
+          <w:szCs w:val="24"/>
+        </w:rPr>
+        <w:t xml:space="preserve">DI контейнерът решава този проблем, като поема отговорността за създаването и управлението на обектите. Вместо даден клас сам да </w:t>
+      </w:r>
+      <w:proofErr w:type="spellStart"/>
+      <w:r>
+        <w:rPr>
+          <w:rFonts w:ascii="Times New Roman" w:hAnsi="Times New Roman" w:cs="Times New Roman"/>
+          <w:sz w:val="24"/>
+          <w:szCs w:val="24"/>
+        </w:rPr>
+        <w:t>инстанциира</w:t>
+      </w:r>
+      <w:proofErr w:type="spellEnd"/>
+      <w:r>
+        <w:rPr>
+          <w:rFonts w:ascii="Times New Roman" w:hAnsi="Times New Roman" w:cs="Times New Roman"/>
+          <w:sz w:val="24"/>
+          <w:szCs w:val="24"/>
+        </w:rPr>
+        <w:t xml:space="preserve"> зависимостите си, той просто ги декларира — и контейнерът се грижи да ги достави при нужда. Така класовете остават независими от конкретните имплементации и разчитат единствено на абстракции.</w:t>
+      </w:r>
+    </w:p>
+    <w:p>
+      <w:pPr>
+        <w:spacing w:line="360" w:lineRule="auto"/>
+        <w:ind w:firstLine="709"/>
+        <w:jc w:val="both"/>
+        <w:rPr>
+          <w:rFonts w:ascii="Times New Roman" w:hAnsi="Times New Roman" w:cs="Times New Roman"/>
+          <w:sz w:val="24"/>
+          <w:szCs w:val="24"/>
+        </w:rPr>
+      </w:pPr>
+      <w:r>
+        <w:rPr>
+          <w:rFonts w:ascii="Times New Roman" w:hAnsi="Times New Roman" w:cs="Times New Roman"/>
+          <w:sz w:val="24"/>
+          <w:szCs w:val="24"/>
+        </w:rPr>
+        <w:t xml:space="preserve">DI контейнерът функционира като централен регистър на всички обекти и зависимости в системата. При стартиране на приложението контейнерът се конфигурира — регистрират се всички класове и се описват връзките между тях. Когато даден компонент бъде поискан, контейнерът автоматично </w:t>
+      </w:r>
+      <w:r>
+        <w:rPr>
+          <w:rFonts w:ascii="Times New Roman" w:hAnsi="Times New Roman" w:cs="Times New Roman"/>
+          <w:sz w:val="24"/>
+          <w:szCs w:val="24"/>
+        </w:rPr>
+        <w:t>връща инстанция на поисканата абстракция</w:t>
+      </w:r>
+      <w:r>
+        <w:rPr>
+          <w:rFonts w:ascii="Times New Roman" w:hAnsi="Times New Roman" w:cs="Times New Roman"/>
+          <w:sz w:val="24"/>
+          <w:szCs w:val="24"/>
+        </w:rPr>
+        <w:t>.</w:t>
+      </w:r>
+    </w:p>
+    <w:p>
+      <w:pPr>
+        <w:spacing w:line="360" w:lineRule="auto"/>
+        <w:ind w:firstLine="709"/>
+        <w:jc w:val="both"/>
+        <w:rPr>
+          <w:rFonts w:ascii="Times New Roman" w:hAnsi="Times New Roman" w:cs="Times New Roman"/>
+          <w:sz w:val="24"/>
+          <w:szCs w:val="24"/>
+        </w:rPr>
+      </w:pPr>
+      <w:r>
+        <w:rPr>
+          <w:rFonts w:ascii="Times New Roman" w:hAnsi="Times New Roman" w:cs="Times New Roman"/>
+          <w:sz w:val="24"/>
+          <w:szCs w:val="24"/>
+        </w:rPr>
+        <w:t xml:space="preserve">Използването на DI контейнер в това приложение позволява </w:t>
+      </w:r>
+      <w:r>
+        <w:rPr>
+          <w:rFonts w:ascii="Times New Roman" w:hAnsi="Times New Roman" w:cs="Times New Roman"/>
+          <w:sz w:val="24"/>
+          <w:szCs w:val="24"/>
+        </w:rPr>
+        <w:t xml:space="preserve">лесна подмяна на слоя за работа с данните. В контейнерът се регистрират </w:t>
+      </w:r>
+      <w:r>
+        <w:rPr>
+          <w:rFonts w:ascii="Times New Roman" w:hAnsi="Times New Roman" w:cs="Times New Roman"/>
+          <w:i/>
+          <w:iCs/>
+          <w:sz w:val="24"/>
+          <w:szCs w:val="24"/>
+        </w:rPr>
+        <w:t>репозиторита</w:t>
+      </w:r>
+      <w:r>
+        <w:rPr>
+          <w:rFonts w:ascii="Times New Roman" w:hAnsi="Times New Roman" w:cs="Times New Roman"/>
+          <w:sz w:val="24"/>
+          <w:szCs w:val="24"/>
+          <w:lang w:val="en-US"/>
+        </w:rPr>
+        <w:t xml:space="preserve">, </w:t>
+      </w:r>
+      <w:r>
+        <w:rPr>
+          <w:rFonts w:ascii="Times New Roman" w:hAnsi="Times New Roman" w:cs="Times New Roman"/>
+          <w:sz w:val="24"/>
+          <w:szCs w:val="24"/>
+        </w:rPr>
+        <w:t xml:space="preserve">които се </w:t>
+      </w:r>
+      <w:r>
+        <w:rPr>
+          <w:rFonts w:ascii="Times New Roman" w:hAnsi="Times New Roman" w:cs="Times New Roman"/>
+          <w:sz w:val="24"/>
+          <w:szCs w:val="24"/>
+        </w:rPr>
+        <w:lastRenderedPageBreak/>
+        <w:t xml:space="preserve">използват за манипулация на данните от файловете. Благодарение на този подход можем много лесно и бързо да заменим изходния формат на файла или да адаптираме приложението към работа с база данни. Нужно е единствено да разпишем нов наследник на </w:t>
+      </w:r>
+      <w:proofErr w:type="spellStart"/>
+      <w:r>
+        <w:rPr>
+          <w:rFonts w:ascii="Times New Roman" w:hAnsi="Times New Roman" w:cs="Times New Roman"/>
+          <w:sz w:val="24"/>
+          <w:szCs w:val="24"/>
+          <w:lang w:val="en-US"/>
+        </w:rPr>
+        <w:t>IBookRepository</w:t>
+      </w:r>
+      <w:proofErr w:type="spellEnd"/>
+      <w:r>
+        <w:rPr>
+          <w:rFonts w:ascii="Times New Roman" w:hAnsi="Times New Roman" w:cs="Times New Roman"/>
+          <w:sz w:val="24"/>
+          <w:szCs w:val="24"/>
+          <w:lang w:val="en-US"/>
+        </w:rPr>
+        <w:t xml:space="preserve"> </w:t>
+      </w:r>
+      <w:r>
+        <w:rPr>
+          <w:rFonts w:ascii="Times New Roman" w:hAnsi="Times New Roman" w:cs="Times New Roman"/>
+          <w:sz w:val="24"/>
+          <w:szCs w:val="24"/>
+        </w:rPr>
+        <w:t xml:space="preserve">и </w:t>
+      </w:r>
+      <w:proofErr w:type="spellStart"/>
+      <w:r>
+        <w:rPr>
+          <w:rFonts w:ascii="Times New Roman" w:hAnsi="Times New Roman" w:cs="Times New Roman"/>
+          <w:sz w:val="24"/>
+          <w:szCs w:val="24"/>
+          <w:lang w:val="en-US"/>
+        </w:rPr>
+        <w:t>IUserRepository</w:t>
+      </w:r>
+      <w:proofErr w:type="spellEnd"/>
+      <w:r>
+        <w:rPr>
+          <w:rFonts w:ascii="Times New Roman" w:hAnsi="Times New Roman" w:cs="Times New Roman"/>
+          <w:sz w:val="24"/>
+          <w:szCs w:val="24"/>
+        </w:rPr>
+        <w:t xml:space="preserve"> и в </w:t>
+      </w:r>
+      <w:r>
+        <w:rPr>
+          <w:rFonts w:ascii="Times New Roman" w:hAnsi="Times New Roman" w:cs="Times New Roman"/>
+          <w:sz w:val="24"/>
+          <w:szCs w:val="24"/>
+          <w:lang w:val="en-US"/>
+        </w:rPr>
+        <w:t>Setup</w:t>
+      </w:r>
+      <w:r>
+        <w:rPr>
+          <w:rFonts w:ascii="Times New Roman" w:hAnsi="Times New Roman" w:cs="Times New Roman"/>
+          <w:sz w:val="24"/>
+          <w:szCs w:val="24"/>
+        </w:rPr>
+        <w:t xml:space="preserve">() метода да регистрираме тях вместо сегашните имплементации за работа с </w:t>
+      </w:r>
+      <w:r>
+        <w:rPr>
+          <w:rFonts w:ascii="Times New Roman" w:hAnsi="Times New Roman" w:cs="Times New Roman"/>
+          <w:sz w:val="24"/>
+          <w:szCs w:val="24"/>
+          <w:lang w:val="en-US"/>
+        </w:rPr>
+        <w:t xml:space="preserve">xml </w:t>
+      </w:r>
+      <w:r>
+        <w:rPr>
+          <w:rFonts w:ascii="Times New Roman" w:hAnsi="Times New Roman" w:cs="Times New Roman"/>
+          <w:sz w:val="24"/>
+          <w:szCs w:val="24"/>
+        </w:rPr>
+        <w:t xml:space="preserve">файл. </w:t>
+      </w:r>
+    </w:p>
+    <w:p>
+      <w:pPr>
+        <w:spacing w:line="360" w:lineRule="auto"/>
+        <w:ind w:firstLine="709"/>
+        <w:jc w:val="both"/>
+        <w:rPr>
+          <w:rFonts w:ascii="Times New Roman" w:hAnsi="Times New Roman" w:cs="Times New Roman"/>
+          <w:sz w:val="24"/>
+          <w:szCs w:val="24"/>
+        </w:rPr>
+      </w:pPr>
+      <w:r>
+        <w:rPr>
+          <w:rFonts w:ascii="Times New Roman" w:hAnsi="Times New Roman" w:cs="Times New Roman"/>
+          <w:sz w:val="24"/>
+          <w:szCs w:val="24"/>
+        </w:rPr>
+        <w:t>Други неща, за което е полезен контейнерът е да пази потребителската сесия, името на текущо заредения файл и други общи зависимости в приложението.</w:t>
+      </w:r>
+    </w:p>
+    <w:p>
+      <w:pPr>
+        <w:pStyle w:val="Heading2"/>
+      </w:pPr>
+      <w:bookmarkStart w:id="6" w:name="_Toc230036804"/>
+      <w:r>
+        <w:rPr>
+          <w:lang w:val="en-US"/>
+        </w:rPr>
+        <w:t>Repository pattern</w:t>
+      </w:r>
+      <w:bookmarkEnd w:id="6"/>
+    </w:p>
+    <w:p>
+      <w:pPr>
+        <w:spacing w:line="360" w:lineRule="auto"/>
+        <w:ind w:firstLine="709"/>
+        <w:jc w:val="both"/>
+        <w:rPr>
+          <w:rFonts w:ascii="Times New Roman" w:hAnsi="Times New Roman" w:cs="Times New Roman"/>
+          <w:sz w:val="24"/>
+          <w:szCs w:val="24"/>
+        </w:rPr>
+      </w:pPr>
+      <w:r>
+        <w:rPr>
+          <w:rFonts w:ascii="Times New Roman" w:hAnsi="Times New Roman" w:cs="Times New Roman"/>
+          <w:sz w:val="24"/>
+          <w:szCs w:val="24"/>
+        </w:rPr>
+        <w:t xml:space="preserve">Този архитектурен подход, както по-горе е споменато подпомага лесното подменяне на модула за работа с данните на приложението. Тази архитектура върви ръка за ръка с </w:t>
+      </w:r>
+      <w:r>
+        <w:rPr>
+          <w:rFonts w:ascii="Times New Roman" w:hAnsi="Times New Roman" w:cs="Times New Roman"/>
+          <w:sz w:val="24"/>
+          <w:szCs w:val="24"/>
+          <w:lang w:val="en-US"/>
+        </w:rPr>
+        <w:t xml:space="preserve">DI </w:t>
+      </w:r>
+      <w:r>
+        <w:rPr>
+          <w:rFonts w:ascii="Times New Roman" w:hAnsi="Times New Roman" w:cs="Times New Roman"/>
+          <w:sz w:val="24"/>
+          <w:szCs w:val="24"/>
+        </w:rPr>
+        <w:t xml:space="preserve">контейнерът (той позволява тази архитектура да е полезна). Създава се интерфейс </w:t>
+      </w:r>
+      <w:proofErr w:type="spellStart"/>
+      <w:r>
+        <w:rPr>
+          <w:rFonts w:ascii="Times New Roman" w:hAnsi="Times New Roman" w:cs="Times New Roman"/>
+          <w:sz w:val="24"/>
+          <w:szCs w:val="24"/>
+          <w:lang w:val="en-US"/>
+        </w:rPr>
+        <w:t>IRepository</w:t>
+      </w:r>
+      <w:proofErr w:type="spellEnd"/>
+      <w:r>
+        <w:rPr>
+          <w:rFonts w:ascii="Times New Roman" w:hAnsi="Times New Roman" w:cs="Times New Roman"/>
+          <w:sz w:val="24"/>
+          <w:szCs w:val="24"/>
+        </w:rPr>
+        <w:t xml:space="preserve">, който бива наследен от всички останали класове и интерфейси. В стартирането на приложението тези репозиторита се регистрират в </w:t>
+      </w:r>
+      <w:r>
+        <w:rPr>
+          <w:rFonts w:ascii="Times New Roman" w:hAnsi="Times New Roman" w:cs="Times New Roman"/>
+          <w:sz w:val="24"/>
+          <w:szCs w:val="24"/>
+          <w:lang w:val="en-US"/>
+        </w:rPr>
+        <w:t xml:space="preserve">DI </w:t>
+      </w:r>
+      <w:r>
+        <w:rPr>
+          <w:rFonts w:ascii="Times New Roman" w:hAnsi="Times New Roman" w:cs="Times New Roman"/>
+          <w:sz w:val="24"/>
+          <w:szCs w:val="24"/>
+        </w:rPr>
+        <w:t xml:space="preserve">контейнера и после при обръщане към </w:t>
+      </w:r>
+      <w:proofErr w:type="spellStart"/>
+      <w:r>
+        <w:rPr>
+          <w:rFonts w:ascii="Times New Roman" w:hAnsi="Times New Roman" w:cs="Times New Roman"/>
+          <w:sz w:val="24"/>
+          <w:szCs w:val="24"/>
+        </w:rPr>
+        <w:t>данновия</w:t>
+      </w:r>
+      <w:proofErr w:type="spellEnd"/>
+      <w:r>
+        <w:rPr>
+          <w:rFonts w:ascii="Times New Roman" w:hAnsi="Times New Roman" w:cs="Times New Roman"/>
+          <w:sz w:val="24"/>
+          <w:szCs w:val="24"/>
+        </w:rPr>
+        <w:t xml:space="preserve"> слой на приложението го правим чрез абстракциите.</w:t>
+      </w:r>
+    </w:p>
+    <w:p>
+      <w:pPr>
+        <w:spacing w:line="360" w:lineRule="auto"/>
+        <w:ind w:firstLine="709"/>
+        <w:jc w:val="both"/>
+        <w:rPr>
+          <w:rFonts w:ascii="Times New Roman" w:hAnsi="Times New Roman" w:cs="Times New Roman"/>
+          <w:sz w:val="24"/>
+          <w:szCs w:val="24"/>
+        </w:rPr>
+      </w:pPr>
+      <w:r>
+        <w:rPr>
+          <w:rFonts w:ascii="Times New Roman" w:hAnsi="Times New Roman" w:cs="Times New Roman"/>
+          <w:sz w:val="24"/>
+          <w:szCs w:val="24"/>
+        </w:rPr>
+        <w:t xml:space="preserve">В случаят при нас съществуват и </w:t>
+      </w:r>
+      <w:proofErr w:type="spellStart"/>
+      <w:r>
+        <w:rPr>
+          <w:rFonts w:ascii="Times New Roman" w:hAnsi="Times New Roman" w:cs="Times New Roman"/>
+          <w:sz w:val="24"/>
+          <w:szCs w:val="24"/>
+          <w:lang w:val="en-US"/>
+        </w:rPr>
+        <w:t>IBookRepository</w:t>
+      </w:r>
+      <w:proofErr w:type="spellEnd"/>
+      <w:r>
+        <w:rPr>
+          <w:rFonts w:ascii="Times New Roman" w:hAnsi="Times New Roman" w:cs="Times New Roman"/>
+          <w:sz w:val="24"/>
+          <w:szCs w:val="24"/>
+        </w:rPr>
+        <w:t xml:space="preserve">, чиято работа е да е базов интерфейс за всички репозиторита работещи с книги, понеже </w:t>
+      </w:r>
+      <w:r>
+        <w:rPr>
+          <w:rFonts w:ascii="Times New Roman" w:hAnsi="Times New Roman" w:cs="Times New Roman"/>
+          <w:sz w:val="24"/>
+          <w:szCs w:val="24"/>
+          <w:lang w:val="en-US"/>
+        </w:rPr>
+        <w:t xml:space="preserve">runtime Java </w:t>
+      </w:r>
+      <w:r>
+        <w:rPr>
+          <w:rFonts w:ascii="Times New Roman" w:hAnsi="Times New Roman" w:cs="Times New Roman"/>
+          <w:sz w:val="24"/>
+          <w:szCs w:val="24"/>
+        </w:rPr>
+        <w:t xml:space="preserve">не разграничава </w:t>
+      </w:r>
+      <w:r>
+        <w:rPr>
+          <w:rFonts w:ascii="Times New Roman" w:hAnsi="Times New Roman" w:cs="Times New Roman"/>
+          <w:sz w:val="24"/>
+          <w:szCs w:val="24"/>
+          <w:lang w:val="en-US"/>
+        </w:rPr>
+        <w:t>generic</w:t>
+      </w:r>
+      <w:r>
+        <w:rPr>
+          <w:rFonts w:ascii="Times New Roman" w:hAnsi="Times New Roman" w:cs="Times New Roman"/>
+          <w:sz w:val="24"/>
+          <w:szCs w:val="24"/>
+        </w:rPr>
+        <w:t xml:space="preserve"> типовете за различни (</w:t>
+      </w:r>
+      <w:proofErr w:type="spellStart"/>
+      <w:r>
+        <w:rPr>
+          <w:rFonts w:ascii="Times New Roman" w:hAnsi="Times New Roman" w:cs="Times New Roman"/>
+          <w:sz w:val="24"/>
+          <w:szCs w:val="24"/>
+          <w:lang w:val="en-US"/>
+        </w:rPr>
+        <w:t>IRepository</w:t>
+      </w:r>
+      <w:proofErr w:type="spellEnd"/>
+      <w:r>
+        <w:rPr>
+          <w:rFonts w:ascii="Times New Roman" w:hAnsi="Times New Roman" w:cs="Times New Roman"/>
+          <w:sz w:val="24"/>
+          <w:szCs w:val="24"/>
+          <w:lang w:val="en-US"/>
+        </w:rPr>
+        <w:t>&lt;Book&gt;</w:t>
+      </w:r>
+      <w:r>
+        <w:rPr>
+          <w:rFonts w:ascii="Times New Roman" w:hAnsi="Times New Roman" w:cs="Times New Roman"/>
+          <w:sz w:val="24"/>
+          <w:szCs w:val="24"/>
+        </w:rPr>
+        <w:t xml:space="preserve"> би било равностойно на </w:t>
+      </w:r>
+      <w:proofErr w:type="spellStart"/>
+      <w:r>
+        <w:rPr>
+          <w:rFonts w:ascii="Times New Roman" w:hAnsi="Times New Roman" w:cs="Times New Roman"/>
+          <w:sz w:val="24"/>
+          <w:szCs w:val="24"/>
+          <w:lang w:val="en-US"/>
+        </w:rPr>
+        <w:t>IRepository</w:t>
+      </w:r>
+      <w:proofErr w:type="spellEnd"/>
+      <w:r>
+        <w:rPr>
+          <w:rFonts w:ascii="Times New Roman" w:hAnsi="Times New Roman" w:cs="Times New Roman"/>
+          <w:sz w:val="24"/>
+          <w:szCs w:val="24"/>
+          <w:lang w:val="en-US"/>
+        </w:rPr>
+        <w:t>&lt;User&gt;</w:t>
+      </w:r>
+      <w:r>
+        <w:rPr>
+          <w:rFonts w:ascii="Times New Roman" w:hAnsi="Times New Roman" w:cs="Times New Roman"/>
+          <w:sz w:val="24"/>
+          <w:szCs w:val="24"/>
+        </w:rPr>
+        <w:t xml:space="preserve">). Чрез съществуването на </w:t>
+      </w:r>
+      <w:proofErr w:type="spellStart"/>
+      <w:r>
+        <w:rPr>
+          <w:rFonts w:ascii="Times New Roman" w:hAnsi="Times New Roman" w:cs="Times New Roman"/>
+          <w:sz w:val="24"/>
+          <w:szCs w:val="24"/>
+          <w:lang w:val="en-US"/>
+        </w:rPr>
+        <w:t>IBookRepository</w:t>
+      </w:r>
+      <w:proofErr w:type="spellEnd"/>
+      <w:r>
+        <w:rPr>
+          <w:rFonts w:ascii="Times New Roman" w:hAnsi="Times New Roman" w:cs="Times New Roman"/>
+          <w:sz w:val="24"/>
+          <w:szCs w:val="24"/>
+          <w:lang w:val="en-US"/>
+        </w:rPr>
+        <w:t xml:space="preserve"> </w:t>
+      </w:r>
+      <w:r>
+        <w:rPr>
+          <w:rFonts w:ascii="Times New Roman" w:hAnsi="Times New Roman" w:cs="Times New Roman"/>
+          <w:sz w:val="24"/>
+          <w:szCs w:val="24"/>
+        </w:rPr>
+        <w:t xml:space="preserve">можем да си осигурим сигурност, че няма да се случи да се регистрират 2 имплементации на една абстракция, понеже използваме типът на интерфейса като ключ в </w:t>
+      </w:r>
+      <w:r>
+        <w:rPr>
+          <w:rFonts w:ascii="Times New Roman" w:hAnsi="Times New Roman" w:cs="Times New Roman"/>
+          <w:sz w:val="24"/>
+          <w:szCs w:val="24"/>
+          <w:lang w:val="en-US"/>
+        </w:rPr>
+        <w:t>Map</w:t>
+      </w:r>
+      <w:r>
+        <w:rPr>
+          <w:rFonts w:ascii="Times New Roman" w:hAnsi="Times New Roman" w:cs="Times New Roman"/>
+          <w:sz w:val="24"/>
+          <w:szCs w:val="24"/>
+        </w:rPr>
+        <w:t>.</w:t>
+      </w:r>
+    </w:p>
+    <w:p>
+      <w:pPr>
+        <w:pStyle w:val="Heading2"/>
+      </w:pPr>
+      <w:bookmarkStart w:id="7" w:name="_Toc230036805"/>
+      <w:r>
+        <w:rPr>
+          <w:lang w:val="en-US"/>
+        </w:rPr>
+        <w:t xml:space="preserve">Singleton </w:t>
+      </w:r>
+      <w:r>
+        <w:t>модел</w:t>
+      </w:r>
+      <w:bookmarkEnd w:id="7"/>
+    </w:p>
+    <w:p>
+      <w:pPr>
+        <w:spacing w:line="360" w:lineRule="auto"/>
+        <w:ind w:firstLine="709"/>
+        <w:jc w:val="both"/>
+        <w:rPr>
+          <w:rFonts w:ascii="Times New Roman" w:hAnsi="Times New Roman" w:cs="Times New Roman"/>
+          <w:sz w:val="24"/>
+          <w:szCs w:val="24"/>
+        </w:rPr>
+      </w:pPr>
+      <w:proofErr w:type="spellStart"/>
+      <w:r>
+        <w:rPr>
+          <w:rFonts w:ascii="Times New Roman" w:hAnsi="Times New Roman" w:cs="Times New Roman"/>
+          <w:sz w:val="24"/>
+          <w:szCs w:val="24"/>
+        </w:rPr>
+        <w:t>Singleton</w:t>
+      </w:r>
+      <w:proofErr w:type="spellEnd"/>
+      <w:r>
+        <w:rPr>
+          <w:rFonts w:ascii="Times New Roman" w:hAnsi="Times New Roman" w:cs="Times New Roman"/>
+          <w:sz w:val="24"/>
+          <w:szCs w:val="24"/>
+        </w:rPr>
+        <w:t xml:space="preserve"> е един от най-разпространените </w:t>
+      </w:r>
+      <w:proofErr w:type="spellStart"/>
+      <w:r>
+        <w:rPr>
+          <w:rFonts w:ascii="Times New Roman" w:hAnsi="Times New Roman" w:cs="Times New Roman"/>
+          <w:sz w:val="24"/>
+          <w:szCs w:val="24"/>
+        </w:rPr>
+        <w:t>design</w:t>
+      </w:r>
+      <w:proofErr w:type="spellEnd"/>
+      <w:r>
+        <w:rPr>
+          <w:rFonts w:ascii="Times New Roman" w:hAnsi="Times New Roman" w:cs="Times New Roman"/>
+          <w:sz w:val="24"/>
+          <w:szCs w:val="24"/>
+        </w:rPr>
+        <w:t xml:space="preserve"> </w:t>
+      </w:r>
+      <w:proofErr w:type="spellStart"/>
+      <w:r>
+        <w:rPr>
+          <w:rFonts w:ascii="Times New Roman" w:hAnsi="Times New Roman" w:cs="Times New Roman"/>
+          <w:sz w:val="24"/>
+          <w:szCs w:val="24"/>
+        </w:rPr>
+        <w:t>patterns</w:t>
+      </w:r>
+      <w:proofErr w:type="spellEnd"/>
+      <w:r>
+        <w:rPr>
+          <w:rFonts w:ascii="Times New Roman" w:hAnsi="Times New Roman" w:cs="Times New Roman"/>
+          <w:sz w:val="24"/>
+          <w:szCs w:val="24"/>
+        </w:rPr>
+        <w:t xml:space="preserve"> в обектно-ориентираното програмиране. Целта му е да гарантира, че даден клас има точно една инстанция в рамките на цялото приложение, като същевременно осигурява глобална точка за достъп до нея.</w:t>
+      </w:r>
+    </w:p>
+    <w:p>
+      <w:pPr>
+        <w:spacing w:line="360" w:lineRule="auto"/>
+        <w:ind w:firstLine="709"/>
+        <w:jc w:val="both"/>
+        <w:rPr>
+          <w:rFonts w:ascii="Times New Roman" w:hAnsi="Times New Roman" w:cs="Times New Roman"/>
+          <w:sz w:val="24"/>
+          <w:szCs w:val="24"/>
+        </w:rPr>
+      </w:pPr>
+      <w:r>
+        <w:rPr>
+          <w:rFonts w:ascii="Times New Roman" w:hAnsi="Times New Roman" w:cs="Times New Roman"/>
+          <w:sz w:val="24"/>
+          <w:szCs w:val="24"/>
+        </w:rPr>
+        <w:t xml:space="preserve">В контекста на проекта </w:t>
+      </w:r>
+      <w:proofErr w:type="spellStart"/>
+      <w:r>
+        <w:rPr>
+          <w:rFonts w:ascii="Times New Roman" w:hAnsi="Times New Roman" w:cs="Times New Roman"/>
+          <w:sz w:val="24"/>
+          <w:szCs w:val="24"/>
+        </w:rPr>
+        <w:t>singleton</w:t>
+      </w:r>
+      <w:proofErr w:type="spellEnd"/>
+      <w:r>
+        <w:rPr>
+          <w:rFonts w:ascii="Times New Roman" w:hAnsi="Times New Roman" w:cs="Times New Roman"/>
+          <w:sz w:val="24"/>
+          <w:szCs w:val="24"/>
+        </w:rPr>
+        <w:t xml:space="preserve"> се използва за компоненти, които трябва да са споделени между различни части на системата — например</w:t>
+      </w:r>
+      <w:r>
+        <w:rPr>
+          <w:rFonts w:ascii="Times New Roman" w:hAnsi="Times New Roman" w:cs="Times New Roman"/>
+          <w:sz w:val="24"/>
+          <w:szCs w:val="24"/>
+        </w:rPr>
+        <w:t xml:space="preserve"> </w:t>
+      </w:r>
+      <w:r>
+        <w:rPr>
+          <w:rFonts w:ascii="Times New Roman" w:hAnsi="Times New Roman" w:cs="Times New Roman"/>
+          <w:sz w:val="24"/>
+          <w:szCs w:val="24"/>
+          <w:lang w:val="en-US"/>
+        </w:rPr>
+        <w:t>DI</w:t>
+      </w:r>
+      <w:r>
+        <w:rPr>
+          <w:rFonts w:ascii="Times New Roman" w:hAnsi="Times New Roman" w:cs="Times New Roman"/>
+          <w:sz w:val="24"/>
+          <w:szCs w:val="24"/>
+        </w:rPr>
+        <w:t xml:space="preserve"> контейнерът</w:t>
+      </w:r>
+      <w:r>
+        <w:rPr>
+          <w:rFonts w:ascii="Times New Roman" w:hAnsi="Times New Roman" w:cs="Times New Roman"/>
+          <w:sz w:val="24"/>
+          <w:szCs w:val="24"/>
+        </w:rPr>
+        <w:t>.</w:t>
+      </w:r>
+      <w:r>
+        <w:rPr>
+          <w:rFonts w:ascii="Times New Roman" w:hAnsi="Times New Roman" w:cs="Times New Roman"/>
+          <w:sz w:val="24"/>
+          <w:szCs w:val="24"/>
+        </w:rPr>
+        <w:t xml:space="preserve"> Той е разработен така, че позволява само една единствена инстанция в цялото приложение да съществува. По този начин се гарантира, че навсякъде ще има актуалните регистрирани абстракции и т.н.</w:t>
+      </w:r>
+    </w:p>
+    <w:p>
+      <w:pPr>
+        <w:pStyle w:val="Heading2"/>
+        <w:rPr>
+          <w:lang w:val="en-US"/>
+        </w:rPr>
+      </w:pPr>
+      <w:bookmarkStart w:id="8" w:name="_Toc230036806"/>
+      <w:r>
+        <w:rPr>
+          <w:lang w:val="en-US"/>
+        </w:rPr>
+        <w:lastRenderedPageBreak/>
+        <w:t>Command Pattern</w:t>
+      </w:r>
+      <w:bookmarkEnd w:id="8"/>
+    </w:p>
+    <w:p>
+      <w:pPr>
+        <w:spacing w:line="360" w:lineRule="auto"/>
+        <w:ind w:firstLine="709"/>
+        <w:jc w:val="both"/>
+        <w:rPr>
+          <w:rFonts w:ascii="Times New Roman" w:hAnsi="Times New Roman" w:cs="Times New Roman"/>
+          <w:sz w:val="24"/>
+          <w:szCs w:val="24"/>
+        </w:rPr>
+      </w:pPr>
+      <w:r>
+        <w:rPr>
+          <w:rFonts w:ascii="Times New Roman" w:hAnsi="Times New Roman" w:cs="Times New Roman"/>
+          <w:sz w:val="24"/>
+          <w:szCs w:val="24"/>
+        </w:rPr>
+        <w:t xml:space="preserve">Използваният подход в проекта следва утвърдения </w:t>
+      </w:r>
+      <w:proofErr w:type="spellStart"/>
+      <w:r>
+        <w:rPr>
+          <w:rFonts w:ascii="Times New Roman" w:hAnsi="Times New Roman" w:cs="Times New Roman"/>
+          <w:sz w:val="24"/>
+          <w:szCs w:val="24"/>
+        </w:rPr>
+        <w:t>design</w:t>
+      </w:r>
+      <w:proofErr w:type="spellEnd"/>
+      <w:r>
+        <w:rPr>
+          <w:rFonts w:ascii="Times New Roman" w:hAnsi="Times New Roman" w:cs="Times New Roman"/>
+          <w:sz w:val="24"/>
+          <w:szCs w:val="24"/>
+        </w:rPr>
+        <w:t xml:space="preserve"> </w:t>
+      </w:r>
+      <w:proofErr w:type="spellStart"/>
+      <w:r>
+        <w:rPr>
+          <w:rFonts w:ascii="Times New Roman" w:hAnsi="Times New Roman" w:cs="Times New Roman"/>
+          <w:sz w:val="24"/>
+          <w:szCs w:val="24"/>
+        </w:rPr>
+        <w:t>pattern</w:t>
+      </w:r>
+      <w:proofErr w:type="spellEnd"/>
+      <w:r>
+        <w:rPr>
+          <w:rFonts w:ascii="Times New Roman" w:hAnsi="Times New Roman" w:cs="Times New Roman"/>
+          <w:sz w:val="24"/>
+          <w:szCs w:val="24"/>
+        </w:rPr>
+        <w:t xml:space="preserve"> </w:t>
+      </w:r>
+      <w:proofErr w:type="spellStart"/>
+      <w:r>
+        <w:rPr>
+          <w:rFonts w:ascii="Times New Roman" w:hAnsi="Times New Roman" w:cs="Times New Roman"/>
+          <w:sz w:val="24"/>
+          <w:szCs w:val="24"/>
+        </w:rPr>
+        <w:t>Command</w:t>
+      </w:r>
+      <w:proofErr w:type="spellEnd"/>
+      <w:r>
+        <w:rPr>
+          <w:rFonts w:ascii="Times New Roman" w:hAnsi="Times New Roman" w:cs="Times New Roman"/>
+          <w:sz w:val="24"/>
+          <w:szCs w:val="24"/>
+        </w:rPr>
+        <w:t xml:space="preserve"> </w:t>
+      </w:r>
+      <w:proofErr w:type="spellStart"/>
+      <w:r>
+        <w:rPr>
+          <w:rFonts w:ascii="Times New Roman" w:hAnsi="Times New Roman" w:cs="Times New Roman"/>
+          <w:sz w:val="24"/>
+          <w:szCs w:val="24"/>
+        </w:rPr>
+        <w:t>Pattern</w:t>
+      </w:r>
+      <w:proofErr w:type="spellEnd"/>
+      <w:r>
+        <w:rPr>
+          <w:rFonts w:ascii="Times New Roman" w:hAnsi="Times New Roman" w:cs="Times New Roman"/>
+          <w:sz w:val="24"/>
+          <w:szCs w:val="24"/>
+        </w:rPr>
+        <w:t>, който е част от групата на поведенческите шаблони за проектиране. Основната му идея е да капсулира всяка операция в самостоятелен обект, като по този начин отделя извикващия код от конкретната логика на изпълнение.</w:t>
+      </w:r>
+    </w:p>
+    <w:p>
+      <w:pPr>
+        <w:spacing w:line="360" w:lineRule="auto"/>
+        <w:ind w:firstLine="709"/>
+        <w:jc w:val="both"/>
+        <w:rPr>
+          <w:rFonts w:ascii="Times New Roman" w:hAnsi="Times New Roman" w:cs="Times New Roman"/>
+          <w:sz w:val="24"/>
+          <w:szCs w:val="24"/>
+        </w:rPr>
+      </w:pPr>
+      <w:r>
+        <w:rPr>
+          <w:rFonts w:ascii="Times New Roman" w:hAnsi="Times New Roman" w:cs="Times New Roman"/>
+          <w:sz w:val="24"/>
+          <w:szCs w:val="24"/>
+        </w:rPr>
+        <w:t xml:space="preserve">Архитектурата се гради върху няколко основни елемента. На първо място стои абстракцията — интерфейсът </w:t>
+      </w:r>
+      <w:proofErr w:type="spellStart"/>
+      <w:r>
+        <w:rPr>
+          <w:rFonts w:ascii="Times New Roman" w:hAnsi="Times New Roman" w:cs="Times New Roman"/>
+          <w:sz w:val="24"/>
+          <w:szCs w:val="24"/>
+        </w:rPr>
+        <w:t>ICommand</w:t>
+      </w:r>
+      <w:proofErr w:type="spellEnd"/>
+      <w:r>
+        <w:rPr>
+          <w:rFonts w:ascii="Times New Roman" w:hAnsi="Times New Roman" w:cs="Times New Roman"/>
+          <w:sz w:val="24"/>
+          <w:szCs w:val="24"/>
+        </w:rPr>
+        <w:t>, който дефинира общия договор за всички команди в системата. Всяка конкретна операция е реализирана като отделен клас, който имплементира този интерфейс. Така системата работи единствено с абстракцията, без да се интересува коя конкретна команда се изпълнява в момента.</w:t>
+      </w:r>
+    </w:p>
+    <w:p>
+      <w:pPr>
+        <w:spacing w:line="360" w:lineRule="auto"/>
+        <w:ind w:firstLine="709"/>
+        <w:jc w:val="both"/>
+        <w:rPr>
+          <w:rFonts w:ascii="Times New Roman" w:hAnsi="Times New Roman" w:cs="Times New Roman"/>
+          <w:sz w:val="24"/>
+          <w:szCs w:val="24"/>
+        </w:rPr>
+      </w:pPr>
+      <w:r>
+        <w:rPr>
+          <w:rFonts w:ascii="Times New Roman" w:hAnsi="Times New Roman" w:cs="Times New Roman"/>
+          <w:sz w:val="24"/>
+          <w:szCs w:val="24"/>
+        </w:rPr>
+        <w:t xml:space="preserve">На второ място стои </w:t>
+      </w:r>
+      <w:proofErr w:type="spellStart"/>
+      <w:r>
+        <w:rPr>
+          <w:rFonts w:ascii="Times New Roman" w:hAnsi="Times New Roman" w:cs="Times New Roman"/>
+          <w:sz w:val="24"/>
+          <w:szCs w:val="24"/>
+        </w:rPr>
+        <w:t>CommandFactory</w:t>
+      </w:r>
+      <w:proofErr w:type="spellEnd"/>
+      <w:r>
+        <w:rPr>
+          <w:rFonts w:ascii="Times New Roman" w:hAnsi="Times New Roman" w:cs="Times New Roman"/>
+          <w:sz w:val="24"/>
+          <w:szCs w:val="24"/>
+        </w:rPr>
+        <w:t xml:space="preserve"> — компонентът, отговорен за създаването на командите. Той приема </w:t>
+      </w:r>
+      <w:proofErr w:type="spellStart"/>
+      <w:r>
+        <w:rPr>
+          <w:rFonts w:ascii="Times New Roman" w:hAnsi="Times New Roman" w:cs="Times New Roman"/>
+          <w:sz w:val="24"/>
+          <w:szCs w:val="24"/>
+        </w:rPr>
+        <w:t>enum</w:t>
+      </w:r>
+      <w:proofErr w:type="spellEnd"/>
+      <w:r>
+        <w:rPr>
+          <w:rFonts w:ascii="Times New Roman" w:hAnsi="Times New Roman" w:cs="Times New Roman"/>
+          <w:sz w:val="24"/>
+          <w:szCs w:val="24"/>
+        </w:rPr>
+        <w:t xml:space="preserve"> стойност, която еднозначно идентифицира желаната операция, и връща съответната инстанция. Цялото знание за това кой клас стои зад кой </w:t>
+      </w:r>
+      <w:proofErr w:type="spellStart"/>
+      <w:r>
+        <w:rPr>
+          <w:rFonts w:ascii="Times New Roman" w:hAnsi="Times New Roman" w:cs="Times New Roman"/>
+          <w:sz w:val="24"/>
+          <w:szCs w:val="24"/>
+        </w:rPr>
+        <w:t>enum</w:t>
+      </w:r>
+      <w:proofErr w:type="spellEnd"/>
+      <w:r>
+        <w:rPr>
+          <w:rFonts w:ascii="Times New Roman" w:hAnsi="Times New Roman" w:cs="Times New Roman"/>
+          <w:sz w:val="24"/>
+          <w:szCs w:val="24"/>
+        </w:rPr>
+        <w:t xml:space="preserve"> е централизирано в една точка — самата фабрика. Това е реализация на допълнителния </w:t>
+      </w:r>
+      <w:proofErr w:type="spellStart"/>
+      <w:r>
+        <w:rPr>
+          <w:rFonts w:ascii="Times New Roman" w:hAnsi="Times New Roman" w:cs="Times New Roman"/>
+          <w:sz w:val="24"/>
+          <w:szCs w:val="24"/>
+        </w:rPr>
+        <w:t>pattern</w:t>
+      </w:r>
+      <w:proofErr w:type="spellEnd"/>
+      <w:r>
+        <w:rPr>
+          <w:rFonts w:ascii="Times New Roman" w:hAnsi="Times New Roman" w:cs="Times New Roman"/>
+          <w:sz w:val="24"/>
+          <w:szCs w:val="24"/>
+        </w:rPr>
+        <w:t xml:space="preserve"> </w:t>
+      </w:r>
+      <w:proofErr w:type="spellStart"/>
+      <w:r>
+        <w:rPr>
+          <w:rFonts w:ascii="Times New Roman" w:hAnsi="Times New Roman" w:cs="Times New Roman"/>
+          <w:sz w:val="24"/>
+          <w:szCs w:val="24"/>
+        </w:rPr>
+        <w:t>Factory</w:t>
+      </w:r>
+      <w:proofErr w:type="spellEnd"/>
+      <w:r>
+        <w:rPr>
+          <w:rFonts w:ascii="Times New Roman" w:hAnsi="Times New Roman" w:cs="Times New Roman"/>
+          <w:sz w:val="24"/>
+          <w:szCs w:val="24"/>
+        </w:rPr>
+        <w:t xml:space="preserve">, който в случая работи в синергия с </w:t>
+      </w:r>
+      <w:proofErr w:type="spellStart"/>
+      <w:r>
+        <w:rPr>
+          <w:rFonts w:ascii="Times New Roman" w:hAnsi="Times New Roman" w:cs="Times New Roman"/>
+          <w:sz w:val="24"/>
+          <w:szCs w:val="24"/>
+        </w:rPr>
+        <w:t>Command</w:t>
+      </w:r>
+      <w:proofErr w:type="spellEnd"/>
+      <w:r>
+        <w:rPr>
+          <w:rFonts w:ascii="Times New Roman" w:hAnsi="Times New Roman" w:cs="Times New Roman"/>
+          <w:sz w:val="24"/>
+          <w:szCs w:val="24"/>
+        </w:rPr>
+        <w:t xml:space="preserve"> </w:t>
+      </w:r>
+      <w:proofErr w:type="spellStart"/>
+      <w:r>
+        <w:rPr>
+          <w:rFonts w:ascii="Times New Roman" w:hAnsi="Times New Roman" w:cs="Times New Roman"/>
+          <w:sz w:val="24"/>
+          <w:szCs w:val="24"/>
+        </w:rPr>
+        <w:t>Pattern</w:t>
+      </w:r>
+      <w:proofErr w:type="spellEnd"/>
+      <w:r>
+        <w:rPr>
+          <w:rFonts w:ascii="Times New Roman" w:hAnsi="Times New Roman" w:cs="Times New Roman"/>
+          <w:sz w:val="24"/>
+          <w:szCs w:val="24"/>
+        </w:rPr>
+        <w:t>.</w:t>
+      </w:r>
+    </w:p>
+    <w:p>
+      <w:pPr>
+        <w:spacing w:line="360" w:lineRule="auto"/>
+        <w:ind w:firstLine="709"/>
+        <w:jc w:val="both"/>
+        <w:rPr>
+          <w:rFonts w:ascii="Times New Roman" w:hAnsi="Times New Roman" w:cs="Times New Roman"/>
+          <w:sz w:val="24"/>
+          <w:szCs w:val="24"/>
+        </w:rPr>
+      </w:pPr>
+      <w:r>
+        <w:rPr>
+          <w:rFonts w:ascii="Times New Roman" w:hAnsi="Times New Roman" w:cs="Times New Roman"/>
+          <w:sz w:val="24"/>
+          <w:szCs w:val="24"/>
+        </w:rPr>
+        <w:t xml:space="preserve">Най-голямото предимство на тази архитектура е, че основният управляващ цикъл на приложението остава изключително прост и </w:t>
+      </w:r>
+      <w:proofErr w:type="spellStart"/>
+      <w:r>
+        <w:rPr>
+          <w:rFonts w:ascii="Times New Roman" w:hAnsi="Times New Roman" w:cs="Times New Roman"/>
+          <w:sz w:val="24"/>
+          <w:szCs w:val="24"/>
+        </w:rPr>
+        <w:t>непроменящ</w:t>
+      </w:r>
+      <w:proofErr w:type="spellEnd"/>
+      <w:r>
+        <w:rPr>
+          <w:rFonts w:ascii="Times New Roman" w:hAnsi="Times New Roman" w:cs="Times New Roman"/>
+          <w:sz w:val="24"/>
+          <w:szCs w:val="24"/>
+        </w:rPr>
+        <w:t xml:space="preserve"> се. Той чете въведена команда, получава инстанция от фабриката, проверява изискванията чрез </w:t>
+      </w:r>
+      <w:proofErr w:type="spellStart"/>
+      <w:r>
+        <w:rPr>
+          <w:rFonts w:ascii="Times New Roman" w:hAnsi="Times New Roman" w:cs="Times New Roman"/>
+          <w:sz w:val="24"/>
+          <w:szCs w:val="24"/>
+        </w:rPr>
+        <w:t>RequiresLogin</w:t>
+      </w:r>
+      <w:proofErr w:type="spellEnd"/>
+      <w:r>
+        <w:rPr>
+          <w:rFonts w:ascii="Times New Roman" w:hAnsi="Times New Roman" w:cs="Times New Roman"/>
+          <w:sz w:val="24"/>
+          <w:szCs w:val="24"/>
+        </w:rPr>
+        <w:t xml:space="preserve">(), </w:t>
+      </w:r>
+      <w:proofErr w:type="spellStart"/>
+      <w:r>
+        <w:rPr>
+          <w:rFonts w:ascii="Times New Roman" w:hAnsi="Times New Roman" w:cs="Times New Roman"/>
+          <w:sz w:val="24"/>
+          <w:szCs w:val="24"/>
+        </w:rPr>
+        <w:t>RequiresAdmin</w:t>
+      </w:r>
+      <w:proofErr w:type="spellEnd"/>
+      <w:r>
+        <w:rPr>
+          <w:rFonts w:ascii="Times New Roman" w:hAnsi="Times New Roman" w:cs="Times New Roman"/>
+          <w:sz w:val="24"/>
+          <w:szCs w:val="24"/>
+        </w:rPr>
+        <w:t xml:space="preserve">() и </w:t>
+      </w:r>
+      <w:proofErr w:type="spellStart"/>
+      <w:r>
+        <w:rPr>
+          <w:rFonts w:ascii="Times New Roman" w:hAnsi="Times New Roman" w:cs="Times New Roman"/>
+          <w:sz w:val="24"/>
+          <w:szCs w:val="24"/>
+        </w:rPr>
+        <w:t>RequiresLogout</w:t>
+      </w:r>
+      <w:proofErr w:type="spellEnd"/>
+      <w:r>
+        <w:rPr>
+          <w:rFonts w:ascii="Times New Roman" w:hAnsi="Times New Roman" w:cs="Times New Roman"/>
+          <w:sz w:val="24"/>
+          <w:szCs w:val="24"/>
+        </w:rPr>
+        <w:t xml:space="preserve">(), и при успех извиква </w:t>
+      </w:r>
+      <w:proofErr w:type="spellStart"/>
+      <w:r>
+        <w:rPr>
+          <w:rFonts w:ascii="Times New Roman" w:hAnsi="Times New Roman" w:cs="Times New Roman"/>
+          <w:sz w:val="24"/>
+          <w:szCs w:val="24"/>
+        </w:rPr>
+        <w:t>Execute</w:t>
+      </w:r>
+      <w:proofErr w:type="spellEnd"/>
+      <w:r>
+        <w:rPr>
+          <w:rFonts w:ascii="Times New Roman" w:hAnsi="Times New Roman" w:cs="Times New Roman"/>
+          <w:sz w:val="24"/>
+          <w:szCs w:val="24"/>
+        </w:rPr>
+        <w:t>(). Добавянето на нова команда в системата не налага промяна на този цикъл — достатъчно е да се създаде нов клас и да се регистрира във фабриката.</w:t>
+      </w:r>
+    </w:p>
+    <w:p>
+      <w:pPr>
+        <w:spacing w:line="360" w:lineRule="auto"/>
+        <w:ind w:firstLine="709"/>
+        <w:jc w:val="both"/>
+        <w:rPr>
+          <w:rFonts w:ascii="Times New Roman" w:hAnsi="Times New Roman" w:cs="Times New Roman"/>
+          <w:sz w:val="24"/>
+          <w:szCs w:val="24"/>
+        </w:rPr>
+      </w:pPr>
+      <w:r>
+        <w:rPr>
+          <w:rFonts w:ascii="Times New Roman" w:hAnsi="Times New Roman" w:cs="Times New Roman"/>
+          <w:sz w:val="24"/>
+          <w:szCs w:val="24"/>
+        </w:rPr>
+        <w:t xml:space="preserve">Освен това всяка команда носи в себе си собствените си изисквания за достъп, което елиминира нуждата от централна </w:t>
+      </w:r>
+      <w:proofErr w:type="spellStart"/>
+      <w:r>
+        <w:rPr>
+          <w:rFonts w:ascii="Times New Roman" w:hAnsi="Times New Roman" w:cs="Times New Roman"/>
+          <w:sz w:val="24"/>
+          <w:szCs w:val="24"/>
+        </w:rPr>
+        <w:t>if-else</w:t>
+      </w:r>
+      <w:proofErr w:type="spellEnd"/>
+      <w:r>
+        <w:rPr>
+          <w:rFonts w:ascii="Times New Roman" w:hAnsi="Times New Roman" w:cs="Times New Roman"/>
+          <w:sz w:val="24"/>
+          <w:szCs w:val="24"/>
+        </w:rPr>
+        <w:t xml:space="preserve"> логика за проверка на права. Системата е затворена за модификация, но отворена за разширение — което е същността на </w:t>
+      </w:r>
+      <w:proofErr w:type="spellStart"/>
+      <w:r>
+        <w:rPr>
+          <w:rFonts w:ascii="Times New Roman" w:hAnsi="Times New Roman" w:cs="Times New Roman"/>
+          <w:sz w:val="24"/>
+          <w:szCs w:val="24"/>
+        </w:rPr>
+        <w:t>Open</w:t>
+      </w:r>
+      <w:proofErr w:type="spellEnd"/>
+      <w:r>
+        <w:rPr>
+          <w:rFonts w:ascii="Times New Roman" w:hAnsi="Times New Roman" w:cs="Times New Roman"/>
+          <w:sz w:val="24"/>
+          <w:szCs w:val="24"/>
+        </w:rPr>
+        <w:t>/</w:t>
+      </w:r>
+      <w:proofErr w:type="spellStart"/>
+      <w:r>
+        <w:rPr>
+          <w:rFonts w:ascii="Times New Roman" w:hAnsi="Times New Roman" w:cs="Times New Roman"/>
+          <w:sz w:val="24"/>
+          <w:szCs w:val="24"/>
+        </w:rPr>
+        <w:t>Closed</w:t>
+      </w:r>
+      <w:proofErr w:type="spellEnd"/>
+      <w:r>
+        <w:rPr>
+          <w:rFonts w:ascii="Times New Roman" w:hAnsi="Times New Roman" w:cs="Times New Roman"/>
+          <w:sz w:val="24"/>
+          <w:szCs w:val="24"/>
+        </w:rPr>
+        <w:t xml:space="preserve"> принципа от SOLID.</w:t>
+      </w:r>
+    </w:p>
+    <w:p>
+      <w:pPr>
+        <w:spacing w:line="360" w:lineRule="auto"/>
+        <w:ind w:firstLine="709"/>
+        <w:jc w:val="both"/>
+        <w:rPr>
+          <w:rFonts w:ascii="Times New Roman" w:hAnsi="Times New Roman" w:cs="Times New Roman"/>
+          <w:sz w:val="24"/>
+          <w:szCs w:val="24"/>
+        </w:rPr>
+      </w:pPr>
+      <w:r>
+        <w:rPr>
+          <w:rFonts w:ascii="Times New Roman" w:hAnsi="Times New Roman" w:cs="Times New Roman"/>
+          <w:sz w:val="24"/>
+          <w:szCs w:val="24"/>
+        </w:rPr>
+        <w:t xml:space="preserve">Тук обаче имаме един проблем. Понеже искаме командите да не се занимават с това да обработват потребителски вход искаме да получават данните си по някакъв друг начин. Решението на този проблем е </w:t>
+      </w:r>
+      <w:proofErr w:type="spellStart"/>
+      <w:r>
+        <w:rPr>
+          <w:rFonts w:ascii="Times New Roman" w:hAnsi="Times New Roman" w:cs="Times New Roman"/>
+          <w:sz w:val="24"/>
+          <w:szCs w:val="24"/>
+          <w:lang w:val="en-US"/>
+        </w:rPr>
+        <w:t>CommandContext</w:t>
+      </w:r>
+      <w:proofErr w:type="spellEnd"/>
+      <w:r>
+        <w:rPr>
+          <w:rFonts w:ascii="Times New Roman" w:hAnsi="Times New Roman" w:cs="Times New Roman"/>
+          <w:sz w:val="24"/>
+          <w:szCs w:val="24"/>
+          <w:lang w:val="en-US"/>
+        </w:rPr>
+        <w:t xml:space="preserve"> </w:t>
+      </w:r>
+      <w:r>
+        <w:rPr>
+          <w:rFonts w:ascii="Times New Roman" w:hAnsi="Times New Roman" w:cs="Times New Roman"/>
+          <w:sz w:val="24"/>
+          <w:szCs w:val="24"/>
+        </w:rPr>
+        <w:t xml:space="preserve">класа. Той се приема като параметър от </w:t>
+      </w:r>
+      <w:r>
+        <w:rPr>
+          <w:rFonts w:ascii="Times New Roman" w:hAnsi="Times New Roman" w:cs="Times New Roman"/>
+          <w:sz w:val="24"/>
+          <w:szCs w:val="24"/>
+          <w:lang w:val="en-US"/>
+        </w:rPr>
+        <w:t xml:space="preserve">Execute </w:t>
+      </w:r>
+      <w:r>
+        <w:rPr>
+          <w:rFonts w:ascii="Times New Roman" w:hAnsi="Times New Roman" w:cs="Times New Roman"/>
+          <w:sz w:val="24"/>
+          <w:szCs w:val="24"/>
+        </w:rPr>
+        <w:t xml:space="preserve">метода на командите. Реално този клас е обвивка около речник с ключ низ и стойност </w:t>
+      </w:r>
+      <w:r>
+        <w:rPr>
+          <w:rFonts w:ascii="Times New Roman" w:hAnsi="Times New Roman" w:cs="Times New Roman"/>
+          <w:sz w:val="24"/>
+          <w:szCs w:val="24"/>
+          <w:lang w:val="en-US"/>
+        </w:rPr>
+        <w:t xml:space="preserve">Object. </w:t>
+      </w:r>
+      <w:r>
+        <w:rPr>
+          <w:rFonts w:ascii="Times New Roman" w:hAnsi="Times New Roman" w:cs="Times New Roman"/>
+          <w:sz w:val="24"/>
+          <w:szCs w:val="24"/>
+        </w:rPr>
+        <w:t xml:space="preserve">По този начин можем да подаваме всякакви данни като </w:t>
+      </w:r>
+      <w:r>
+        <w:rPr>
+          <w:rFonts w:ascii="Times New Roman" w:hAnsi="Times New Roman" w:cs="Times New Roman"/>
+          <w:sz w:val="24"/>
+          <w:szCs w:val="24"/>
+        </w:rPr>
+        <w:lastRenderedPageBreak/>
+        <w:t xml:space="preserve">контекст </w:t>
+      </w:r>
+      <w:r>
+        <w:rPr>
+          <w:rFonts w:ascii="Times New Roman" w:hAnsi="Times New Roman" w:cs="Times New Roman"/>
+          <w:sz w:val="24"/>
+          <w:szCs w:val="24"/>
+        </w:rPr>
+        <w:t>на командата като регистрираме нов запис в речника с даден ключ и подадем стойността, която ни е нужна.</w:t>
+      </w:r>
+    </w:p>
+    <w:p>
+      <w:pPr>
+        <w:rPr>
+          <w:rFonts w:ascii="Times New Roman" w:hAnsi="Times New Roman" w:cs="Times New Roman"/>
+          <w:sz w:val="24"/>
+          <w:szCs w:val="24"/>
+        </w:rPr>
+      </w:pPr>
+      <w:r>
+        <w:rPr>
+          <w:rFonts w:ascii="Times New Roman" w:hAnsi="Times New Roman" w:cs="Times New Roman"/>
+          <w:sz w:val="24"/>
+          <w:szCs w:val="24"/>
+        </w:rPr>
+        <w:br w:type="page"/>
+      </w:r>
+    </w:p>
+    <w:p>
+      <w:pPr>
+        <w:pStyle w:val="Heading1"/>
+      </w:pPr>
+      <w:bookmarkStart w:id="9" w:name="_Toc230036807"/>
+      <w:r>
+        <w:lastRenderedPageBreak/>
+        <w:t>Реализация</w:t>
+      </w:r>
+      <w:bookmarkEnd w:id="9"/>
+    </w:p>
+    <w:p>
+      <w:pPr>
+        <w:pStyle w:val="Heading2"/>
+      </w:pPr>
+      <w:bookmarkStart w:id="10" w:name="_Toc230036808"/>
+      <w:r>
+        <w:t>Пакети</w:t>
+      </w:r>
+      <w:bookmarkEnd w:id="10"/>
+    </w:p>
+    <w:p>
+      <w:pPr>
+        <w:spacing w:line="360" w:lineRule="auto"/>
+        <w:ind w:firstLine="709"/>
+        <w:jc w:val="both"/>
+        <w:rPr>
+          <w:rFonts w:ascii="Times New Roman" w:hAnsi="Times New Roman" w:cs="Times New Roman"/>
+          <w:sz w:val="24"/>
+          <w:szCs w:val="24"/>
+        </w:rPr>
+      </w:pPr>
+      <w:r>
+        <w:rPr>
+          <w:rFonts w:ascii="Times New Roman" w:hAnsi="Times New Roman" w:cs="Times New Roman"/>
+          <w:sz w:val="24"/>
+          <w:szCs w:val="24"/>
+        </w:rPr>
+        <w:t>Проектът е разработен в няколко основни пакета</w:t>
+      </w:r>
+      <w:r>
+        <w:rPr>
+          <w:rFonts w:ascii="Times New Roman" w:hAnsi="Times New Roman" w:cs="Times New Roman"/>
+          <w:sz w:val="24"/>
+          <w:szCs w:val="24"/>
+        </w:rPr>
+        <w:t>. Тяхното предназначение е да разделят класовете и интерфейсите в отделни части, за да е по-организирано и по-четимо. По този начин е много по-лесно външен човек да се ориентира из сорс кода и да разширява или редактира логика. Пакетите в приложението са</w:t>
+      </w:r>
+      <w:r>
+        <w:rPr>
+          <w:rFonts w:ascii="Times New Roman" w:hAnsi="Times New Roman" w:cs="Times New Roman"/>
+          <w:sz w:val="24"/>
+          <w:szCs w:val="24"/>
+        </w:rPr>
+        <w:t>:</w:t>
+      </w:r>
+    </w:p>
+    <w:p>
+      <w:pPr>
+        <w:pStyle w:val="ListParagraph"/>
+        <w:numPr>
+          <w:ilvl w:val="0"/>
+          <w:numId w:val="7"/>
+        </w:numPr>
+        <w:spacing w:line="360" w:lineRule="auto"/>
+        <w:ind w:firstLine="709"/>
+        <w:jc w:val="both"/>
+        <w:rPr>
+          <w:rFonts w:ascii="Times New Roman" w:hAnsi="Times New Roman" w:cs="Times New Roman"/>
+          <w:sz w:val="24"/>
+          <w:szCs w:val="24"/>
+        </w:rPr>
+      </w:pPr>
+      <w:r>
+        <w:rPr>
+          <w:rFonts w:ascii="Times New Roman" w:hAnsi="Times New Roman" w:cs="Times New Roman"/>
+          <w:sz w:val="24"/>
+          <w:szCs w:val="24"/>
+          <w:lang w:val="en-US"/>
+        </w:rPr>
+        <w:t xml:space="preserve">Commands – </w:t>
+      </w:r>
+      <w:r>
+        <w:rPr>
+          <w:rFonts w:ascii="Times New Roman" w:hAnsi="Times New Roman" w:cs="Times New Roman"/>
+          <w:sz w:val="24"/>
+          <w:szCs w:val="24"/>
+        </w:rPr>
+        <w:t>В този пакет са имплементирани всички командни класове и класовете отговарящи за работата с командите(</w:t>
+      </w:r>
+      <w:proofErr w:type="spellStart"/>
+      <w:r>
+        <w:rPr>
+          <w:rFonts w:ascii="Times New Roman" w:hAnsi="Times New Roman" w:cs="Times New Roman"/>
+          <w:sz w:val="24"/>
+          <w:szCs w:val="24"/>
+          <w:lang w:val="en-US"/>
+        </w:rPr>
+        <w:t>ICommand</w:t>
+      </w:r>
+      <w:proofErr w:type="spellEnd"/>
+      <w:r>
+        <w:rPr>
+          <w:rFonts w:ascii="Times New Roman" w:hAnsi="Times New Roman" w:cs="Times New Roman"/>
+          <w:sz w:val="24"/>
+          <w:szCs w:val="24"/>
+          <w:lang w:val="en-US"/>
+        </w:rPr>
+        <w:t xml:space="preserve">, Factory </w:t>
+      </w:r>
+      <w:r>
+        <w:rPr>
+          <w:rFonts w:ascii="Times New Roman" w:hAnsi="Times New Roman" w:cs="Times New Roman"/>
+          <w:sz w:val="24"/>
+          <w:szCs w:val="24"/>
+        </w:rPr>
+        <w:t xml:space="preserve">класа и </w:t>
+      </w:r>
+      <w:proofErr w:type="spellStart"/>
+      <w:r>
+        <w:rPr>
+          <w:rFonts w:ascii="Times New Roman" w:hAnsi="Times New Roman" w:cs="Times New Roman"/>
+          <w:sz w:val="24"/>
+          <w:szCs w:val="24"/>
+          <w:lang w:val="en-US"/>
+        </w:rPr>
+        <w:t>enum</w:t>
+      </w:r>
+      <w:proofErr w:type="spellEnd"/>
+      <w:r>
+        <w:rPr>
+          <w:rFonts w:ascii="Times New Roman" w:hAnsi="Times New Roman" w:cs="Times New Roman"/>
+          <w:sz w:val="24"/>
+          <w:szCs w:val="24"/>
+        </w:rPr>
+        <w:t>-а)</w:t>
+      </w:r>
+    </w:p>
+    <w:p>
+      <w:pPr>
+        <w:pStyle w:val="ListParagraph"/>
+        <w:numPr>
+          <w:ilvl w:val="0"/>
+          <w:numId w:val="7"/>
+        </w:numPr>
+        <w:spacing w:line="360" w:lineRule="auto"/>
+        <w:ind w:firstLine="709"/>
+        <w:jc w:val="both"/>
+        <w:rPr>
+          <w:rFonts w:ascii="Times New Roman" w:hAnsi="Times New Roman" w:cs="Times New Roman"/>
+          <w:sz w:val="24"/>
+          <w:szCs w:val="24"/>
+        </w:rPr>
+      </w:pPr>
+      <w:r>
+        <w:rPr>
+          <w:rFonts w:ascii="Times New Roman" w:hAnsi="Times New Roman" w:cs="Times New Roman"/>
+          <w:sz w:val="24"/>
+          <w:szCs w:val="24"/>
+          <w:lang w:val="en-US"/>
+        </w:rPr>
+        <w:t xml:space="preserve">Container – </w:t>
+      </w:r>
+      <w:r>
+        <w:rPr>
+          <w:rFonts w:ascii="Times New Roman" w:hAnsi="Times New Roman" w:cs="Times New Roman"/>
+          <w:sz w:val="24"/>
+          <w:szCs w:val="24"/>
+        </w:rPr>
+        <w:t xml:space="preserve">В този пакет е реализиран </w:t>
+      </w:r>
+      <w:r>
+        <w:rPr>
+          <w:rFonts w:ascii="Times New Roman" w:hAnsi="Times New Roman" w:cs="Times New Roman"/>
+          <w:sz w:val="24"/>
+          <w:szCs w:val="24"/>
+          <w:lang w:val="en-US"/>
+        </w:rPr>
+        <w:t>singleton</w:t>
+      </w:r>
+      <w:r>
+        <w:rPr>
+          <w:rFonts w:ascii="Times New Roman" w:hAnsi="Times New Roman" w:cs="Times New Roman"/>
+          <w:sz w:val="24"/>
+          <w:szCs w:val="24"/>
+        </w:rPr>
+        <w:t xml:space="preserve"> </w:t>
+      </w:r>
+      <w:r>
+        <w:rPr>
+          <w:rFonts w:ascii="Times New Roman" w:hAnsi="Times New Roman" w:cs="Times New Roman"/>
+          <w:sz w:val="24"/>
+          <w:szCs w:val="24"/>
+          <w:lang w:val="en-US"/>
+        </w:rPr>
+        <w:t xml:space="preserve">DI </w:t>
+      </w:r>
+      <w:r>
+        <w:rPr>
+          <w:rFonts w:ascii="Times New Roman" w:hAnsi="Times New Roman" w:cs="Times New Roman"/>
+          <w:sz w:val="24"/>
+          <w:szCs w:val="24"/>
+        </w:rPr>
+        <w:t>контейнер</w:t>
+      </w:r>
+    </w:p>
+    <w:p>
+      <w:pPr>
+        <w:pStyle w:val="ListParagraph"/>
+        <w:numPr>
+          <w:ilvl w:val="0"/>
+          <w:numId w:val="7"/>
+        </w:numPr>
+        <w:spacing w:line="360" w:lineRule="auto"/>
+        <w:ind w:firstLine="709"/>
+        <w:jc w:val="both"/>
+        <w:rPr>
+          <w:rFonts w:ascii="Times New Roman" w:hAnsi="Times New Roman" w:cs="Times New Roman"/>
+          <w:sz w:val="24"/>
+          <w:szCs w:val="24"/>
+        </w:rPr>
+      </w:pPr>
+      <w:r>
+        <w:rPr>
+          <w:rFonts w:ascii="Times New Roman" w:hAnsi="Times New Roman" w:cs="Times New Roman"/>
+          <w:sz w:val="24"/>
+          <w:szCs w:val="24"/>
+          <w:lang w:val="en-US"/>
+        </w:rPr>
+        <w:t xml:space="preserve">Context – </w:t>
+      </w:r>
+      <w:r>
+        <w:rPr>
+          <w:rFonts w:ascii="Times New Roman" w:hAnsi="Times New Roman" w:cs="Times New Roman"/>
+          <w:sz w:val="24"/>
+          <w:szCs w:val="24"/>
+        </w:rPr>
+        <w:t>В този пакет е имплементиран класа за потребителската сесия в приложението</w:t>
+      </w:r>
+    </w:p>
+    <w:p>
+      <w:pPr>
+        <w:pStyle w:val="ListParagraph"/>
+        <w:numPr>
+          <w:ilvl w:val="0"/>
+          <w:numId w:val="7"/>
+        </w:numPr>
+        <w:spacing w:line="360" w:lineRule="auto"/>
+        <w:ind w:firstLine="709"/>
+        <w:jc w:val="both"/>
+        <w:rPr>
+          <w:rFonts w:ascii="Times New Roman" w:hAnsi="Times New Roman" w:cs="Times New Roman"/>
+          <w:sz w:val="24"/>
+          <w:szCs w:val="24"/>
+        </w:rPr>
+      </w:pPr>
+      <w:proofErr w:type="spellStart"/>
+      <w:r>
+        <w:rPr>
+          <w:rFonts w:ascii="Times New Roman" w:hAnsi="Times New Roman" w:cs="Times New Roman"/>
+          <w:sz w:val="24"/>
+          <w:szCs w:val="24"/>
+          <w:lang w:val="en-US"/>
+        </w:rPr>
+        <w:t>Data.Models</w:t>
+      </w:r>
+      <w:proofErr w:type="spellEnd"/>
+      <w:r>
+        <w:rPr>
+          <w:rFonts w:ascii="Times New Roman" w:hAnsi="Times New Roman" w:cs="Times New Roman"/>
+          <w:sz w:val="24"/>
+          <w:szCs w:val="24"/>
+          <w:lang w:val="en-US"/>
+        </w:rPr>
+        <w:t xml:space="preserve"> – </w:t>
+      </w:r>
+      <w:r>
+        <w:rPr>
+          <w:rFonts w:ascii="Times New Roman" w:hAnsi="Times New Roman" w:cs="Times New Roman"/>
+          <w:sz w:val="24"/>
+          <w:szCs w:val="24"/>
+        </w:rPr>
+        <w:t>Тук са разписани моделите за данните (</w:t>
+      </w:r>
+      <w:r>
+        <w:rPr>
+          <w:rFonts w:ascii="Times New Roman" w:hAnsi="Times New Roman" w:cs="Times New Roman"/>
+          <w:sz w:val="24"/>
+          <w:szCs w:val="24"/>
+          <w:lang w:val="en-US"/>
+        </w:rPr>
+        <w:t xml:space="preserve">Book </w:t>
+      </w:r>
+      <w:r>
+        <w:rPr>
+          <w:rFonts w:ascii="Times New Roman" w:hAnsi="Times New Roman" w:cs="Times New Roman"/>
+          <w:sz w:val="24"/>
+          <w:szCs w:val="24"/>
+        </w:rPr>
+        <w:t xml:space="preserve">и </w:t>
+      </w:r>
+      <w:r>
+        <w:rPr>
+          <w:rFonts w:ascii="Times New Roman" w:hAnsi="Times New Roman" w:cs="Times New Roman"/>
+          <w:sz w:val="24"/>
+          <w:szCs w:val="24"/>
+          <w:lang w:val="en-US"/>
+        </w:rPr>
+        <w:t>User</w:t>
+      </w:r>
+      <w:r>
+        <w:rPr>
+          <w:rFonts w:ascii="Times New Roman" w:hAnsi="Times New Roman" w:cs="Times New Roman"/>
+          <w:sz w:val="24"/>
+          <w:szCs w:val="24"/>
+        </w:rPr>
+        <w:t>)</w:t>
+      </w:r>
+    </w:p>
+    <w:p>
+      <w:pPr>
+        <w:pStyle w:val="ListParagraph"/>
+        <w:numPr>
+          <w:ilvl w:val="0"/>
+          <w:numId w:val="7"/>
+        </w:numPr>
+        <w:spacing w:line="360" w:lineRule="auto"/>
+        <w:ind w:firstLine="709"/>
+        <w:jc w:val="both"/>
+        <w:rPr>
+          <w:rFonts w:ascii="Times New Roman" w:hAnsi="Times New Roman" w:cs="Times New Roman"/>
+          <w:sz w:val="24"/>
+          <w:szCs w:val="24"/>
+        </w:rPr>
+      </w:pPr>
+      <w:proofErr w:type="spellStart"/>
+      <w:r>
+        <w:rPr>
+          <w:rFonts w:ascii="Times New Roman" w:hAnsi="Times New Roman" w:cs="Times New Roman"/>
+          <w:sz w:val="24"/>
+          <w:szCs w:val="24"/>
+          <w:lang w:val="en-US"/>
+        </w:rPr>
+        <w:t>Data.Repositories</w:t>
+      </w:r>
+      <w:proofErr w:type="spellEnd"/>
+      <w:r>
+        <w:rPr>
+          <w:rFonts w:ascii="Times New Roman" w:hAnsi="Times New Roman" w:cs="Times New Roman"/>
+          <w:sz w:val="24"/>
+          <w:szCs w:val="24"/>
+          <w:lang w:val="en-US"/>
+        </w:rPr>
+        <w:t xml:space="preserve"> – </w:t>
+      </w:r>
+      <w:r>
+        <w:rPr>
+          <w:rFonts w:ascii="Times New Roman" w:hAnsi="Times New Roman" w:cs="Times New Roman"/>
+          <w:sz w:val="24"/>
+          <w:szCs w:val="24"/>
+        </w:rPr>
+        <w:t xml:space="preserve">Тук са разписани конкретните имплементации на абстракциите върху </w:t>
+      </w:r>
+      <w:r>
+        <w:rPr>
+          <w:rFonts w:ascii="Times New Roman" w:hAnsi="Times New Roman" w:cs="Times New Roman"/>
+          <w:sz w:val="24"/>
+          <w:szCs w:val="24"/>
+          <w:lang w:val="en-US"/>
+        </w:rPr>
+        <w:t>Repository pattern</w:t>
+      </w:r>
+      <w:r>
+        <w:rPr>
+          <w:rFonts w:ascii="Times New Roman" w:hAnsi="Times New Roman" w:cs="Times New Roman"/>
+          <w:sz w:val="24"/>
+          <w:szCs w:val="24"/>
+        </w:rPr>
+        <w:t>-а</w:t>
+      </w:r>
+    </w:p>
+    <w:p>
+      <w:pPr>
+        <w:pStyle w:val="ListParagraph"/>
+        <w:numPr>
+          <w:ilvl w:val="0"/>
+          <w:numId w:val="7"/>
+        </w:numPr>
+        <w:spacing w:line="360" w:lineRule="auto"/>
+        <w:ind w:firstLine="709"/>
+        <w:jc w:val="both"/>
+        <w:rPr>
+          <w:rFonts w:ascii="Times New Roman" w:hAnsi="Times New Roman" w:cs="Times New Roman"/>
+          <w:sz w:val="24"/>
+          <w:szCs w:val="24"/>
+        </w:rPr>
+      </w:pPr>
+      <w:proofErr w:type="spellStart"/>
+      <w:proofErr w:type="gramStart"/>
+      <w:r>
+        <w:rPr>
+          <w:rFonts w:ascii="Times New Roman" w:hAnsi="Times New Roman" w:cs="Times New Roman"/>
+          <w:sz w:val="24"/>
+          <w:szCs w:val="24"/>
+          <w:lang w:val="en-150"/>
+        </w:rPr>
+        <w:t>D</w:t>
+      </w:r>
+      <w:r>
+        <w:rPr>
+          <w:rFonts w:ascii="Times New Roman" w:hAnsi="Times New Roman" w:cs="Times New Roman"/>
+          <w:sz w:val="24"/>
+          <w:szCs w:val="24"/>
+          <w:lang w:val="en-150"/>
+        </w:rPr>
+        <w:t>ata.</w:t>
+      </w:r>
+      <w:r>
+        <w:rPr>
+          <w:rFonts w:ascii="Times New Roman" w:hAnsi="Times New Roman" w:cs="Times New Roman"/>
+          <w:sz w:val="24"/>
+          <w:szCs w:val="24"/>
+          <w:lang w:val="en-150"/>
+        </w:rPr>
+        <w:t>R</w:t>
+      </w:r>
+      <w:r>
+        <w:rPr>
+          <w:rFonts w:ascii="Times New Roman" w:hAnsi="Times New Roman" w:cs="Times New Roman"/>
+          <w:sz w:val="24"/>
+          <w:szCs w:val="24"/>
+          <w:lang w:val="en-150"/>
+        </w:rPr>
+        <w:t>epositories.</w:t>
+      </w:r>
+      <w:r>
+        <w:rPr>
+          <w:rFonts w:ascii="Times New Roman" w:hAnsi="Times New Roman" w:cs="Times New Roman"/>
+          <w:sz w:val="24"/>
+          <w:szCs w:val="24"/>
+          <w:lang w:val="en-150"/>
+        </w:rPr>
+        <w:t>C</w:t>
+      </w:r>
+      <w:r>
+        <w:rPr>
+          <w:rFonts w:ascii="Times New Roman" w:hAnsi="Times New Roman" w:cs="Times New Roman"/>
+          <w:sz w:val="24"/>
+          <w:szCs w:val="24"/>
+          <w:lang w:val="en-150"/>
+        </w:rPr>
+        <w:t>ontracts</w:t>
+      </w:r>
+      <w:proofErr w:type="spellEnd"/>
+      <w:proofErr w:type="gramEnd"/>
+      <w:r>
+        <w:rPr>
+          <w:rFonts w:ascii="Times New Roman" w:hAnsi="Times New Roman" w:cs="Times New Roman"/>
+          <w:sz w:val="24"/>
+          <w:szCs w:val="24"/>
+        </w:rPr>
+        <w:t xml:space="preserve"> – тук са разписани всички абстракции върху </w:t>
+      </w:r>
+      <w:r>
+        <w:rPr>
+          <w:rFonts w:ascii="Times New Roman" w:hAnsi="Times New Roman" w:cs="Times New Roman"/>
+          <w:sz w:val="24"/>
+          <w:szCs w:val="24"/>
+          <w:lang w:val="en-US"/>
+        </w:rPr>
+        <w:t>Repository pattern</w:t>
+      </w:r>
+      <w:r>
+        <w:rPr>
+          <w:rFonts w:ascii="Times New Roman" w:hAnsi="Times New Roman" w:cs="Times New Roman"/>
+          <w:sz w:val="24"/>
+          <w:szCs w:val="24"/>
+        </w:rPr>
+        <w:t>-а</w:t>
+      </w:r>
+    </w:p>
+    <w:p>
+      <w:pPr>
+        <w:pStyle w:val="Heading2"/>
+      </w:pPr>
+      <w:bookmarkStart w:id="11" w:name="_Toc230036809"/>
+      <w:r>
+        <w:t>Логика</w:t>
+      </w:r>
+      <w:bookmarkEnd w:id="11"/>
+    </w:p>
+    <w:p>
+      <w:pPr>
+        <w:spacing w:line="360" w:lineRule="auto"/>
+        <w:ind w:firstLine="709"/>
+        <w:jc w:val="both"/>
+        <w:rPr>
+          <w:rFonts w:ascii="Times New Roman" w:hAnsi="Times New Roman" w:cs="Times New Roman"/>
+          <w:sz w:val="24"/>
+          <w:szCs w:val="24"/>
+        </w:rPr>
+      </w:pPr>
+      <w:r>
+        <w:rPr>
+          <w:rFonts w:ascii="Times New Roman" w:hAnsi="Times New Roman" w:cs="Times New Roman"/>
+          <w:sz w:val="24"/>
+          <w:szCs w:val="24"/>
+        </w:rPr>
+        <w:t>За да стане по-ясно ще проследим логиката зад командата за автентикация (Login).</w:t>
+      </w:r>
+      <w:r>
+        <w:rPr>
+          <w:rFonts w:ascii="Times New Roman" w:hAnsi="Times New Roman" w:cs="Times New Roman"/>
+          <w:sz w:val="24"/>
+          <w:szCs w:val="24"/>
+        </w:rPr>
+        <w:t xml:space="preserve"> Логиката зад командата следва следните стъпки:</w:t>
+      </w:r>
+    </w:p>
+    <w:p>
+      <w:pPr>
+        <w:pStyle w:val="ListParagraph"/>
+        <w:numPr>
+          <w:ilvl w:val="0"/>
+          <w:numId w:val="8"/>
+        </w:numPr>
+        <w:spacing w:line="360" w:lineRule="auto"/>
+        <w:ind w:firstLine="709"/>
+        <w:jc w:val="both"/>
+        <w:rPr>
+          <w:rFonts w:ascii="Times New Roman" w:hAnsi="Times New Roman" w:cs="Times New Roman"/>
+          <w:sz w:val="24"/>
+          <w:szCs w:val="24"/>
+        </w:rPr>
+      </w:pPr>
+      <w:r>
+        <w:rPr>
+          <w:rFonts w:ascii="Times New Roman" w:hAnsi="Times New Roman" w:cs="Times New Roman"/>
+          <w:sz w:val="24"/>
+          <w:szCs w:val="24"/>
+        </w:rPr>
+        <w:t>Приемане на вход и определяне на командата:</w:t>
+      </w:r>
+      <w:r>
+        <w:rPr>
+          <w:rFonts w:ascii="Times New Roman" w:hAnsi="Times New Roman" w:cs="Times New Roman"/>
+          <w:sz w:val="24"/>
+          <w:szCs w:val="24"/>
+        </w:rPr>
+        <w:br/>
+        <w:t>Приложението очаква вход от потребителя (командата), който в случая приемаме, че ще е login.</w:t>
+      </w:r>
+    </w:p>
+    <w:p>
+      <w:pPr>
+        <w:pStyle w:val="ListParagraph"/>
+        <w:numPr>
+          <w:ilvl w:val="0"/>
+          <w:numId w:val="8"/>
+        </w:numPr>
+        <w:spacing w:line="360" w:lineRule="auto"/>
+        <w:ind w:firstLine="709"/>
+        <w:jc w:val="both"/>
+        <w:rPr>
+          <w:rFonts w:ascii="Times New Roman" w:hAnsi="Times New Roman" w:cs="Times New Roman"/>
+          <w:sz w:val="24"/>
+          <w:szCs w:val="24"/>
+        </w:rPr>
+      </w:pPr>
+      <w:r>
+        <w:rPr>
+          <w:rFonts w:ascii="Times New Roman" w:hAnsi="Times New Roman" w:cs="Times New Roman"/>
+          <w:sz w:val="24"/>
+          <w:szCs w:val="24"/>
+        </w:rPr>
+        <w:t xml:space="preserve">Създаваме променливите от тип </w:t>
+      </w:r>
+      <w:proofErr w:type="spellStart"/>
+      <w:r>
+        <w:rPr>
+          <w:rFonts w:ascii="Times New Roman" w:hAnsi="Times New Roman" w:cs="Times New Roman"/>
+          <w:sz w:val="24"/>
+          <w:szCs w:val="24"/>
+        </w:rPr>
+        <w:t>ICommand</w:t>
+      </w:r>
+      <w:proofErr w:type="spellEnd"/>
+      <w:r>
+        <w:rPr>
+          <w:rFonts w:ascii="Times New Roman" w:hAnsi="Times New Roman" w:cs="Times New Roman"/>
+          <w:sz w:val="24"/>
+          <w:szCs w:val="24"/>
+        </w:rPr>
+        <w:t xml:space="preserve"> и </w:t>
+      </w:r>
+      <w:proofErr w:type="spellStart"/>
+      <w:r>
+        <w:rPr>
+          <w:rFonts w:ascii="Times New Roman" w:hAnsi="Times New Roman" w:cs="Times New Roman"/>
+          <w:sz w:val="24"/>
+          <w:szCs w:val="24"/>
+        </w:rPr>
+        <w:t>CommandContext</w:t>
+      </w:r>
+      <w:proofErr w:type="spellEnd"/>
+      <w:r>
+        <w:rPr>
+          <w:rFonts w:ascii="Times New Roman" w:hAnsi="Times New Roman" w:cs="Times New Roman"/>
+          <w:sz w:val="24"/>
+          <w:szCs w:val="24"/>
+        </w:rPr>
+        <w:t>, които ще инициализираме и попълним по-късно.</w:t>
+      </w:r>
+    </w:p>
+    <w:p>
+      <w:pPr>
+        <w:pStyle w:val="ListParagraph"/>
+        <w:numPr>
+          <w:ilvl w:val="0"/>
+          <w:numId w:val="8"/>
+        </w:numPr>
+        <w:spacing w:line="360" w:lineRule="auto"/>
+        <w:ind w:firstLine="709"/>
+        <w:jc w:val="both"/>
+        <w:rPr>
+          <w:rFonts w:ascii="Times New Roman" w:hAnsi="Times New Roman" w:cs="Times New Roman"/>
+          <w:sz w:val="24"/>
+          <w:szCs w:val="24"/>
+        </w:rPr>
+      </w:pPr>
+      <w:r>
+        <w:rPr>
+          <w:rFonts w:ascii="Times New Roman" w:hAnsi="Times New Roman" w:cs="Times New Roman"/>
+          <w:sz w:val="24"/>
+          <w:szCs w:val="24"/>
+        </w:rPr>
+        <w:t xml:space="preserve">В main метода на програмата е разписан switch case оператор. Там са изредени всички възможни команди, които са поддържани от проекта. В case “login” виждаме, че изискваме от factory класа да ни върне инстанция на </w:t>
+      </w:r>
+      <w:proofErr w:type="spellStart"/>
+      <w:r>
+        <w:rPr>
+          <w:rFonts w:ascii="Times New Roman" w:hAnsi="Times New Roman" w:cs="Times New Roman"/>
+          <w:sz w:val="24"/>
+          <w:szCs w:val="24"/>
+        </w:rPr>
+        <w:t>ICommand</w:t>
+      </w:r>
+      <w:proofErr w:type="spellEnd"/>
+      <w:r>
+        <w:rPr>
+          <w:rFonts w:ascii="Times New Roman" w:hAnsi="Times New Roman" w:cs="Times New Roman"/>
+          <w:sz w:val="24"/>
+          <w:szCs w:val="24"/>
+        </w:rPr>
+        <w:t xml:space="preserve"> по даден код </w:t>
+      </w:r>
+      <w:proofErr w:type="spellStart"/>
+      <w:r>
+        <w:rPr>
+          <w:rFonts w:ascii="Times New Roman" w:hAnsi="Times New Roman" w:cs="Times New Roman"/>
+          <w:sz w:val="24"/>
+          <w:szCs w:val="24"/>
+        </w:rPr>
+        <w:t>CommandCode.LogIn</w:t>
+      </w:r>
+      <w:proofErr w:type="spellEnd"/>
+      <w:r>
+        <w:rPr>
+          <w:rFonts w:ascii="Times New Roman" w:hAnsi="Times New Roman" w:cs="Times New Roman"/>
+          <w:sz w:val="24"/>
+          <w:szCs w:val="24"/>
+        </w:rPr>
+        <w:t xml:space="preserve">. Това ни връща инстанция на </w:t>
+      </w:r>
+      <w:proofErr w:type="spellStart"/>
+      <w:r>
+        <w:rPr>
+          <w:rFonts w:ascii="Times New Roman" w:hAnsi="Times New Roman" w:cs="Times New Roman"/>
+          <w:sz w:val="24"/>
+          <w:szCs w:val="24"/>
+        </w:rPr>
+        <w:t>LogInCommand</w:t>
+      </w:r>
+      <w:proofErr w:type="spellEnd"/>
+      <w:r>
+        <w:rPr>
+          <w:rFonts w:ascii="Times New Roman" w:hAnsi="Times New Roman" w:cs="Times New Roman"/>
+          <w:sz w:val="24"/>
+          <w:szCs w:val="24"/>
+        </w:rPr>
+        <w:t xml:space="preserve"> класа от пакета commands.</w:t>
+      </w:r>
+    </w:p>
+    <w:p>
+      <w:pPr>
+        <w:pStyle w:val="ListParagraph"/>
+        <w:numPr>
+          <w:ilvl w:val="0"/>
+          <w:numId w:val="8"/>
+        </w:numPr>
+        <w:spacing w:line="360" w:lineRule="auto"/>
+        <w:ind w:firstLine="709"/>
+        <w:jc w:val="both"/>
+        <w:rPr>
+          <w:rFonts w:ascii="Times New Roman" w:hAnsi="Times New Roman" w:cs="Times New Roman"/>
+          <w:sz w:val="24"/>
+          <w:szCs w:val="24"/>
+        </w:rPr>
+      </w:pPr>
+      <w:r>
+        <w:rPr>
+          <w:rFonts w:ascii="Times New Roman" w:hAnsi="Times New Roman" w:cs="Times New Roman"/>
+          <w:sz w:val="24"/>
+          <w:szCs w:val="24"/>
+        </w:rPr>
+        <w:lastRenderedPageBreak/>
+        <w:t>Подканваме потребителя да въведе потребителско име и парола, с които да влезе в профила</w:t>
+      </w:r>
+      <w:r>
+        <w:rPr>
+          <w:rFonts w:ascii="Times New Roman" w:hAnsi="Times New Roman" w:cs="Times New Roman"/>
+          <w:sz w:val="24"/>
+          <w:szCs w:val="24"/>
+        </w:rPr>
+        <w:t xml:space="preserve">, като ги добавяме в </w:t>
+      </w:r>
+      <w:proofErr w:type="spellStart"/>
+      <w:r>
+        <w:rPr>
+          <w:rFonts w:ascii="Times New Roman" w:hAnsi="Times New Roman" w:cs="Times New Roman"/>
+          <w:sz w:val="24"/>
+          <w:szCs w:val="24"/>
+        </w:rPr>
+        <w:t>CommandContext</w:t>
+      </w:r>
+      <w:proofErr w:type="spellEnd"/>
+      <w:r>
+        <w:rPr>
+          <w:rFonts w:ascii="Times New Roman" w:hAnsi="Times New Roman" w:cs="Times New Roman"/>
+          <w:sz w:val="24"/>
+          <w:szCs w:val="24"/>
+        </w:rPr>
+        <w:t xml:space="preserve"> класа за имената „username“ и „password“.</w:t>
+      </w:r>
+    </w:p>
+    <w:p>
+      <w:pPr>
+        <w:pStyle w:val="ListParagraph"/>
+        <w:numPr>
+          <w:ilvl w:val="0"/>
+          <w:numId w:val="8"/>
+        </w:numPr>
+        <w:spacing w:line="360" w:lineRule="auto"/>
+        <w:ind w:firstLine="709"/>
+        <w:jc w:val="both"/>
+        <w:rPr>
+          <w:rFonts w:ascii="Times New Roman" w:hAnsi="Times New Roman" w:cs="Times New Roman"/>
+          <w:sz w:val="24"/>
+          <w:szCs w:val="24"/>
+        </w:rPr>
+      </w:pPr>
+      <w:r>
+        <w:rPr>
+          <w:rFonts w:ascii="Times New Roman" w:hAnsi="Times New Roman" w:cs="Times New Roman"/>
+          <w:sz w:val="24"/>
+          <w:szCs w:val="24"/>
+        </w:rPr>
+        <w:t xml:space="preserve">След това излизаме от switch case оператора и продължаваме напред. Минаваме проверки за това дали имаме зареден файл. Правим го посредством контейнерът. В него пазим променлива за това дали има зареден файл. Ако тя е false и командата, която сме създали сега не е от тип </w:t>
+      </w:r>
+      <w:proofErr w:type="spellStart"/>
+      <w:r>
+        <w:rPr>
+          <w:rFonts w:ascii="Times New Roman" w:hAnsi="Times New Roman" w:cs="Times New Roman"/>
+          <w:sz w:val="24"/>
+          <w:szCs w:val="24"/>
+        </w:rPr>
+        <w:t>OpenCommand</w:t>
+      </w:r>
+      <w:proofErr w:type="spellEnd"/>
+      <w:r>
+        <w:rPr>
+          <w:rFonts w:ascii="Times New Roman" w:hAnsi="Times New Roman" w:cs="Times New Roman"/>
+          <w:sz w:val="24"/>
+          <w:szCs w:val="24"/>
+        </w:rPr>
+        <w:t xml:space="preserve"> или </w:t>
+      </w:r>
+      <w:proofErr w:type="spellStart"/>
+      <w:r>
+        <w:rPr>
+          <w:rFonts w:ascii="Times New Roman" w:hAnsi="Times New Roman" w:cs="Times New Roman"/>
+          <w:sz w:val="24"/>
+          <w:szCs w:val="24"/>
+        </w:rPr>
+        <w:t>HelpCommand</w:t>
+      </w:r>
+      <w:proofErr w:type="spellEnd"/>
+      <w:r>
+        <w:rPr>
+          <w:rFonts w:ascii="Times New Roman" w:hAnsi="Times New Roman" w:cs="Times New Roman"/>
+          <w:sz w:val="24"/>
+          <w:szCs w:val="24"/>
+        </w:rPr>
+        <w:t xml:space="preserve"> значи се опитваме да извършим нещо забранено.</w:t>
+      </w:r>
+    </w:p>
+    <w:p>
+      <w:pPr>
+        <w:pStyle w:val="ListParagraph"/>
+        <w:numPr>
+          <w:ilvl w:val="0"/>
+          <w:numId w:val="8"/>
+        </w:numPr>
+        <w:spacing w:line="360" w:lineRule="auto"/>
+        <w:ind w:firstLine="709"/>
+        <w:jc w:val="both"/>
+        <w:rPr>
+          <w:rFonts w:ascii="Times New Roman" w:hAnsi="Times New Roman" w:cs="Times New Roman"/>
+          <w:sz w:val="24"/>
+          <w:szCs w:val="24"/>
+        </w:rPr>
+      </w:pPr>
+      <w:r>
+        <w:rPr>
+          <w:rFonts w:ascii="Times New Roman" w:hAnsi="Times New Roman" w:cs="Times New Roman"/>
+          <w:sz w:val="24"/>
+          <w:szCs w:val="24"/>
+        </w:rPr>
+        <w:t>След това проверяваме дали имаме вече зареден файл и се опитваме да заредим нов. Това не е позволено. Нужно е да затворим сегашния файл.</w:t>
+      </w:r>
+    </w:p>
+    <w:p>
+      <w:pPr>
+        <w:pStyle w:val="ListParagraph"/>
+        <w:numPr>
+          <w:ilvl w:val="0"/>
+          <w:numId w:val="8"/>
+        </w:numPr>
+        <w:spacing w:line="360" w:lineRule="auto"/>
+        <w:ind w:firstLine="709"/>
+        <w:jc w:val="both"/>
+        <w:rPr>
+          <w:rFonts w:ascii="Times New Roman" w:hAnsi="Times New Roman" w:cs="Times New Roman"/>
+          <w:sz w:val="24"/>
+          <w:szCs w:val="24"/>
+        </w:rPr>
+      </w:pPr>
+      <w:r>
+        <w:rPr>
+          <w:rFonts w:ascii="Times New Roman" w:hAnsi="Times New Roman" w:cs="Times New Roman"/>
+          <w:sz w:val="24"/>
+          <w:szCs w:val="24"/>
+        </w:rPr>
+        <w:t>Минават проверки по изискванията за login, logout и админ права, които са запазени в command класа</w:t>
+      </w:r>
+    </w:p>
+    <w:p>
+      <w:pPr>
+        <w:pStyle w:val="ListParagraph"/>
+        <w:numPr>
+          <w:ilvl w:val="0"/>
+          <w:numId w:val="8"/>
+        </w:numPr>
+        <w:spacing w:line="360" w:lineRule="auto"/>
+        <w:ind w:firstLine="709"/>
+        <w:jc w:val="both"/>
+        <w:rPr>
+          <w:rFonts w:ascii="Times New Roman" w:hAnsi="Times New Roman" w:cs="Times New Roman"/>
+          <w:sz w:val="24"/>
+          <w:szCs w:val="24"/>
+        </w:rPr>
+      </w:pPr>
+      <w:r>
+        <w:rPr>
+          <w:rFonts w:ascii="Times New Roman" w:hAnsi="Times New Roman" w:cs="Times New Roman"/>
+          <w:sz w:val="24"/>
+          <w:szCs w:val="24"/>
+        </w:rPr>
+        <w:t>Стига ред на самата логика на командата.</w:t>
+      </w:r>
+      <w:r>
+        <w:rPr>
+          <w:rFonts w:ascii="Times New Roman" w:hAnsi="Times New Roman" w:cs="Times New Roman"/>
+          <w:sz w:val="24"/>
+          <w:szCs w:val="24"/>
+        </w:rPr>
+        <w:t xml:space="preserve"> Извикваме Execute метода на </w:t>
+      </w:r>
+      <w:proofErr w:type="spellStart"/>
+      <w:r>
+        <w:rPr>
+          <w:rFonts w:ascii="Times New Roman" w:hAnsi="Times New Roman" w:cs="Times New Roman"/>
+          <w:sz w:val="24"/>
+          <w:szCs w:val="24"/>
+        </w:rPr>
+        <w:t>ICommand</w:t>
+      </w:r>
+      <w:proofErr w:type="spellEnd"/>
+      <w:r>
+        <w:rPr>
+          <w:rFonts w:ascii="Times New Roman" w:hAnsi="Times New Roman" w:cs="Times New Roman"/>
+          <w:sz w:val="24"/>
+          <w:szCs w:val="24"/>
+        </w:rPr>
+        <w:t xml:space="preserve"> променливата (в случая инстанция на </w:t>
+      </w:r>
+      <w:proofErr w:type="spellStart"/>
+      <w:r>
+        <w:rPr>
+          <w:rFonts w:ascii="Times New Roman" w:hAnsi="Times New Roman" w:cs="Times New Roman"/>
+          <w:sz w:val="24"/>
+          <w:szCs w:val="24"/>
+        </w:rPr>
+        <w:t>LogInCommand</w:t>
+      </w:r>
+      <w:proofErr w:type="spellEnd"/>
+      <w:r>
+        <w:rPr>
+          <w:rFonts w:ascii="Times New Roman" w:hAnsi="Times New Roman" w:cs="Times New Roman"/>
+          <w:sz w:val="24"/>
+          <w:szCs w:val="24"/>
+        </w:rPr>
+        <w:t>).</w:t>
+      </w:r>
+    </w:p>
+    <w:p>
+      <w:pPr>
+        <w:pStyle w:val="ListParagraph"/>
+        <w:numPr>
+          <w:ilvl w:val="0"/>
+          <w:numId w:val="8"/>
+        </w:numPr>
+        <w:spacing w:line="360" w:lineRule="auto"/>
+        <w:ind w:firstLine="709"/>
+        <w:jc w:val="both"/>
+        <w:rPr>
+          <w:rFonts w:ascii="Times New Roman" w:hAnsi="Times New Roman" w:cs="Times New Roman"/>
+          <w:sz w:val="24"/>
+          <w:szCs w:val="24"/>
+        </w:rPr>
+      </w:pPr>
+      <w:r>
+        <w:rPr>
+          <w:rFonts w:ascii="Times New Roman" w:hAnsi="Times New Roman" w:cs="Times New Roman"/>
+          <w:sz w:val="24"/>
+          <w:szCs w:val="24"/>
+        </w:rPr>
+        <w:t>Тук изкарваме потребителското име и паролата от context параметъра.</w:t>
+      </w:r>
+    </w:p>
+    <w:p>
+      <w:pPr>
+        <w:pStyle w:val="ListParagraph"/>
+        <w:numPr>
+          <w:ilvl w:val="0"/>
+          <w:numId w:val="8"/>
+        </w:numPr>
+        <w:spacing w:line="360" w:lineRule="auto"/>
+        <w:ind w:firstLine="709"/>
+        <w:jc w:val="both"/>
+        <w:rPr>
+          <w:rFonts w:ascii="Times New Roman" w:hAnsi="Times New Roman" w:cs="Times New Roman"/>
+          <w:sz w:val="24"/>
+          <w:szCs w:val="24"/>
+        </w:rPr>
+      </w:pPr>
+      <w:r>
+        <w:rPr>
+          <w:rFonts w:ascii="Times New Roman" w:hAnsi="Times New Roman" w:cs="Times New Roman"/>
+          <w:sz w:val="24"/>
+          <w:szCs w:val="24"/>
+        </w:rPr>
+        <w:t xml:space="preserve">Взимаме </w:t>
+      </w:r>
+      <w:proofErr w:type="spellStart"/>
+      <w:r>
+        <w:rPr>
+          <w:rFonts w:ascii="Times New Roman" w:hAnsi="Times New Roman" w:cs="Times New Roman"/>
+          <w:sz w:val="24"/>
+          <w:szCs w:val="24"/>
+        </w:rPr>
+        <w:t>IUserRepository</w:t>
+      </w:r>
+      <w:proofErr w:type="spellEnd"/>
+      <w:r>
+        <w:rPr>
+          <w:rFonts w:ascii="Times New Roman" w:hAnsi="Times New Roman" w:cs="Times New Roman"/>
+          <w:sz w:val="24"/>
+          <w:szCs w:val="24"/>
+        </w:rPr>
+        <w:t xml:space="preserve"> инстанция от контейнера.</w:t>
+      </w:r>
+    </w:p>
+    <w:p>
+      <w:pPr>
+        <w:pStyle w:val="ListParagraph"/>
+        <w:numPr>
+          <w:ilvl w:val="0"/>
+          <w:numId w:val="8"/>
+        </w:numPr>
+        <w:spacing w:line="360" w:lineRule="auto"/>
+        <w:ind w:firstLine="709"/>
+        <w:jc w:val="both"/>
+        <w:rPr>
+          <w:rFonts w:ascii="Times New Roman" w:hAnsi="Times New Roman" w:cs="Times New Roman"/>
+          <w:sz w:val="24"/>
+          <w:szCs w:val="24"/>
+        </w:rPr>
+      </w:pPr>
+      <w:r>
+        <w:rPr>
+          <w:rFonts w:ascii="Times New Roman" w:hAnsi="Times New Roman" w:cs="Times New Roman"/>
+          <w:sz w:val="24"/>
+          <w:szCs w:val="24"/>
+        </w:rPr>
+        <w:t>Търсим потребител с даденото потребителско име в данните ни.</w:t>
+      </w:r>
+    </w:p>
+    <w:p>
+      <w:pPr>
+        <w:pStyle w:val="ListParagraph"/>
+        <w:numPr>
+          <w:ilvl w:val="0"/>
+          <w:numId w:val="8"/>
+        </w:numPr>
+        <w:spacing w:line="360" w:lineRule="auto"/>
+        <w:ind w:firstLine="709"/>
+        <w:jc w:val="both"/>
+        <w:rPr>
+          <w:rFonts w:ascii="Times New Roman" w:hAnsi="Times New Roman" w:cs="Times New Roman"/>
+          <w:sz w:val="24"/>
+          <w:szCs w:val="24"/>
+        </w:rPr>
+      </w:pPr>
+      <w:r>
+        <w:rPr>
+          <w:rFonts w:ascii="Times New Roman" w:hAnsi="Times New Roman" w:cs="Times New Roman"/>
+          <w:sz w:val="24"/>
+          <w:szCs w:val="24"/>
+        </w:rPr>
+        <w:t>Ако не намерим връщаме false и прекратяваме изпълнението на командата.</w:t>
+      </w:r>
+    </w:p>
+    <w:p>
+      <w:pPr>
+        <w:pStyle w:val="ListParagraph"/>
+        <w:numPr>
+          <w:ilvl w:val="0"/>
+          <w:numId w:val="8"/>
+        </w:numPr>
+        <w:spacing w:line="360" w:lineRule="auto"/>
+        <w:ind w:firstLine="709"/>
+        <w:jc w:val="both"/>
+        <w:rPr>
+          <w:rFonts w:ascii="Times New Roman" w:hAnsi="Times New Roman" w:cs="Times New Roman"/>
+          <w:sz w:val="24"/>
+          <w:szCs w:val="24"/>
+        </w:rPr>
+      </w:pPr>
+      <w:r>
+        <w:rPr>
+          <w:rFonts w:ascii="Times New Roman" w:hAnsi="Times New Roman" w:cs="Times New Roman"/>
+          <w:sz w:val="24"/>
+          <w:szCs w:val="24"/>
+        </w:rPr>
+        <w:t xml:space="preserve">Ако намерим проверяваме дали паролата на потребителя от </w:t>
+      </w:r>
+      <w:proofErr w:type="spellStart"/>
+      <w:r>
+        <w:rPr>
+          <w:rFonts w:ascii="Times New Roman" w:hAnsi="Times New Roman" w:cs="Times New Roman"/>
+          <w:sz w:val="24"/>
+          <w:szCs w:val="24"/>
+        </w:rPr>
+        <w:t>репозиторито</w:t>
+      </w:r>
+      <w:proofErr w:type="spellEnd"/>
+      <w:r>
+        <w:rPr>
+          <w:rFonts w:ascii="Times New Roman" w:hAnsi="Times New Roman" w:cs="Times New Roman"/>
+          <w:sz w:val="24"/>
+          <w:szCs w:val="24"/>
+        </w:rPr>
+        <w:t xml:space="preserve"> съвпада с паролата подадена през контекста.</w:t>
+      </w:r>
+    </w:p>
+    <w:p>
+      <w:pPr>
+        <w:pStyle w:val="ListParagraph"/>
+        <w:numPr>
+          <w:ilvl w:val="0"/>
+          <w:numId w:val="8"/>
+        </w:numPr>
+        <w:spacing w:line="360" w:lineRule="auto"/>
+        <w:ind w:firstLine="709"/>
+        <w:jc w:val="both"/>
+        <w:rPr>
+          <w:rFonts w:ascii="Times New Roman" w:hAnsi="Times New Roman" w:cs="Times New Roman"/>
+          <w:sz w:val="24"/>
+          <w:szCs w:val="24"/>
+        </w:rPr>
+      </w:pPr>
+      <w:r>
+        <w:rPr>
+          <w:rFonts w:ascii="Times New Roman" w:hAnsi="Times New Roman" w:cs="Times New Roman"/>
+          <w:sz w:val="24"/>
+          <w:szCs w:val="24"/>
+        </w:rPr>
+        <w:t>Ако не – връщаме провал и прекратяваме командата.</w:t>
+      </w:r>
+    </w:p>
+    <w:p>
+      <w:pPr>
+        <w:pStyle w:val="ListParagraph"/>
+        <w:numPr>
+          <w:ilvl w:val="0"/>
+          <w:numId w:val="8"/>
+        </w:numPr>
+        <w:spacing w:line="360" w:lineRule="auto"/>
+        <w:ind w:firstLine="709"/>
+        <w:jc w:val="both"/>
+        <w:rPr>
+          <w:rFonts w:ascii="Times New Roman" w:hAnsi="Times New Roman" w:cs="Times New Roman"/>
+          <w:sz w:val="24"/>
+          <w:szCs w:val="24"/>
+        </w:rPr>
+      </w:pPr>
+      <w:r>
+        <w:rPr>
+          <w:rFonts w:ascii="Times New Roman" w:hAnsi="Times New Roman" w:cs="Times New Roman"/>
+          <w:sz w:val="24"/>
+          <w:szCs w:val="24"/>
+        </w:rPr>
+        <w:t>Ако да – успех! Взимаме сесията от контейнера и запазваме потребителя вътре.</w:t>
+      </w:r>
+    </w:p>
+    <w:p>
+      <w:pPr>
+        <w:rPr>
+          <w:rFonts w:ascii="Times New Roman" w:hAnsi="Times New Roman" w:cs="Times New Roman"/>
+          <w:sz w:val="24"/>
+          <w:szCs w:val="24"/>
+        </w:rPr>
+      </w:pPr>
+      <w:r>
+        <w:rPr>
+          <w:rFonts w:ascii="Times New Roman" w:hAnsi="Times New Roman" w:cs="Times New Roman"/>
+          <w:sz w:val="24"/>
+          <w:szCs w:val="24"/>
+        </w:rPr>
+        <w:t>Всички останали команди следват подобни стъпки на изпълнение като се заместват стъпките изпълняващи конкретна бизнес логика.</w:t>
+      </w:r>
+    </w:p>
+    <w:p>
+      <w:pPr>
+        <w:rPr>
+          <w:rFonts w:ascii="Times New Roman" w:hAnsi="Times New Roman" w:cs="Times New Roman"/>
+          <w:sz w:val="24"/>
+          <w:szCs w:val="24"/>
+        </w:rPr>
+      </w:pPr>
+      <w:r>
+        <w:rPr>
+          <w:rFonts w:ascii="Times New Roman" w:hAnsi="Times New Roman" w:cs="Times New Roman"/>
+          <w:sz w:val="24"/>
+          <w:szCs w:val="24"/>
+        </w:rPr>
+        <w:br w:type="page"/>
+      </w:r>
+    </w:p>
+    <w:p>
+      <w:pPr>
+        <w:pStyle w:val="Heading1"/>
+      </w:pPr>
+      <w:bookmarkStart w:id="12" w:name="_Toc230036810"/>
+      <w:r>
+        <w:lastRenderedPageBreak/>
+        <w:t>Заключение</w:t>
+      </w:r>
+      <w:bookmarkEnd w:id="12"/>
+    </w:p>
+    <w:p>
+      <w:pPr>
+        <w:spacing w:line="360" w:lineRule="auto"/>
+        <w:ind w:firstLine="709"/>
+        <w:jc w:val="both"/>
+        <w:rPr>
+          <w:rFonts w:ascii="Times New Roman" w:hAnsi="Times New Roman" w:cs="Times New Roman"/>
+          <w:sz w:val="24"/>
+          <w:szCs w:val="24"/>
+        </w:rPr>
+      </w:pPr>
+      <w:r>
+        <w:rPr>
+          <w:rFonts w:ascii="Times New Roman" w:hAnsi="Times New Roman" w:cs="Times New Roman"/>
+          <w:sz w:val="24"/>
+          <w:szCs w:val="24"/>
+        </w:rPr>
+        <w:t>Разработката покрива нуждите на една система за поддръжка на библиотека. Позволява менажирането на книги и потребители.</w:t>
+      </w:r>
+      <w:r>
+        <w:rPr>
+          <w:rFonts w:ascii="Times New Roman" w:hAnsi="Times New Roman" w:cs="Times New Roman"/>
+          <w:sz w:val="24"/>
+          <w:szCs w:val="24"/>
+        </w:rPr>
+        <w:t xml:space="preserve"> Същевременно е разписана по добър, разбираем, „развързан“ и скалируем начин. Всеки модул лесно може да се подмени с друг без да се разбутва много сорс код.</w:t>
+      </w:r>
+    </w:p>
+    <w:p>
+      <w:pPr>
+        <w:spacing w:line="360" w:lineRule="auto"/>
+        <w:ind w:firstLine="709"/>
+        <w:jc w:val="both"/>
+        <w:rPr>
+          <w:rFonts w:ascii="Times New Roman" w:hAnsi="Times New Roman" w:cs="Times New Roman"/>
+          <w:sz w:val="24"/>
+          <w:szCs w:val="24"/>
+        </w:rPr>
+      </w:pPr>
+      <w:r>
+        <w:rPr>
+          <w:rFonts w:ascii="Times New Roman" w:hAnsi="Times New Roman" w:cs="Times New Roman"/>
+          <w:sz w:val="24"/>
+          <w:szCs w:val="24"/>
+        </w:rPr>
+        <w:t xml:space="preserve">Разбира се има още много възможности за подобрение както при всеки </w:t>
+      </w:r>
+      <w:r>
+        <w:rPr>
+          <w:rFonts w:ascii="Times New Roman" w:hAnsi="Times New Roman" w:cs="Times New Roman"/>
+          <w:sz w:val="24"/>
+          <w:szCs w:val="24"/>
+        </w:rPr>
+        <w:t>проект.</w:t>
+      </w:r>
+      <w:r>
+        <w:rPr>
+          <w:rFonts w:ascii="Times New Roman" w:hAnsi="Times New Roman" w:cs="Times New Roman"/>
+          <w:sz w:val="24"/>
+          <w:szCs w:val="24"/>
+        </w:rPr>
+        <w:t xml:space="preserve"> </w:t>
+      </w:r>
+      <w:r>
+        <w:rPr>
+          <w:rFonts w:ascii="Times New Roman" w:hAnsi="Times New Roman" w:cs="Times New Roman"/>
+          <w:sz w:val="24"/>
+          <w:szCs w:val="24"/>
+        </w:rPr>
+        <w:t>Последващи стъпки за разработка биха включвали:</w:t>
+      </w:r>
+    </w:p>
+    <w:p>
+      <w:pPr>
+        <w:pStyle w:val="ListParagraph"/>
+        <w:numPr>
+          <w:ilvl w:val="0"/>
+          <w:numId w:val="9"/>
+        </w:numPr>
+        <w:spacing w:line="360" w:lineRule="auto"/>
+        <w:jc w:val="both"/>
+        <w:rPr>
+          <w:rFonts w:ascii="Times New Roman" w:hAnsi="Times New Roman" w:cs="Times New Roman"/>
+          <w:sz w:val="24"/>
+          <w:szCs w:val="24"/>
+        </w:rPr>
+      </w:pPr>
+      <w:r>
+        <w:rPr>
+          <w:rFonts w:ascii="Times New Roman" w:hAnsi="Times New Roman" w:cs="Times New Roman"/>
+          <w:sz w:val="24"/>
+          <w:szCs w:val="24"/>
+        </w:rPr>
+        <w:t>Внедряването на factory класа за командите в DI контейнерът.</w:t>
+      </w:r>
+    </w:p>
+    <w:p>
+      <w:pPr>
+        <w:pStyle w:val="ListParagraph"/>
+        <w:numPr>
+          <w:ilvl w:val="0"/>
+          <w:numId w:val="9"/>
+        </w:numPr>
+        <w:spacing w:line="360" w:lineRule="auto"/>
+        <w:jc w:val="both"/>
+        <w:rPr>
+          <w:rFonts w:ascii="Times New Roman" w:hAnsi="Times New Roman" w:cs="Times New Roman"/>
+          <w:sz w:val="24"/>
+          <w:szCs w:val="24"/>
+        </w:rPr>
+      </w:pPr>
+      <w:r>
+        <w:rPr>
+          <w:rFonts w:ascii="Times New Roman" w:hAnsi="Times New Roman" w:cs="Times New Roman"/>
+          <w:sz w:val="24"/>
+          <w:szCs w:val="24"/>
+        </w:rPr>
+        <w:t>Разработката на база данни, която да премахне нуждата от работата с xml файлове, които са по-податливи на промяна и загуба на данни.</w:t>
+      </w:r>
+    </w:p>
+    <w:p>
+      <w:pPr>
+        <w:pStyle w:val="ListParagraph"/>
+        <w:numPr>
+          <w:ilvl w:val="0"/>
+          <w:numId w:val="9"/>
+        </w:numPr>
+        <w:spacing w:line="360" w:lineRule="auto"/>
+        <w:jc w:val="both"/>
+        <w:rPr>
+          <w:rFonts w:ascii="Times New Roman" w:hAnsi="Times New Roman" w:cs="Times New Roman"/>
+          <w:sz w:val="24"/>
+          <w:szCs w:val="24"/>
+        </w:rPr>
+      </w:pPr>
+      <w:r>
+        <w:rPr>
+          <w:rFonts w:ascii="Times New Roman" w:hAnsi="Times New Roman" w:cs="Times New Roman"/>
+          <w:sz w:val="24"/>
+          <w:szCs w:val="24"/>
+        </w:rPr>
+        <w:t xml:space="preserve">Инкорпорирането на база данни би се случила с минимални усилия и промени по сорс кода, както по-горе е споменато. В момента всичко, което работи с данни използва и работи само с абстракциите </w:t>
+      </w:r>
+      <w:proofErr w:type="spellStart"/>
+      <w:r>
+        <w:rPr>
+          <w:rFonts w:ascii="Times New Roman" w:hAnsi="Times New Roman" w:cs="Times New Roman"/>
+          <w:sz w:val="24"/>
+          <w:szCs w:val="24"/>
+        </w:rPr>
+        <w:t>IUserRepository</w:t>
+      </w:r>
+      <w:proofErr w:type="spellEnd"/>
+      <w:r>
+        <w:rPr>
+          <w:rFonts w:ascii="Times New Roman" w:hAnsi="Times New Roman" w:cs="Times New Roman"/>
+          <w:sz w:val="24"/>
+          <w:szCs w:val="24"/>
+        </w:rPr>
+        <w:t xml:space="preserve"> И </w:t>
+      </w:r>
+      <w:proofErr w:type="spellStart"/>
+      <w:r>
+        <w:rPr>
+          <w:rFonts w:ascii="Times New Roman" w:hAnsi="Times New Roman" w:cs="Times New Roman"/>
+          <w:sz w:val="24"/>
+          <w:szCs w:val="24"/>
+        </w:rPr>
+        <w:t>IBookRepository</w:t>
+      </w:r>
+      <w:proofErr w:type="spellEnd"/>
+      <w:r>
+        <w:rPr>
+          <w:rFonts w:ascii="Times New Roman" w:hAnsi="Times New Roman" w:cs="Times New Roman"/>
+          <w:sz w:val="24"/>
+          <w:szCs w:val="24"/>
+        </w:rPr>
+        <w:t>. Това от своя страна позволява мигрирането към друг вид съхранение на данните в 2 прости стъпки: имплементиране на наследници на двете абстракции и регистрирането им в DI контейнерът вместо сегашните.</w:t>
+      </w:r>
+    </w:p>
+    <w:p>
+      <w:pPr>
+        <w:pStyle w:val="ListParagraph"/>
+        <w:numPr>
+          <w:ilvl w:val="0"/>
+          <w:numId w:val="9"/>
+        </w:numPr>
+        <w:spacing w:line="360" w:lineRule="auto"/>
+        <w:jc w:val="both"/>
+        <w:rPr>
+          <w:rFonts w:ascii="Times New Roman" w:hAnsi="Times New Roman" w:cs="Times New Roman"/>
+          <w:sz w:val="24"/>
+          <w:szCs w:val="24"/>
+        </w:rPr>
+      </w:pPr>
+      <w:r>
+        <w:rPr>
+          <w:rFonts w:ascii="Times New Roman" w:hAnsi="Times New Roman" w:cs="Times New Roman"/>
+          <w:sz w:val="24"/>
+          <w:szCs w:val="24"/>
+        </w:rPr>
+        <w:t>Разписване на по-обстойни проверки и валидации на потребителския вход.</w:t>
+      </w:r>
+    </w:p>
     <w:p/>
     <w:sectPr>
+      <w:footerReference w:type="default" r:id="rId8"/>
       <w:pgSz w:w="11906" w:h="16838"/>
       <w:pgMar w:top="1417" w:right="1417" w:bottom="1417" w:left="1417" w:header="708" w:footer="708" w:gutter="0"/>
       <w:cols w:space="708"/>
+      <w:titlePg/>
       <w:docGrid w:linePitch="360"/>
     </w:sectPr>
   </w:body>
 </w:document>
+</file>
+
+<file path=word/endnotes.xml><?xml version="1.0" encoding="utf-8"?>
+<w:endnotes xmlns:wpc="http://schemas.microsoft.com/office/word/2010/wordprocessingCanvas" xmlns:cx="http://schemas.microsoft.com/office/drawing/2014/chartex" xmlns:cx1="http://schemas.microsoft.com/office/drawing/2015/9/8/chartex" xmlns:cx2="http://schemas.microsoft.com/office/drawing/2015/10/21/chartex" xmlns:cx3="http://schemas.microsoft.com/office/drawing/2016/5/9/chartex" xmlns:cx4="http://schemas.microsoft.com/office/drawing/2016/5/10/chartex" xmlns:cx5="http://schemas.microsoft.com/office/drawing/2016/5/11/chartex" xmlns:cx6="http://schemas.microsoft.com/office/drawing/2016/5/12/chartex" xmlns:cx7="http://schemas.microsoft.com/office/drawing/2016/5/13/chartex" xmlns:cx8="http://schemas.microsoft.com/office/drawing/2016/5/14/chartex" xmlns:mc="http://schemas.openxmlformats.org/markup-compatibility/2006" xmlns:aink="http://schemas.microsoft.com/office/drawing/2016/ink" xmlns:am3d="http://schemas.microsoft.com/office/drawing/2017/model3d" xmlns:o="urn:schemas-microsoft-com:office:office" xmlns:oel="http://schemas.microsoft.com/office/2019/extlst" xmlns:r="http://schemas.openxmlformats.org/officeDocument/2006/relationships" xmlns:m="http://schemas.openxmlformats.org/officeDocument/2006/math" xmlns:v="urn:schemas-microsoft-com:vml" xmlns:wp14="http://schemas.microsoft.com/office/word/2010/wordprocessingDrawing" xmlns:wp="http://schemas.openxmlformats.org/drawingml/2006/wordprocessingDrawing" xmlns:w10="urn:schemas-microsoft-com:office:word" xmlns:w="http://schemas.openxmlformats.org/wordprocessingml/2006/main" xmlns:w14="http://schemas.microsoft.com/office/word/2010/wordml" xmlns:w15="http://schemas.microsoft.com/office/word/2012/wordml" xmlns:w16cex="http://schemas.microsoft.com/office/word/2018/wordml/cex" xmlns:w16cid="http://schemas.microsoft.com/office/word/2016/wordml/cid" xmlns:w16="http://schemas.microsoft.com/office/word/2018/wordml" xmlns:w16du="http://schemas.microsoft.com/office/word/2023/wordml/word16du" xmlns:w16sdtdh="http://schemas.microsoft.com/office/word/2020/wordml/sdtdatahash" xmlns:w16sdtfl="http://schemas.microsoft.com/office/word/2024/wordml/sdtformatlock" xmlns:w16se="http://schemas.microsoft.com/office/word/2015/wordml/symex" xmlns:wpg="http://schemas.microsoft.com/office/word/2010/wordprocessingGroup" xmlns:wpi="http://schemas.microsoft.com/office/word/2010/wordprocessingInk" xmlns:wne="http://schemas.microsoft.com/office/word/2006/wordml" xmlns:wps="http://schemas.microsoft.com/office/word/2010/wordprocessingShape" mc:Ignorable="w14 w15 w16se w16cid w16 w16cex w16sdtdh w16sdtfl w16du wp14">
+  <w:endnote w:type="separator" w:id="-1">
+    <w:p>
+      <w:pPr>
+        <w:spacing w:after="0" w:line="240" w:lineRule="auto"/>
+      </w:pPr>
+      <w:r>
+        <w:separator/>
+      </w:r>
+    </w:p>
+  </w:endnote>
+  <w:endnote w:type="continuationSeparator" w:id="0">
+    <w:p>
+      <w:pPr>
+        <w:spacing w:after="0" w:line="240" w:lineRule="auto"/>
+      </w:pPr>
+      <w:r>
+        <w:continuationSeparator/>
+      </w:r>
+    </w:p>
+  </w:endnote>
+</w:endnotes>
+</file>
+
+<file path=word/footer1.xml><?xml version="1.0" encoding="utf-8"?>
+<w:ftr xmlns:wpc="http://schemas.microsoft.com/office/word/2010/wordprocessingCanvas" xmlns:cx="http://schemas.microsoft.com/office/drawing/2014/chartex" xmlns:cx1="http://schemas.microsoft.com/office/drawing/2015/9/8/chartex" xmlns:cx2="http://schemas.microsoft.com/office/drawing/2015/10/21/chartex" xmlns:cx3="http://schemas.microsoft.com/office/drawing/2016/5/9/chartex" xmlns:cx4="http://schemas.microsoft.com/office/drawing/2016/5/10/chartex" xmlns:cx5="http://schemas.microsoft.com/office/drawing/2016/5/11/chartex" xmlns:cx6="http://schemas.microsoft.com/office/drawing/2016/5/12/chartex" xmlns:cx7="http://schemas.microsoft.com/office/drawing/2016/5/13/chartex" xmlns:cx8="http://schemas.microsoft.com/office/drawing/2016/5/14/chartex" xmlns:mc="http://schemas.openxmlformats.org/markup-compatibility/2006" xmlns:aink="http://schemas.microsoft.com/office/drawing/2016/ink" xmlns:am3d="http://schemas.microsoft.com/office/drawing/2017/model3d" xmlns:o="urn:schemas-microsoft-com:office:office" xmlns:oel="http://schemas.microsoft.com/office/2019/extlst" xmlns:r="http://schemas.openxmlformats.org/officeDocument/2006/relationships" xmlns:m="http://schemas.openxmlformats.org/officeDocument/2006/math" xmlns:v="urn:schemas-microsoft-com:vml" xmlns:wp14="http://schemas.microsoft.com/office/word/2010/wordprocessingDrawing" xmlns:wp="http://schemas.openxmlformats.org/drawingml/2006/wordprocessingDrawing" xmlns:w10="urn:schemas-microsoft-com:office:word" xmlns:w="http://schemas.openxmlformats.org/wordprocessingml/2006/main" xmlns:w14="http://schemas.microsoft.com/office/word/2010/wordml" xmlns:w15="http://schemas.microsoft.com/office/word/2012/wordml" xmlns:w16cex="http://schemas.microsoft.com/office/word/2018/wordml/cex" xmlns:w16cid="http://schemas.microsoft.com/office/word/2016/wordml/cid" xmlns:w16="http://schemas.microsoft.com/office/word/2018/wordml" xmlns:w16du="http://schemas.microsoft.com/office/word/2023/wordml/word16du" xmlns:w16sdtdh="http://schemas.microsoft.com/office/word/2020/wordml/sdtdatahash" xmlns:w16sdtfl="http://schemas.microsoft.com/office/word/2024/wordml/sdtformatlock" xmlns:w16se="http://schemas.microsoft.com/office/word/2015/wordml/symex" xmlns:wpg="http://schemas.microsoft.com/office/word/2010/wordprocessingGroup" xmlns:wpi="http://schemas.microsoft.com/office/word/2010/wordprocessingInk" xmlns:wne="http://schemas.microsoft.com/office/word/2006/wordml" xmlns:wps="http://schemas.microsoft.com/office/word/2010/wordprocessingShape" mc:Ignorable="w14 w15 w16se w16cid w16 w16cex w16sdtdh w16sdtfl w16du wp14">
+  <w:sdt>
+    <w:sdtPr>
+      <w:id w:val="581579293"/>
+      <w:docPartObj>
+        <w:docPartGallery w:val="Page Numbers (Bottom of Page)"/>
+        <w:docPartUnique/>
+      </w:docPartObj>
+    </w:sdtPr>
+    <w:sdtEndPr>
+      <w:rPr>
+        <w:noProof/>
+      </w:rPr>
+    </w:sdtEndPr>
+    <w:sdtContent>
+      <w:p>
+        <w:pPr>
+          <w:pStyle w:val="Footer"/>
+          <w:jc w:val="right"/>
+        </w:pPr>
+        <w:r>
+          <w:fldChar w:fldCharType="begin"/>
+        </w:r>
+        <w:r>
+          <w:instrText xml:space="preserve"> PAGE   \* MERGEFORMAT </w:instrText>
+        </w:r>
+        <w:r>
+          <w:fldChar w:fldCharType="separate"/>
+        </w:r>
+        <w:r>
+          <w:rPr>
+            <w:noProof/>
+          </w:rPr>
+          <w:t>2</w:t>
+        </w:r>
+        <w:r>
+          <w:rPr>
+            <w:noProof/>
+          </w:rPr>
+          <w:fldChar w:fldCharType="end"/>
+        </w:r>
+      </w:p>
+    </w:sdtContent>
+  </w:sdt>
+  <w:p>
+    <w:pPr>
+      <w:pStyle w:val="Footer"/>
+    </w:pPr>
+  </w:p>
+</w:ftr>
+</file>
+
+<file path=word/footnotes.xml><?xml version="1.0" encoding="utf-8"?>
+<w:footnotes xmlns:wpc="http://schemas.microsoft.com/office/word/2010/wordprocessingCanvas" xmlns:cx="http://schemas.microsoft.com/office/drawing/2014/chartex" xmlns:cx1="http://schemas.microsoft.com/office/drawing/2015/9/8/chartex" xmlns:cx2="http://schemas.microsoft.com/office/drawing/2015/10/21/chartex" xmlns:cx3="http://schemas.microsoft.com/office/drawing/2016/5/9/chartex" xmlns:cx4="http://schemas.microsoft.com/office/drawing/2016/5/10/chartex" xmlns:cx5="http://schemas.microsoft.com/office/drawing/2016/5/11/chartex" xmlns:cx6="http://schemas.microsoft.com/office/drawing/2016/5/12/chartex" xmlns:cx7="http://schemas.microsoft.com/office/drawing/2016/5/13/chartex" xmlns:cx8="http://schemas.microsoft.com/office/drawing/2016/5/14/chartex" xmlns:mc="http://schemas.openxmlformats.org/markup-compatibility/2006" xmlns:aink="http://schemas.microsoft.com/office/drawing/2016/ink" xmlns:am3d="http://schemas.microsoft.com/office/drawing/2017/model3d" xmlns:o="urn:schemas-microsoft-com:office:office" xmlns:oel="http://schemas.microsoft.com/office/2019/extlst" xmlns:r="http://schemas.openxmlformats.org/officeDocument/2006/relationships" xmlns:m="http://schemas.openxmlformats.org/officeDocument/2006/math" xmlns:v="urn:schemas-microsoft-com:vml" xmlns:wp14="http://schemas.microsoft.com/office/word/2010/wordprocessingDrawing" xmlns:wp="http://schemas.openxmlformats.org/drawingml/2006/wordprocessingDrawing" xmlns:w10="urn:schemas-microsoft-com:office:word" xmlns:w="http://schemas.openxmlformats.org/wordprocessingml/2006/main" xmlns:w14="http://schemas.microsoft.com/office/word/2010/wordml" xmlns:w15="http://schemas.microsoft.com/office/word/2012/wordml" xmlns:w16cex="http://schemas.microsoft.com/office/word/2018/wordml/cex" xmlns:w16cid="http://schemas.microsoft.com/office/word/2016/wordml/cid" xmlns:w16="http://schemas.microsoft.com/office/word/2018/wordml" xmlns:w16du="http://schemas.microsoft.com/office/word/2023/wordml/word16du" xmlns:w16sdtdh="http://schemas.microsoft.com/office/word/2020/wordml/sdtdatahash" xmlns:w16sdtfl="http://schemas.microsoft.com/office/word/2024/wordml/sdtformatlock" xmlns:w16se="http://schemas.microsoft.com/office/word/2015/wordml/symex" xmlns:wpg="http://schemas.microsoft.com/office/word/2010/wordprocessingGroup" xmlns:wpi="http://schemas.microsoft.com/office/word/2010/wordprocessingInk" xmlns:wne="http://schemas.microsoft.com/office/word/2006/wordml" xmlns:wps="http://schemas.microsoft.com/office/word/2010/wordprocessingShape" mc:Ignorable="w14 w15 w16se w16cid w16 w16cex w16sdtdh w16sdtfl w16du wp14">
+  <w:footnote w:type="separator" w:id="-1">
+    <w:p>
+      <w:pPr>
+        <w:spacing w:after="0" w:line="240" w:lineRule="auto"/>
+      </w:pPr>
+      <w:r>
+        <w:separator/>
+      </w:r>
+    </w:p>
+  </w:footnote>
+  <w:footnote w:type="continuationSeparator" w:id="0">
+    <w:p>
+      <w:pPr>
+        <w:spacing w:after="0" w:line="240" w:lineRule="auto"/>
+      </w:pPr>
+      <w:r>
+        <w:continuationSeparator/>
+      </w:r>
+    </w:p>
+  </w:footnote>
+</w:footnotes>
+</file>
+
+<file path=word/numbering.xml><?xml version="1.0" encoding="utf-8"?>
+<w:numbering xmlns:wpc="http://schemas.microsoft.com/office/word/2010/wordprocessingCanvas" xmlns:cx="http://schemas.microsoft.com/office/drawing/2014/chartex" xmlns:cx1="http://schemas.microsoft.com/office/drawing/2015/9/8/chartex" xmlns:cx2="http://schemas.microsoft.com/office/drawing/2015/10/21/chartex" xmlns:cx3="http://schemas.microsoft.com/office/drawing/2016/5/9/chartex" xmlns:cx4="http://schemas.microsoft.com/office/drawing/2016/5/10/chartex" xmlns:cx5="http://schemas.microsoft.com/office/drawing/2016/5/11/chartex" xmlns:cx6="http://schemas.microsoft.com/office/drawing/2016/5/12/chartex" xmlns:cx7="http://schemas.microsoft.com/office/drawing/2016/5/13/chartex" xmlns:cx8="http://schemas.microsoft.com/office/drawing/2016/5/14/chartex" xmlns:mc="http://schemas.openxmlformats.org/markup-compatibility/2006" xmlns:aink="http://schemas.microsoft.com/office/drawing/2016/ink" xmlns:am3d="http://schemas.microsoft.com/office/drawing/2017/model3d" xmlns:o="urn:schemas-microsoft-com:office:office" xmlns:oel="http://schemas.microsoft.com/office/2019/extlst" xmlns:r="http://schemas.openxmlformats.org/officeDocument/2006/relationships" xmlns:m="http://schemas.openxmlformats.org/officeDocument/2006/math" xmlns:v="urn:schemas-microsoft-com:vml" xmlns:wp14="http://schemas.microsoft.com/office/word/2010/wordprocessingDrawing" xmlns:wp="http://schemas.openxmlformats.org/drawingml/2006/wordprocessingDrawing" xmlns:w10="urn:schemas-microsoft-com:office:word" xmlns:w="http://schemas.openxmlformats.org/wordprocessingml/2006/main" xmlns:w14="http://schemas.microsoft.com/office/word/2010/wordml" xmlns:w15="http://schemas.microsoft.com/office/word/2012/wordml" xmlns:w16cex="http://schemas.microsoft.com/office/word/2018/wordml/cex" xmlns:w16cid="http://schemas.microsoft.com/office/word/2016/wordml/cid" xmlns:w16="http://schemas.microsoft.com/office/word/2018/wordml" xmlns:w16du="http://schemas.microsoft.com/office/word/2023/wordml/word16du" xmlns:w16sdtdh="http://schemas.microsoft.com/office/word/2020/wordml/sdtdatahash" xmlns:w16sdtfl="http://schemas.microsoft.com/office/word/2024/wordml/sdtformatlock" xmlns:w16se="http://schemas.microsoft.com/office/word/2015/wordml/symex" xmlns:wpg="http://schemas.microsoft.com/office/word/2010/wordprocessingGroup" xmlns:wpi="http://schemas.microsoft.com/office/word/2010/wordprocessingInk" xmlns:wne="http://schemas.microsoft.com/office/word/2006/wordml" xmlns:wps="http://schemas.microsoft.com/office/word/2010/wordprocessingShape" mc:Ignorable="w14 w15 w16se w16cid w16 w16cex w16sdtdh w16sdtfl w16du wp14">
+  <w:abstractNum w:abstractNumId="0" w15:restartNumberingAfterBreak="0">
+    <w:nsid w:val="01390C3A"/>
+    <w:multiLevelType w:val="hybridMultilevel"/>
+    <w:tmpl w:val="64E2A852"/>
+    <w:lvl w:ilvl="0" w:tplc="0C000001">
+      <w:start w:val="1"/>
+      <w:numFmt w:val="bullet"/>
+      <w:lvlText w:val=""/>
+      <w:lvlJc w:val="left"/>
+      <w:pPr>
+        <w:ind w:left="720" w:hanging="360"/>
+      </w:pPr>
+      <w:rPr>
+        <w:rFonts w:ascii="Symbol" w:hAnsi="Symbol" w:hint="default"/>
+      </w:rPr>
+    </w:lvl>
+    <w:lvl w:ilvl="1" w:tplc="0C000003" w:tentative="1">
+      <w:start w:val="1"/>
+      <w:numFmt w:val="bullet"/>
+      <w:lvlText w:val="o"/>
+      <w:lvlJc w:val="left"/>
+      <w:pPr>
+        <w:ind w:left="1440" w:hanging="360"/>
+      </w:pPr>
+      <w:rPr>
+        <w:rFonts w:ascii="Courier New" w:hAnsi="Courier New" w:cs="Courier New" w:hint="default"/>
+      </w:rPr>
+    </w:lvl>
+    <w:lvl w:ilvl="2" w:tplc="0C000005" w:tentative="1">
+      <w:start w:val="1"/>
+      <w:numFmt w:val="bullet"/>
+      <w:lvlText w:val=""/>
+      <w:lvlJc w:val="left"/>
+      <w:pPr>
+        <w:ind w:left="2160" w:hanging="360"/>
+      </w:pPr>
+      <w:rPr>
+        <w:rFonts w:ascii="Wingdings" w:hAnsi="Wingdings" w:hint="default"/>
+      </w:rPr>
+    </w:lvl>
+    <w:lvl w:ilvl="3" w:tplc="0C000001" w:tentative="1">
+      <w:start w:val="1"/>
+      <w:numFmt w:val="bullet"/>
+      <w:lvlText w:val=""/>
+      <w:lvlJc w:val="left"/>
+      <w:pPr>
+        <w:ind w:left="2880" w:hanging="360"/>
+      </w:pPr>
+      <w:rPr>
+        <w:rFonts w:ascii="Symbol" w:hAnsi="Symbol" w:hint="default"/>
+      </w:rPr>
+    </w:lvl>
+    <w:lvl w:ilvl="4" w:tplc="0C000003" w:tentative="1">
+      <w:start w:val="1"/>
+      <w:numFmt w:val="bullet"/>
+      <w:lvlText w:val="o"/>
+      <w:lvlJc w:val="left"/>
+      <w:pPr>
+        <w:ind w:left="3600" w:hanging="360"/>
+      </w:pPr>
+      <w:rPr>
+        <w:rFonts w:ascii="Courier New" w:hAnsi="Courier New" w:cs="Courier New" w:hint="default"/>
+      </w:rPr>
+    </w:lvl>
+    <w:lvl w:ilvl="5" w:tplc="0C000005" w:tentative="1">
+      <w:start w:val="1"/>
+      <w:numFmt w:val="bullet"/>
+      <w:lvlText w:val=""/>
+      <w:lvlJc w:val="left"/>
+      <w:pPr>
+        <w:ind w:left="4320" w:hanging="360"/>
+      </w:pPr>
+      <w:rPr>
+        <w:rFonts w:ascii="Wingdings" w:hAnsi="Wingdings" w:hint="default"/>
+      </w:rPr>
+    </w:lvl>
+    <w:lvl w:ilvl="6" w:tplc="0C000001" w:tentative="1">
+      <w:start w:val="1"/>
+      <w:numFmt w:val="bullet"/>
+      <w:lvlText w:val=""/>
+      <w:lvlJc w:val="left"/>
+      <w:pPr>
+        <w:ind w:left="5040" w:hanging="360"/>
+      </w:pPr>
+      <w:rPr>
+        <w:rFonts w:ascii="Symbol" w:hAnsi="Symbol" w:hint="default"/>
+      </w:rPr>
+    </w:lvl>
+    <w:lvl w:ilvl="7" w:tplc="0C000003" w:tentative="1">
+      <w:start w:val="1"/>
+      <w:numFmt w:val="bullet"/>
+      <w:lvlText w:val="o"/>
+      <w:lvlJc w:val="left"/>
+      <w:pPr>
+        <w:ind w:left="5760" w:hanging="360"/>
+      </w:pPr>
+      <w:rPr>
+        <w:rFonts w:ascii="Courier New" w:hAnsi="Courier New" w:cs="Courier New" w:hint="default"/>
+      </w:rPr>
+    </w:lvl>
+    <w:lvl w:ilvl="8" w:tplc="0C000005" w:tentative="1">
+      <w:start w:val="1"/>
+      <w:numFmt w:val="bullet"/>
+      <w:lvlText w:val=""/>
+      <w:lvlJc w:val="left"/>
+      <w:pPr>
+        <w:ind w:left="6480" w:hanging="360"/>
+      </w:pPr>
+      <w:rPr>
+        <w:rFonts w:ascii="Wingdings" w:hAnsi="Wingdings" w:hint="default"/>
+      </w:rPr>
+    </w:lvl>
+  </w:abstractNum>
+  <w:abstractNum w:abstractNumId="1" w15:restartNumberingAfterBreak="0">
+    <w:nsid w:val="28940347"/>
+    <w:multiLevelType w:val="multilevel"/>
+    <w:tmpl w:val="F4EA75D0"/>
+    <w:lvl w:ilvl="0">
+      <w:start w:val="1"/>
+      <w:numFmt w:val="bullet"/>
+      <w:lvlText w:val=""/>
+      <w:lvlJc w:val="left"/>
+      <w:pPr>
+        <w:tabs>
+          <w:tab w:val="num" w:pos="720"/>
+        </w:tabs>
+        <w:ind w:left="720" w:hanging="360"/>
+      </w:pPr>
+      <w:rPr>
+        <w:rFonts w:ascii="Symbol" w:hAnsi="Symbol" w:hint="default"/>
+        <w:sz w:val="20"/>
+      </w:rPr>
+    </w:lvl>
+    <w:lvl w:ilvl="1" w:tentative="1">
+      <w:start w:val="1"/>
+      <w:numFmt w:val="bullet"/>
+      <w:lvlText w:val="o"/>
+      <w:lvlJc w:val="left"/>
+      <w:pPr>
+        <w:tabs>
+          <w:tab w:val="num" w:pos="1440"/>
+        </w:tabs>
+        <w:ind w:left="1440" w:hanging="360"/>
+      </w:pPr>
+      <w:rPr>
+        <w:rFonts w:ascii="Courier New" w:hAnsi="Courier New" w:hint="default"/>
+        <w:sz w:val="20"/>
+      </w:rPr>
+    </w:lvl>
+    <w:lvl w:ilvl="2" w:tentative="1">
+      <w:start w:val="1"/>
+      <w:numFmt w:val="bullet"/>
+      <w:lvlText w:val=""/>
+      <w:lvlJc w:val="left"/>
+      <w:pPr>
+        <w:tabs>
+          <w:tab w:val="num" w:pos="2160"/>
+        </w:tabs>
+        <w:ind w:left="2160" w:hanging="360"/>
+      </w:pPr>
+      <w:rPr>
+        <w:rFonts w:ascii="Wingdings" w:hAnsi="Wingdings" w:hint="default"/>
+        <w:sz w:val="20"/>
+      </w:rPr>
+    </w:lvl>
+    <w:lvl w:ilvl="3" w:tentative="1">
+      <w:start w:val="1"/>
+      <w:numFmt w:val="bullet"/>
+      <w:lvlText w:val=""/>
+      <w:lvlJc w:val="left"/>
+      <w:pPr>
+        <w:tabs>
+          <w:tab w:val="num" w:pos="2880"/>
+        </w:tabs>
+        <w:ind w:left="2880" w:hanging="360"/>
+      </w:pPr>
+      <w:rPr>
+        <w:rFonts w:ascii="Wingdings" w:hAnsi="Wingdings" w:hint="default"/>
+        <w:sz w:val="20"/>
+      </w:rPr>
+    </w:lvl>
+    <w:lvl w:ilvl="4" w:tentative="1">
+      <w:start w:val="1"/>
+      <w:numFmt w:val="bullet"/>
+      <w:lvlText w:val=""/>
+      <w:lvlJc w:val="left"/>
+      <w:pPr>
+        <w:tabs>
+          <w:tab w:val="num" w:pos="3600"/>
+        </w:tabs>
+        <w:ind w:left="3600" w:hanging="360"/>
+      </w:pPr>
+      <w:rPr>
+        <w:rFonts w:ascii="Wingdings" w:hAnsi="Wingdings" w:hint="default"/>
+        <w:sz w:val="20"/>
+      </w:rPr>
+    </w:lvl>
+    <w:lvl w:ilvl="5" w:tentative="1">
+      <w:start w:val="1"/>
+      <w:numFmt w:val="bullet"/>
+      <w:lvlText w:val=""/>
+      <w:lvlJc w:val="left"/>
+      <w:pPr>
+        <w:tabs>
+          <w:tab w:val="num" w:pos="4320"/>
+        </w:tabs>
+        <w:ind w:left="4320" w:hanging="360"/>
+      </w:pPr>
+      <w:rPr>
+        <w:rFonts w:ascii="Wingdings" w:hAnsi="Wingdings" w:hint="default"/>
+        <w:sz w:val="20"/>
+      </w:rPr>
+    </w:lvl>
+    <w:lvl w:ilvl="6" w:tentative="1">
+      <w:start w:val="1"/>
+      <w:numFmt w:val="bullet"/>
+      <w:lvlText w:val=""/>
+      <w:lvlJc w:val="left"/>
+      <w:pPr>
+        <w:tabs>
+          <w:tab w:val="num" w:pos="5040"/>
+        </w:tabs>
+        <w:ind w:left="5040" w:hanging="360"/>
+      </w:pPr>
+      <w:rPr>
+        <w:rFonts w:ascii="Wingdings" w:hAnsi="Wingdings" w:hint="default"/>
+        <w:sz w:val="20"/>
+      </w:rPr>
+    </w:lvl>
+    <w:lvl w:ilvl="7" w:tentative="1">
+      <w:start w:val="1"/>
+      <w:numFmt w:val="bullet"/>
+      <w:lvlText w:val=""/>
+      <w:lvlJc w:val="left"/>
+      <w:pPr>
+        <w:tabs>
+          <w:tab w:val="num" w:pos="5760"/>
+        </w:tabs>
+        <w:ind w:left="5760" w:hanging="360"/>
+      </w:pPr>
+      <w:rPr>
+        <w:rFonts w:ascii="Wingdings" w:hAnsi="Wingdings" w:hint="default"/>
+        <w:sz w:val="20"/>
+      </w:rPr>
+    </w:lvl>
+    <w:lvl w:ilvl="8" w:tentative="1">
+      <w:start w:val="1"/>
+      <w:numFmt w:val="bullet"/>
+      <w:lvlText w:val=""/>
+      <w:lvlJc w:val="left"/>
+      <w:pPr>
+        <w:tabs>
+          <w:tab w:val="num" w:pos="6480"/>
+        </w:tabs>
+        <w:ind w:left="6480" w:hanging="360"/>
+      </w:pPr>
+      <w:rPr>
+        <w:rFonts w:ascii="Wingdings" w:hAnsi="Wingdings" w:hint="default"/>
+        <w:sz w:val="20"/>
+      </w:rPr>
+    </w:lvl>
+  </w:abstractNum>
+  <w:abstractNum w:abstractNumId="2" w15:restartNumberingAfterBreak="0">
+    <w:nsid w:val="2EE83380"/>
+    <w:multiLevelType w:val="hybridMultilevel"/>
+    <w:tmpl w:val="C4E403DA"/>
+    <w:lvl w:ilvl="0" w:tplc="0C000001">
+      <w:start w:val="1"/>
+      <w:numFmt w:val="bullet"/>
+      <w:lvlText w:val=""/>
+      <w:lvlJc w:val="left"/>
+      <w:pPr>
+        <w:ind w:left="720" w:hanging="360"/>
+      </w:pPr>
+      <w:rPr>
+        <w:rFonts w:ascii="Symbol" w:hAnsi="Symbol" w:hint="default"/>
+      </w:rPr>
+    </w:lvl>
+    <w:lvl w:ilvl="1" w:tplc="0C000003" w:tentative="1">
+      <w:start w:val="1"/>
+      <w:numFmt w:val="bullet"/>
+      <w:lvlText w:val="o"/>
+      <w:lvlJc w:val="left"/>
+      <w:pPr>
+        <w:ind w:left="1440" w:hanging="360"/>
+      </w:pPr>
+      <w:rPr>
+        <w:rFonts w:ascii="Courier New" w:hAnsi="Courier New" w:cs="Courier New" w:hint="default"/>
+      </w:rPr>
+    </w:lvl>
+    <w:lvl w:ilvl="2" w:tplc="0C000005" w:tentative="1">
+      <w:start w:val="1"/>
+      <w:numFmt w:val="bullet"/>
+      <w:lvlText w:val=""/>
+      <w:lvlJc w:val="left"/>
+      <w:pPr>
+        <w:ind w:left="2160" w:hanging="360"/>
+      </w:pPr>
+      <w:rPr>
+        <w:rFonts w:ascii="Wingdings" w:hAnsi="Wingdings" w:hint="default"/>
+      </w:rPr>
+    </w:lvl>
+    <w:lvl w:ilvl="3" w:tplc="0C000001" w:tentative="1">
+      <w:start w:val="1"/>
+      <w:numFmt w:val="bullet"/>
+      <w:lvlText w:val=""/>
+      <w:lvlJc w:val="left"/>
+      <w:pPr>
+        <w:ind w:left="2880" w:hanging="360"/>
+      </w:pPr>
+      <w:rPr>
+        <w:rFonts w:ascii="Symbol" w:hAnsi="Symbol" w:hint="default"/>
+      </w:rPr>
+    </w:lvl>
+    <w:lvl w:ilvl="4" w:tplc="0C000003" w:tentative="1">
+      <w:start w:val="1"/>
+      <w:numFmt w:val="bullet"/>
+      <w:lvlText w:val="o"/>
+      <w:lvlJc w:val="left"/>
+      <w:pPr>
+        <w:ind w:left="3600" w:hanging="360"/>
+      </w:pPr>
+      <w:rPr>
+        <w:rFonts w:ascii="Courier New" w:hAnsi="Courier New" w:cs="Courier New" w:hint="default"/>
+      </w:rPr>
+    </w:lvl>
+    <w:lvl w:ilvl="5" w:tplc="0C000005" w:tentative="1">
+      <w:start w:val="1"/>
+      <w:numFmt w:val="bullet"/>
+      <w:lvlText w:val=""/>
+      <w:lvlJc w:val="left"/>
+      <w:pPr>
+        <w:ind w:left="4320" w:hanging="360"/>
+      </w:pPr>
+      <w:rPr>
+        <w:rFonts w:ascii="Wingdings" w:hAnsi="Wingdings" w:hint="default"/>
+      </w:rPr>
+    </w:lvl>
+    <w:lvl w:ilvl="6" w:tplc="0C000001" w:tentative="1">
+      <w:start w:val="1"/>
+      <w:numFmt w:val="bullet"/>
+      <w:lvlText w:val=""/>
+      <w:lvlJc w:val="left"/>
+      <w:pPr>
+        <w:ind w:left="5040" w:hanging="360"/>
+      </w:pPr>
+      <w:rPr>
+        <w:rFonts w:ascii="Symbol" w:hAnsi="Symbol" w:hint="default"/>
+      </w:rPr>
+    </w:lvl>
+    <w:lvl w:ilvl="7" w:tplc="0C000003" w:tentative="1">
+      <w:start w:val="1"/>
+      <w:numFmt w:val="bullet"/>
+      <w:lvlText w:val="o"/>
+      <w:lvlJc w:val="left"/>
+      <w:pPr>
+        <w:ind w:left="5760" w:hanging="360"/>
+      </w:pPr>
+      <w:rPr>
+        <w:rFonts w:ascii="Courier New" w:hAnsi="Courier New" w:cs="Courier New" w:hint="default"/>
+      </w:rPr>
+    </w:lvl>
+    <w:lvl w:ilvl="8" w:tplc="0C000005" w:tentative="1">
+      <w:start w:val="1"/>
+      <w:numFmt w:val="bullet"/>
+      <w:lvlText w:val=""/>
+      <w:lvlJc w:val="left"/>
+      <w:pPr>
+        <w:ind w:left="6480" w:hanging="360"/>
+      </w:pPr>
+      <w:rPr>
+        <w:rFonts w:ascii="Wingdings" w:hAnsi="Wingdings" w:hint="default"/>
+      </w:rPr>
+    </w:lvl>
+  </w:abstractNum>
+  <w:abstractNum w:abstractNumId="3" w15:restartNumberingAfterBreak="0">
+    <w:nsid w:val="372B2972"/>
+    <w:multiLevelType w:val="multilevel"/>
+    <w:tmpl w:val="6DD885F2"/>
+    <w:lvl w:ilvl="0">
+      <w:start w:val="1"/>
+      <w:numFmt w:val="bullet"/>
+      <w:lvlText w:val=""/>
+      <w:lvlJc w:val="left"/>
+      <w:pPr>
+        <w:tabs>
+          <w:tab w:val="num" w:pos="720"/>
+        </w:tabs>
+        <w:ind w:left="720" w:hanging="360"/>
+      </w:pPr>
+      <w:rPr>
+        <w:rFonts w:ascii="Symbol" w:hAnsi="Symbol" w:hint="default"/>
+        <w:sz w:val="20"/>
+      </w:rPr>
+    </w:lvl>
+    <w:lvl w:ilvl="1" w:tentative="1">
+      <w:start w:val="1"/>
+      <w:numFmt w:val="bullet"/>
+      <w:lvlText w:val="o"/>
+      <w:lvlJc w:val="left"/>
+      <w:pPr>
+        <w:tabs>
+          <w:tab w:val="num" w:pos="1440"/>
+        </w:tabs>
+        <w:ind w:left="1440" w:hanging="360"/>
+      </w:pPr>
+      <w:rPr>
+        <w:rFonts w:ascii="Courier New" w:hAnsi="Courier New" w:hint="default"/>
+        <w:sz w:val="20"/>
+      </w:rPr>
+    </w:lvl>
+    <w:lvl w:ilvl="2" w:tentative="1">
+      <w:start w:val="1"/>
+      <w:numFmt w:val="bullet"/>
+      <w:lvlText w:val=""/>
+      <w:lvlJc w:val="left"/>
+      <w:pPr>
+        <w:tabs>
+          <w:tab w:val="num" w:pos="2160"/>
+        </w:tabs>
+        <w:ind w:left="2160" w:hanging="360"/>
+      </w:pPr>
+      <w:rPr>
+        <w:rFonts w:ascii="Wingdings" w:hAnsi="Wingdings" w:hint="default"/>
+        <w:sz w:val="20"/>
+      </w:rPr>
+    </w:lvl>
+    <w:lvl w:ilvl="3" w:tentative="1">
+      <w:start w:val="1"/>
+      <w:numFmt w:val="bullet"/>
+      <w:lvlText w:val=""/>
+      <w:lvlJc w:val="left"/>
+      <w:pPr>
+        <w:tabs>
+          <w:tab w:val="num" w:pos="2880"/>
+        </w:tabs>
+        <w:ind w:left="2880" w:hanging="360"/>
+      </w:pPr>
+      <w:rPr>
+        <w:rFonts w:ascii="Wingdings" w:hAnsi="Wingdings" w:hint="default"/>
+        <w:sz w:val="20"/>
+      </w:rPr>
+    </w:lvl>
+    <w:lvl w:ilvl="4" w:tentative="1">
+      <w:start w:val="1"/>
+      <w:numFmt w:val="bullet"/>
+      <w:lvlText w:val=""/>
+      <w:lvlJc w:val="left"/>
+      <w:pPr>
+        <w:tabs>
+          <w:tab w:val="num" w:pos="3600"/>
+        </w:tabs>
+        <w:ind w:left="3600" w:hanging="360"/>
+      </w:pPr>
+      <w:rPr>
+        <w:rFonts w:ascii="Wingdings" w:hAnsi="Wingdings" w:hint="default"/>
+        <w:sz w:val="20"/>
+      </w:rPr>
+    </w:lvl>
+    <w:lvl w:ilvl="5" w:tentative="1">
+      <w:start w:val="1"/>
+      <w:numFmt w:val="bullet"/>
+      <w:lvlText w:val=""/>
+      <w:lvlJc w:val="left"/>
+      <w:pPr>
+        <w:tabs>
+          <w:tab w:val="num" w:pos="4320"/>
+        </w:tabs>
+        <w:ind w:left="4320" w:hanging="360"/>
+      </w:pPr>
+      <w:rPr>
+        <w:rFonts w:ascii="Wingdings" w:hAnsi="Wingdings" w:hint="default"/>
+        <w:sz w:val="20"/>
+      </w:rPr>
+    </w:lvl>
+    <w:lvl w:ilvl="6" w:tentative="1">
+      <w:start w:val="1"/>
+      <w:numFmt w:val="bullet"/>
+      <w:lvlText w:val=""/>
+      <w:lvlJc w:val="left"/>
+      <w:pPr>
+        <w:tabs>
+          <w:tab w:val="num" w:pos="5040"/>
+        </w:tabs>
+        <w:ind w:left="5040" w:hanging="360"/>
+      </w:pPr>
+      <w:rPr>
+        <w:rFonts w:ascii="Wingdings" w:hAnsi="Wingdings" w:hint="default"/>
+        <w:sz w:val="20"/>
+      </w:rPr>
+    </w:lvl>
+    <w:lvl w:ilvl="7" w:tentative="1">
+      <w:start w:val="1"/>
+      <w:numFmt w:val="bullet"/>
+      <w:lvlText w:val=""/>
+      <w:lvlJc w:val="left"/>
+      <w:pPr>
+        <w:tabs>
+          <w:tab w:val="num" w:pos="5760"/>
+        </w:tabs>
+        <w:ind w:left="5760" w:hanging="360"/>
+      </w:pPr>
+      <w:rPr>
+        <w:rFonts w:ascii="Wingdings" w:hAnsi="Wingdings" w:hint="default"/>
+        <w:sz w:val="20"/>
+      </w:rPr>
+    </w:lvl>
+    <w:lvl w:ilvl="8" w:tentative="1">
+      <w:start w:val="1"/>
+      <w:numFmt w:val="bullet"/>
+      <w:lvlText w:val=""/>
+      <w:lvlJc w:val="left"/>
+      <w:pPr>
+        <w:tabs>
+          <w:tab w:val="num" w:pos="6480"/>
+        </w:tabs>
+        <w:ind w:left="6480" w:hanging="360"/>
+      </w:pPr>
+      <w:rPr>
+        <w:rFonts w:ascii="Wingdings" w:hAnsi="Wingdings" w:hint="default"/>
+        <w:sz w:val="20"/>
+      </w:rPr>
+    </w:lvl>
+  </w:abstractNum>
+  <w:abstractNum w:abstractNumId="4" w15:restartNumberingAfterBreak="0">
+    <w:nsid w:val="3E72624C"/>
+    <w:multiLevelType w:val="hybridMultilevel"/>
+    <w:tmpl w:val="8AECEBD2"/>
+    <w:lvl w:ilvl="0" w:tplc="0C000001">
+      <w:start w:val="1"/>
+      <w:numFmt w:val="bullet"/>
+      <w:lvlText w:val=""/>
+      <w:lvlJc w:val="left"/>
+      <w:pPr>
+        <w:ind w:left="720" w:hanging="360"/>
+      </w:pPr>
+      <w:rPr>
+        <w:rFonts w:ascii="Symbol" w:hAnsi="Symbol" w:hint="default"/>
+      </w:rPr>
+    </w:lvl>
+    <w:lvl w:ilvl="1" w:tplc="0C000003" w:tentative="1">
+      <w:start w:val="1"/>
+      <w:numFmt w:val="bullet"/>
+      <w:lvlText w:val="o"/>
+      <w:lvlJc w:val="left"/>
+      <w:pPr>
+        <w:ind w:left="1440" w:hanging="360"/>
+      </w:pPr>
+      <w:rPr>
+        <w:rFonts w:ascii="Courier New" w:hAnsi="Courier New" w:cs="Courier New" w:hint="default"/>
+      </w:rPr>
+    </w:lvl>
+    <w:lvl w:ilvl="2" w:tplc="0C000005" w:tentative="1">
+      <w:start w:val="1"/>
+      <w:numFmt w:val="bullet"/>
+      <w:lvlText w:val=""/>
+      <w:lvlJc w:val="left"/>
+      <w:pPr>
+        <w:ind w:left="2160" w:hanging="360"/>
+      </w:pPr>
+      <w:rPr>
+        <w:rFonts w:ascii="Wingdings" w:hAnsi="Wingdings" w:hint="default"/>
+      </w:rPr>
+    </w:lvl>
+    <w:lvl w:ilvl="3" w:tplc="0C000001" w:tentative="1">
+      <w:start w:val="1"/>
+      <w:numFmt w:val="bullet"/>
+      <w:lvlText w:val=""/>
+      <w:lvlJc w:val="left"/>
+      <w:pPr>
+        <w:ind w:left="2880" w:hanging="360"/>
+      </w:pPr>
+      <w:rPr>
+        <w:rFonts w:ascii="Symbol" w:hAnsi="Symbol" w:hint="default"/>
+      </w:rPr>
+    </w:lvl>
+    <w:lvl w:ilvl="4" w:tplc="0C000003" w:tentative="1">
+      <w:start w:val="1"/>
+      <w:numFmt w:val="bullet"/>
+      <w:lvlText w:val="o"/>
+      <w:lvlJc w:val="left"/>
+      <w:pPr>
+        <w:ind w:left="3600" w:hanging="360"/>
+      </w:pPr>
+      <w:rPr>
+        <w:rFonts w:ascii="Courier New" w:hAnsi="Courier New" w:cs="Courier New" w:hint="default"/>
+      </w:rPr>
+    </w:lvl>
+    <w:lvl w:ilvl="5" w:tplc="0C000005" w:tentative="1">
+      <w:start w:val="1"/>
+      <w:numFmt w:val="bullet"/>
+      <w:lvlText w:val=""/>
+      <w:lvlJc w:val="left"/>
+      <w:pPr>
+        <w:ind w:left="4320" w:hanging="360"/>
+      </w:pPr>
+      <w:rPr>
+        <w:rFonts w:ascii="Wingdings" w:hAnsi="Wingdings" w:hint="default"/>
+      </w:rPr>
+    </w:lvl>
+    <w:lvl w:ilvl="6" w:tplc="0C000001" w:tentative="1">
+      <w:start w:val="1"/>
+      <w:numFmt w:val="bullet"/>
+      <w:lvlText w:val=""/>
+      <w:lvlJc w:val="left"/>
+      <w:pPr>
+        <w:ind w:left="5040" w:hanging="360"/>
+      </w:pPr>
+      <w:rPr>
+        <w:rFonts w:ascii="Symbol" w:hAnsi="Symbol" w:hint="default"/>
+      </w:rPr>
+    </w:lvl>
+    <w:lvl w:ilvl="7" w:tplc="0C000003" w:tentative="1">
+      <w:start w:val="1"/>
+      <w:numFmt w:val="bullet"/>
+      <w:lvlText w:val="o"/>
+      <w:lvlJc w:val="left"/>
+      <w:pPr>
+        <w:ind w:left="5760" w:hanging="360"/>
+      </w:pPr>
+      <w:rPr>
+        <w:rFonts w:ascii="Courier New" w:hAnsi="Courier New" w:cs="Courier New" w:hint="default"/>
+      </w:rPr>
+    </w:lvl>
+    <w:lvl w:ilvl="8" w:tplc="0C000005" w:tentative="1">
+      <w:start w:val="1"/>
+      <w:numFmt w:val="bullet"/>
+      <w:lvlText w:val=""/>
+      <w:lvlJc w:val="left"/>
+      <w:pPr>
+        <w:ind w:left="6480" w:hanging="360"/>
+      </w:pPr>
+      <w:rPr>
+        <w:rFonts w:ascii="Wingdings" w:hAnsi="Wingdings" w:hint="default"/>
+      </w:rPr>
+    </w:lvl>
+  </w:abstractNum>
+  <w:abstractNum w:abstractNumId="5" w15:restartNumberingAfterBreak="0">
+    <w:nsid w:val="4FA231A0"/>
+    <w:multiLevelType w:val="multilevel"/>
+    <w:tmpl w:val="051ECBFC"/>
+    <w:lvl w:ilvl="0">
+      <w:start w:val="1"/>
+      <w:numFmt w:val="bullet"/>
+      <w:lvlText w:val=""/>
+      <w:lvlJc w:val="left"/>
+      <w:pPr>
+        <w:tabs>
+          <w:tab w:val="num" w:pos="720"/>
+        </w:tabs>
+        <w:ind w:left="720" w:hanging="360"/>
+      </w:pPr>
+      <w:rPr>
+        <w:rFonts w:ascii="Symbol" w:hAnsi="Symbol" w:hint="default"/>
+        <w:sz w:val="20"/>
+      </w:rPr>
+    </w:lvl>
+    <w:lvl w:ilvl="1" w:tentative="1">
+      <w:start w:val="1"/>
+      <w:numFmt w:val="bullet"/>
+      <w:lvlText w:val="o"/>
+      <w:lvlJc w:val="left"/>
+      <w:pPr>
+        <w:tabs>
+          <w:tab w:val="num" w:pos="1440"/>
+        </w:tabs>
+        <w:ind w:left="1440" w:hanging="360"/>
+      </w:pPr>
+      <w:rPr>
+        <w:rFonts w:ascii="Courier New" w:hAnsi="Courier New" w:hint="default"/>
+        <w:sz w:val="20"/>
+      </w:rPr>
+    </w:lvl>
+    <w:lvl w:ilvl="2" w:tentative="1">
+      <w:start w:val="1"/>
+      <w:numFmt w:val="bullet"/>
+      <w:lvlText w:val=""/>
+      <w:lvlJc w:val="left"/>
+      <w:pPr>
+        <w:tabs>
+          <w:tab w:val="num" w:pos="2160"/>
+        </w:tabs>
+        <w:ind w:left="2160" w:hanging="360"/>
+      </w:pPr>
+      <w:rPr>
+        <w:rFonts w:ascii="Wingdings" w:hAnsi="Wingdings" w:hint="default"/>
+        <w:sz w:val="20"/>
+      </w:rPr>
+    </w:lvl>
+    <w:lvl w:ilvl="3" w:tentative="1">
+      <w:start w:val="1"/>
+      <w:numFmt w:val="bullet"/>
+      <w:lvlText w:val=""/>
+      <w:lvlJc w:val="left"/>
+      <w:pPr>
+        <w:tabs>
+          <w:tab w:val="num" w:pos="2880"/>
+        </w:tabs>
+        <w:ind w:left="2880" w:hanging="360"/>
+      </w:pPr>
+      <w:rPr>
+        <w:rFonts w:ascii="Wingdings" w:hAnsi="Wingdings" w:hint="default"/>
+        <w:sz w:val="20"/>
+      </w:rPr>
+    </w:lvl>
+    <w:lvl w:ilvl="4" w:tentative="1">
+      <w:start w:val="1"/>
+      <w:numFmt w:val="bullet"/>
+      <w:lvlText w:val=""/>
+      <w:lvlJc w:val="left"/>
+      <w:pPr>
+        <w:tabs>
+          <w:tab w:val="num" w:pos="3600"/>
+        </w:tabs>
+        <w:ind w:left="3600" w:hanging="360"/>
+      </w:pPr>
+      <w:rPr>
+        <w:rFonts w:ascii="Wingdings" w:hAnsi="Wingdings" w:hint="default"/>
+        <w:sz w:val="20"/>
+      </w:rPr>
+    </w:lvl>
+    <w:lvl w:ilvl="5" w:tentative="1">
+      <w:start w:val="1"/>
+      <w:numFmt w:val="bullet"/>
+      <w:lvlText w:val=""/>
+      <w:lvlJc w:val="left"/>
+      <w:pPr>
+        <w:tabs>
+          <w:tab w:val="num" w:pos="4320"/>
+        </w:tabs>
+        <w:ind w:left="4320" w:hanging="360"/>
+      </w:pPr>
+      <w:rPr>
+        <w:rFonts w:ascii="Wingdings" w:hAnsi="Wingdings" w:hint="default"/>
+        <w:sz w:val="20"/>
+      </w:rPr>
+    </w:lvl>
+    <w:lvl w:ilvl="6" w:tentative="1">
+      <w:start w:val="1"/>
+      <w:numFmt w:val="bullet"/>
+      <w:lvlText w:val=""/>
+      <w:lvlJc w:val="left"/>
+      <w:pPr>
+        <w:tabs>
+          <w:tab w:val="num" w:pos="5040"/>
+        </w:tabs>
+        <w:ind w:left="5040" w:hanging="360"/>
+      </w:pPr>
+      <w:rPr>
+        <w:rFonts w:ascii="Wingdings" w:hAnsi="Wingdings" w:hint="default"/>
+        <w:sz w:val="20"/>
+      </w:rPr>
+    </w:lvl>
+    <w:lvl w:ilvl="7" w:tentative="1">
+      <w:start w:val="1"/>
+      <w:numFmt w:val="bullet"/>
+      <w:lvlText w:val=""/>
+      <w:lvlJc w:val="left"/>
+      <w:pPr>
+        <w:tabs>
+          <w:tab w:val="num" w:pos="5760"/>
+        </w:tabs>
+        <w:ind w:left="5760" w:hanging="360"/>
+      </w:pPr>
+      <w:rPr>
+        <w:rFonts w:ascii="Wingdings" w:hAnsi="Wingdings" w:hint="default"/>
+        <w:sz w:val="20"/>
+      </w:rPr>
+    </w:lvl>
+    <w:lvl w:ilvl="8" w:tentative="1">
+      <w:start w:val="1"/>
+      <w:numFmt w:val="bullet"/>
+      <w:lvlText w:val=""/>
+      <w:lvlJc w:val="left"/>
+      <w:pPr>
+        <w:tabs>
+          <w:tab w:val="num" w:pos="6480"/>
+        </w:tabs>
+        <w:ind w:left="6480" w:hanging="360"/>
+      </w:pPr>
+      <w:rPr>
+        <w:rFonts w:ascii="Wingdings" w:hAnsi="Wingdings" w:hint="default"/>
+        <w:sz w:val="20"/>
+      </w:rPr>
+    </w:lvl>
+  </w:abstractNum>
+  <w:abstractNum w:abstractNumId="6" w15:restartNumberingAfterBreak="0">
+    <w:nsid w:val="5CAB4735"/>
+    <w:multiLevelType w:val="hybridMultilevel"/>
+    <w:tmpl w:val="25BE5D22"/>
+    <w:lvl w:ilvl="0" w:tplc="0C000001">
+      <w:start w:val="1"/>
+      <w:numFmt w:val="bullet"/>
+      <w:lvlText w:val=""/>
+      <w:lvlJc w:val="left"/>
+      <w:pPr>
+        <w:ind w:left="1429" w:hanging="360"/>
+      </w:pPr>
+      <w:rPr>
+        <w:rFonts w:ascii="Symbol" w:hAnsi="Symbol" w:hint="default"/>
+      </w:rPr>
+    </w:lvl>
+    <w:lvl w:ilvl="1" w:tplc="0C000003" w:tentative="1">
+      <w:start w:val="1"/>
+      <w:numFmt w:val="bullet"/>
+      <w:lvlText w:val="o"/>
+      <w:lvlJc w:val="left"/>
+      <w:pPr>
+        <w:ind w:left="2149" w:hanging="360"/>
+      </w:pPr>
+      <w:rPr>
+        <w:rFonts w:ascii="Courier New" w:hAnsi="Courier New" w:cs="Courier New" w:hint="default"/>
+      </w:rPr>
+    </w:lvl>
+    <w:lvl w:ilvl="2" w:tplc="0C000005" w:tentative="1">
+      <w:start w:val="1"/>
+      <w:numFmt w:val="bullet"/>
+      <w:lvlText w:val=""/>
+      <w:lvlJc w:val="left"/>
+      <w:pPr>
+        <w:ind w:left="2869" w:hanging="360"/>
+      </w:pPr>
+      <w:rPr>
+        <w:rFonts w:ascii="Wingdings" w:hAnsi="Wingdings" w:hint="default"/>
+      </w:rPr>
+    </w:lvl>
+    <w:lvl w:ilvl="3" w:tplc="0C000001" w:tentative="1">
+      <w:start w:val="1"/>
+      <w:numFmt w:val="bullet"/>
+      <w:lvlText w:val=""/>
+      <w:lvlJc w:val="left"/>
+      <w:pPr>
+        <w:ind w:left="3589" w:hanging="360"/>
+      </w:pPr>
+      <w:rPr>
+        <w:rFonts w:ascii="Symbol" w:hAnsi="Symbol" w:hint="default"/>
+      </w:rPr>
+    </w:lvl>
+    <w:lvl w:ilvl="4" w:tplc="0C000003" w:tentative="1">
+      <w:start w:val="1"/>
+      <w:numFmt w:val="bullet"/>
+      <w:lvlText w:val="o"/>
+      <w:lvlJc w:val="left"/>
+      <w:pPr>
+        <w:ind w:left="4309" w:hanging="360"/>
+      </w:pPr>
+      <w:rPr>
+        <w:rFonts w:ascii="Courier New" w:hAnsi="Courier New" w:cs="Courier New" w:hint="default"/>
+      </w:rPr>
+    </w:lvl>
+    <w:lvl w:ilvl="5" w:tplc="0C000005" w:tentative="1">
+      <w:start w:val="1"/>
+      <w:numFmt w:val="bullet"/>
+      <w:lvlText w:val=""/>
+      <w:lvlJc w:val="left"/>
+      <w:pPr>
+        <w:ind w:left="5029" w:hanging="360"/>
+      </w:pPr>
+      <w:rPr>
+        <w:rFonts w:ascii="Wingdings" w:hAnsi="Wingdings" w:hint="default"/>
+      </w:rPr>
+    </w:lvl>
+    <w:lvl w:ilvl="6" w:tplc="0C000001" w:tentative="1">
+      <w:start w:val="1"/>
+      <w:numFmt w:val="bullet"/>
+      <w:lvlText w:val=""/>
+      <w:lvlJc w:val="left"/>
+      <w:pPr>
+        <w:ind w:left="5749" w:hanging="360"/>
+      </w:pPr>
+      <w:rPr>
+        <w:rFonts w:ascii="Symbol" w:hAnsi="Symbol" w:hint="default"/>
+      </w:rPr>
+    </w:lvl>
+    <w:lvl w:ilvl="7" w:tplc="0C000003" w:tentative="1">
+      <w:start w:val="1"/>
+      <w:numFmt w:val="bullet"/>
+      <w:lvlText w:val="o"/>
+      <w:lvlJc w:val="left"/>
+      <w:pPr>
+        <w:ind w:left="6469" w:hanging="360"/>
+      </w:pPr>
+      <w:rPr>
+        <w:rFonts w:ascii="Courier New" w:hAnsi="Courier New" w:cs="Courier New" w:hint="default"/>
+      </w:rPr>
+    </w:lvl>
+    <w:lvl w:ilvl="8" w:tplc="0C000005" w:tentative="1">
+      <w:start w:val="1"/>
+      <w:numFmt w:val="bullet"/>
+      <w:lvlText w:val=""/>
+      <w:lvlJc w:val="left"/>
+      <w:pPr>
+        <w:ind w:left="7189" w:hanging="360"/>
+      </w:pPr>
+      <w:rPr>
+        <w:rFonts w:ascii="Wingdings" w:hAnsi="Wingdings" w:hint="default"/>
+      </w:rPr>
+    </w:lvl>
+  </w:abstractNum>
+  <w:abstractNum w:abstractNumId="7" w15:restartNumberingAfterBreak="0">
+    <w:nsid w:val="6274551E"/>
+    <w:multiLevelType w:val="hybridMultilevel"/>
+    <w:tmpl w:val="4ABED448"/>
+    <w:lvl w:ilvl="0" w:tplc="0C00000F">
+      <w:start w:val="1"/>
+      <w:numFmt w:val="decimal"/>
+      <w:lvlText w:val="%1."/>
+      <w:lvlJc w:val="left"/>
+      <w:pPr>
+        <w:ind w:left="720" w:hanging="360"/>
+      </w:pPr>
+    </w:lvl>
+    <w:lvl w:ilvl="1" w:tplc="0C000019" w:tentative="1">
+      <w:start w:val="1"/>
+      <w:numFmt w:val="lowerLetter"/>
+      <w:lvlText w:val="%2."/>
+      <w:lvlJc w:val="left"/>
+      <w:pPr>
+        <w:ind w:left="1440" w:hanging="360"/>
+      </w:pPr>
+    </w:lvl>
+    <w:lvl w:ilvl="2" w:tplc="0C00001B" w:tentative="1">
+      <w:start w:val="1"/>
+      <w:numFmt w:val="lowerRoman"/>
+      <w:lvlText w:val="%3."/>
+      <w:lvlJc w:val="right"/>
+      <w:pPr>
+        <w:ind w:left="2160" w:hanging="180"/>
+      </w:pPr>
+    </w:lvl>
+    <w:lvl w:ilvl="3" w:tplc="0C00000F" w:tentative="1">
+      <w:start w:val="1"/>
+      <w:numFmt w:val="decimal"/>
+      <w:lvlText w:val="%4."/>
+      <w:lvlJc w:val="left"/>
+      <w:pPr>
+        <w:ind w:left="2880" w:hanging="360"/>
+      </w:pPr>
+    </w:lvl>
+    <w:lvl w:ilvl="4" w:tplc="0C000019" w:tentative="1">
+      <w:start w:val="1"/>
+      <w:numFmt w:val="lowerLetter"/>
+      <w:lvlText w:val="%5."/>
+      <w:lvlJc w:val="left"/>
+      <w:pPr>
+        <w:ind w:left="3600" w:hanging="360"/>
+      </w:pPr>
+    </w:lvl>
+    <w:lvl w:ilvl="5" w:tplc="0C00001B" w:tentative="1">
+      <w:start w:val="1"/>
+      <w:numFmt w:val="lowerRoman"/>
+      <w:lvlText w:val="%6."/>
+      <w:lvlJc w:val="right"/>
+      <w:pPr>
+        <w:ind w:left="4320" w:hanging="180"/>
+      </w:pPr>
+    </w:lvl>
+    <w:lvl w:ilvl="6" w:tplc="0C00000F" w:tentative="1">
+      <w:start w:val="1"/>
+      <w:numFmt w:val="decimal"/>
+      <w:lvlText w:val="%7."/>
+      <w:lvlJc w:val="left"/>
+      <w:pPr>
+        <w:ind w:left="5040" w:hanging="360"/>
+      </w:pPr>
+    </w:lvl>
+    <w:lvl w:ilvl="7" w:tplc="0C000019" w:tentative="1">
+      <w:start w:val="1"/>
+      <w:numFmt w:val="lowerLetter"/>
+      <w:lvlText w:val="%8."/>
+      <w:lvlJc w:val="left"/>
+      <w:pPr>
+        <w:ind w:left="5760" w:hanging="360"/>
+      </w:pPr>
+    </w:lvl>
+    <w:lvl w:ilvl="8" w:tplc="0C00001B" w:tentative="1">
+      <w:start w:val="1"/>
+      <w:numFmt w:val="lowerRoman"/>
+      <w:lvlText w:val="%9."/>
+      <w:lvlJc w:val="right"/>
+      <w:pPr>
+        <w:ind w:left="6480" w:hanging="180"/>
+      </w:pPr>
+    </w:lvl>
+  </w:abstractNum>
+  <w:abstractNum w:abstractNumId="8" w15:restartNumberingAfterBreak="0">
+    <w:nsid w:val="79354B43"/>
+    <w:multiLevelType w:val="multilevel"/>
+    <w:tmpl w:val="F6860408"/>
+    <w:lvl w:ilvl="0">
+      <w:start w:val="1"/>
+      <w:numFmt w:val="bullet"/>
+      <w:lvlText w:val=""/>
+      <w:lvlJc w:val="left"/>
+      <w:pPr>
+        <w:tabs>
+          <w:tab w:val="num" w:pos="720"/>
+        </w:tabs>
+        <w:ind w:left="720" w:hanging="360"/>
+      </w:pPr>
+      <w:rPr>
+        <w:rFonts w:ascii="Symbol" w:hAnsi="Symbol" w:hint="default"/>
+        <w:sz w:val="20"/>
+      </w:rPr>
+    </w:lvl>
+    <w:lvl w:ilvl="1" w:tentative="1">
+      <w:start w:val="1"/>
+      <w:numFmt w:val="bullet"/>
+      <w:lvlText w:val="o"/>
+      <w:lvlJc w:val="left"/>
+      <w:pPr>
+        <w:tabs>
+          <w:tab w:val="num" w:pos="1440"/>
+        </w:tabs>
+        <w:ind w:left="1440" w:hanging="360"/>
+      </w:pPr>
+      <w:rPr>
+        <w:rFonts w:ascii="Courier New" w:hAnsi="Courier New" w:hint="default"/>
+        <w:sz w:val="20"/>
+      </w:rPr>
+    </w:lvl>
+    <w:lvl w:ilvl="2" w:tentative="1">
+      <w:start w:val="1"/>
+      <w:numFmt w:val="bullet"/>
+      <w:lvlText w:val=""/>
+      <w:lvlJc w:val="left"/>
+      <w:pPr>
+        <w:tabs>
+          <w:tab w:val="num" w:pos="2160"/>
+        </w:tabs>
+        <w:ind w:left="2160" w:hanging="360"/>
+      </w:pPr>
+      <w:rPr>
+        <w:rFonts w:ascii="Wingdings" w:hAnsi="Wingdings" w:hint="default"/>
+        <w:sz w:val="20"/>
+      </w:rPr>
+    </w:lvl>
+    <w:lvl w:ilvl="3" w:tentative="1">
+      <w:start w:val="1"/>
+      <w:numFmt w:val="bullet"/>
+      <w:lvlText w:val=""/>
+      <w:lvlJc w:val="left"/>
+      <w:pPr>
+        <w:tabs>
+          <w:tab w:val="num" w:pos="2880"/>
+        </w:tabs>
+        <w:ind w:left="2880" w:hanging="360"/>
+      </w:pPr>
+      <w:rPr>
+        <w:rFonts w:ascii="Wingdings" w:hAnsi="Wingdings" w:hint="default"/>
+        <w:sz w:val="20"/>
+      </w:rPr>
+    </w:lvl>
+    <w:lvl w:ilvl="4" w:tentative="1">
+      <w:start w:val="1"/>
+      <w:numFmt w:val="bullet"/>
+      <w:lvlText w:val=""/>
+      <w:lvlJc w:val="left"/>
+      <w:pPr>
+        <w:tabs>
+          <w:tab w:val="num" w:pos="3600"/>
+        </w:tabs>
+        <w:ind w:left="3600" w:hanging="360"/>
+      </w:pPr>
+      <w:rPr>
+        <w:rFonts w:ascii="Wingdings" w:hAnsi="Wingdings" w:hint="default"/>
+        <w:sz w:val="20"/>
+      </w:rPr>
+    </w:lvl>
+    <w:lvl w:ilvl="5" w:tentative="1">
+      <w:start w:val="1"/>
+      <w:numFmt w:val="bullet"/>
+      <w:lvlText w:val=""/>
+      <w:lvlJc w:val="left"/>
+      <w:pPr>
+        <w:tabs>
+          <w:tab w:val="num" w:pos="4320"/>
+        </w:tabs>
+        <w:ind w:left="4320" w:hanging="360"/>
+      </w:pPr>
+      <w:rPr>
+        <w:rFonts w:ascii="Wingdings" w:hAnsi="Wingdings" w:hint="default"/>
+        <w:sz w:val="20"/>
+      </w:rPr>
+    </w:lvl>
+    <w:lvl w:ilvl="6" w:tentative="1">
+      <w:start w:val="1"/>
+      <w:numFmt w:val="bullet"/>
+      <w:lvlText w:val=""/>
+      <w:lvlJc w:val="left"/>
+      <w:pPr>
+        <w:tabs>
+          <w:tab w:val="num" w:pos="5040"/>
+        </w:tabs>
+        <w:ind w:left="5040" w:hanging="360"/>
+      </w:pPr>
+      <w:rPr>
+        <w:rFonts w:ascii="Wingdings" w:hAnsi="Wingdings" w:hint="default"/>
+        <w:sz w:val="20"/>
+      </w:rPr>
+    </w:lvl>
+    <w:lvl w:ilvl="7" w:tentative="1">
+      <w:start w:val="1"/>
+      <w:numFmt w:val="bullet"/>
+      <w:lvlText w:val=""/>
+      <w:lvlJc w:val="left"/>
+      <w:pPr>
+        <w:tabs>
+          <w:tab w:val="num" w:pos="5760"/>
+        </w:tabs>
+        <w:ind w:left="5760" w:hanging="360"/>
+      </w:pPr>
+      <w:rPr>
+        <w:rFonts w:ascii="Wingdings" w:hAnsi="Wingdings" w:hint="default"/>
+        <w:sz w:val="20"/>
+      </w:rPr>
+    </w:lvl>
+    <w:lvl w:ilvl="8" w:tentative="1">
+      <w:start w:val="1"/>
+      <w:numFmt w:val="bullet"/>
+      <w:lvlText w:val=""/>
+      <w:lvlJc w:val="left"/>
+      <w:pPr>
+        <w:tabs>
+          <w:tab w:val="num" w:pos="6480"/>
+        </w:tabs>
+        <w:ind w:left="6480" w:hanging="360"/>
+      </w:pPr>
+      <w:rPr>
+        <w:rFonts w:ascii="Wingdings" w:hAnsi="Wingdings" w:hint="default"/>
+        <w:sz w:val="20"/>
+      </w:rPr>
+    </w:lvl>
+  </w:abstractNum>
+  <w:num w:numId="1" w16cid:durableId="263348554">
+    <w:abstractNumId w:val="3"/>
+  </w:num>
+  <w:num w:numId="2" w16cid:durableId="148788246">
+    <w:abstractNumId w:val="1"/>
+  </w:num>
+  <w:num w:numId="3" w16cid:durableId="258366518">
+    <w:abstractNumId w:val="8"/>
+  </w:num>
+  <w:num w:numId="4" w16cid:durableId="149449089">
+    <w:abstractNumId w:val="5"/>
+  </w:num>
+  <w:num w:numId="5" w16cid:durableId="1306736000">
+    <w:abstractNumId w:val="4"/>
+  </w:num>
+  <w:num w:numId="6" w16cid:durableId="149638258">
+    <w:abstractNumId w:val="0"/>
+  </w:num>
+  <w:num w:numId="7" w16cid:durableId="1349873205">
+    <w:abstractNumId w:val="2"/>
+  </w:num>
+  <w:num w:numId="8" w16cid:durableId="1022442028">
+    <w:abstractNumId w:val="7"/>
+  </w:num>
+  <w:num w:numId="9" w16cid:durableId="715352550">
+    <w:abstractNumId w:val="6"/>
+  </w:num>
+</w:numbering>
 </file>
 
 <file path=word/styles.xml><?xml version="1.0" encoding="utf-8"?>
@@ -419,9 +6963,10 @@
     <w:basedOn w:val="Normal"/>
     <w:next w:val="Normal"/>
     <w:link w:val="Heading1Char"/>
+    <w:autoRedefine/>
     <w:uiPriority w:val="9"/>
     <w:qFormat/>
-    <w:rsid w:val="006E5EFF"/>
+    <w:rsid w:val="0091470E"/>
     <w:pPr>
       <w:keepNext/>
       <w:keepLines/>
@@ -429,9 +6974,8 @@
       <w:outlineLvl w:val="0"/>
     </w:pPr>
     <w:rPr>
-      <w:rFonts w:asciiTheme="majorHAnsi" w:eastAsiaTheme="majorEastAsia" w:hAnsiTheme="majorHAnsi" w:cstheme="majorBidi"/>
-      <w:color w:val="2E74B5" w:themeColor="accent1" w:themeShade="BF"/>
-      <w:sz w:val="40"/>
+      <w:rFonts w:ascii="Times New Roman" w:eastAsiaTheme="majorEastAsia" w:hAnsi="Times New Roman" w:cstheme="majorBidi"/>
+      <w:sz w:val="60"/>
       <w:szCs w:val="40"/>
     </w:rPr>
   </w:style>
@@ -440,11 +6984,11 @@
     <w:basedOn w:val="Normal"/>
     <w:next w:val="Normal"/>
     <w:link w:val="Heading2Char"/>
+    <w:autoRedefine/>
     <w:uiPriority w:val="9"/>
-    <w:semiHidden/>
     <w:unhideWhenUsed/>
     <w:qFormat/>
-    <w:rsid w:val="006E5EFF"/>
+    <w:rsid w:val="0091470E"/>
     <w:pPr>
       <w:keepNext/>
       <w:keepLines/>
@@ -452,9 +6996,8 @@
       <w:outlineLvl w:val="1"/>
     </w:pPr>
     <w:rPr>
-      <w:rFonts w:asciiTheme="majorHAnsi" w:eastAsiaTheme="majorEastAsia" w:hAnsiTheme="majorHAnsi" w:cstheme="majorBidi"/>
-      <w:color w:val="2E74B5" w:themeColor="accent1" w:themeShade="BF"/>
-      <w:sz w:val="32"/>
+      <w:rFonts w:ascii="Times New Roman" w:eastAsiaTheme="majorEastAsia" w:hAnsi="Times New Roman" w:cstheme="majorBidi"/>
+      <w:sz w:val="40"/>
       <w:szCs w:val="32"/>
     </w:rPr>
   </w:style>
@@ -616,7 +7159,6 @@
   <w:style w:type="character" w:default="1" w:styleId="DefaultParagraphFont">
     <w:name w:val="Default Paragraph Font"/>
     <w:uiPriority w:val="1"/>
-    <w:semiHidden/>
     <w:unhideWhenUsed/>
   </w:style>
   <w:style w:type="table" w:default="1" w:styleId="TableNormal">
@@ -645,11 +7187,10 @@
     <w:basedOn w:val="DefaultParagraphFont"/>
     <w:link w:val="Heading1"/>
     <w:uiPriority w:val="9"/>
-    <w:rsid w:val="006E5EFF"/>
+    <w:rsid w:val="0091470E"/>
     <w:rPr>
-      <w:rFonts w:asciiTheme="majorHAnsi" w:eastAsiaTheme="majorEastAsia" w:hAnsiTheme="majorHAnsi" w:cstheme="majorBidi"/>
-      <w:color w:val="2E74B5" w:themeColor="accent1" w:themeShade="BF"/>
-      <w:sz w:val="40"/>
+      <w:rFonts w:ascii="Times New Roman" w:eastAsiaTheme="majorEastAsia" w:hAnsi="Times New Roman" w:cstheme="majorBidi"/>
+      <w:sz w:val="60"/>
       <w:szCs w:val="40"/>
     </w:rPr>
   </w:style>
@@ -658,12 +7199,10 @@
     <w:basedOn w:val="DefaultParagraphFont"/>
     <w:link w:val="Heading2"/>
     <w:uiPriority w:val="9"/>
-    <w:semiHidden/>
-    <w:rsid w:val="006E5EFF"/>
+    <w:rsid w:val="0091470E"/>
     <w:rPr>
-      <w:rFonts w:asciiTheme="majorHAnsi" w:eastAsiaTheme="majorEastAsia" w:hAnsiTheme="majorHAnsi" w:cstheme="majorBidi"/>
-      <w:color w:val="2E74B5" w:themeColor="accent1" w:themeShade="BF"/>
-      <w:sz w:val="32"/>
+      <w:rFonts w:ascii="Times New Roman" w:eastAsiaTheme="majorEastAsia" w:hAnsi="Times New Roman" w:cstheme="majorBidi"/>
+      <w:sz w:val="40"/>
       <w:szCs w:val="32"/>
     </w:rPr>
   </w:style>
@@ -930,6 +7469,120 @@
       <w:spacing w:val="5"/>
     </w:rPr>
   </w:style>
+  <w:style w:type="character" w:styleId="Hyperlink">
+    <w:name w:val="Hyperlink"/>
+    <w:basedOn w:val="DefaultParagraphFont"/>
+    <w:uiPriority w:val="99"/>
+    <w:unhideWhenUsed/>
+    <w:rsid w:val="00FF4A6A"/>
+    <w:rPr>
+      <w:color w:val="0563C1" w:themeColor="hyperlink"/>
+      <w:u w:val="single"/>
+    </w:rPr>
+  </w:style>
+  <w:style w:type="character" w:styleId="UnresolvedMention">
+    <w:name w:val="Unresolved Mention"/>
+    <w:basedOn w:val="DefaultParagraphFont"/>
+    <w:uiPriority w:val="99"/>
+    <w:semiHidden/>
+    <w:unhideWhenUsed/>
+    <w:rsid w:val="00FF4A6A"/>
+    <w:rPr>
+      <w:color w:val="605E5C"/>
+      <w:shd w:val="clear" w:color="auto" w:fill="E1DFDD"/>
+    </w:rPr>
+  </w:style>
+  <w:style w:type="paragraph" w:styleId="Header">
+    <w:name w:val="header"/>
+    <w:basedOn w:val="Normal"/>
+    <w:link w:val="HeaderChar"/>
+    <w:uiPriority w:val="99"/>
+    <w:unhideWhenUsed/>
+    <w:rsid w:val="003112ED"/>
+    <w:pPr>
+      <w:tabs>
+        <w:tab w:val="center" w:pos="4536"/>
+        <w:tab w:val="right" w:pos="9072"/>
+      </w:tabs>
+      <w:spacing w:after="0" w:line="240" w:lineRule="auto"/>
+    </w:pPr>
+  </w:style>
+  <w:style w:type="character" w:customStyle="1" w:styleId="HeaderChar">
+    <w:name w:val="Header Char"/>
+    <w:basedOn w:val="DefaultParagraphFont"/>
+    <w:link w:val="Header"/>
+    <w:uiPriority w:val="99"/>
+    <w:rsid w:val="003112ED"/>
+  </w:style>
+  <w:style w:type="paragraph" w:styleId="Footer">
+    <w:name w:val="footer"/>
+    <w:basedOn w:val="Normal"/>
+    <w:link w:val="FooterChar"/>
+    <w:uiPriority w:val="99"/>
+    <w:unhideWhenUsed/>
+    <w:rsid w:val="003112ED"/>
+    <w:pPr>
+      <w:tabs>
+        <w:tab w:val="center" w:pos="4536"/>
+        <w:tab w:val="right" w:pos="9072"/>
+      </w:tabs>
+      <w:spacing w:after="0" w:line="240" w:lineRule="auto"/>
+    </w:pPr>
+  </w:style>
+  <w:style w:type="character" w:customStyle="1" w:styleId="FooterChar">
+    <w:name w:val="Footer Char"/>
+    <w:basedOn w:val="DefaultParagraphFont"/>
+    <w:link w:val="Footer"/>
+    <w:uiPriority w:val="99"/>
+    <w:rsid w:val="003112ED"/>
+  </w:style>
+  <w:style w:type="paragraph" w:styleId="TOCHeading">
+    <w:name w:val="TOC Heading"/>
+    <w:basedOn w:val="Heading1"/>
+    <w:next w:val="Normal"/>
+    <w:uiPriority w:val="39"/>
+    <w:unhideWhenUsed/>
+    <w:qFormat/>
+    <w:rsid w:val="004B6E9C"/>
+    <w:pPr>
+      <w:spacing w:before="240" w:after="0"/>
+      <w:outlineLvl w:val="9"/>
+    </w:pPr>
+    <w:rPr>
+      <w:rFonts w:asciiTheme="majorHAnsi" w:hAnsiTheme="majorHAnsi"/>
+      <w:color w:val="2E74B5" w:themeColor="accent1" w:themeShade="BF"/>
+      <w:kern w:val="0"/>
+      <w:sz w:val="32"/>
+      <w:szCs w:val="32"/>
+      <w:lang w:val="en-US"/>
+      <w14:ligatures w14:val="none"/>
+    </w:rPr>
+  </w:style>
+  <w:style w:type="paragraph" w:styleId="TOC1">
+    <w:name w:val="toc 1"/>
+    <w:basedOn w:val="Normal"/>
+    <w:next w:val="Normal"/>
+    <w:autoRedefine/>
+    <w:uiPriority w:val="39"/>
+    <w:unhideWhenUsed/>
+    <w:rsid w:val="004B6E9C"/>
+    <w:pPr>
+      <w:spacing w:after="100"/>
+    </w:pPr>
+  </w:style>
+  <w:style w:type="paragraph" w:styleId="TOC2">
+    <w:name w:val="toc 2"/>
+    <w:basedOn w:val="Normal"/>
+    <w:next w:val="Normal"/>
+    <w:autoRedefine/>
+    <w:uiPriority w:val="39"/>
+    <w:unhideWhenUsed/>
+    <w:rsid w:val="004B6E9C"/>
+    <w:pPr>
+      <w:spacing w:after="100"/>
+      <w:ind w:left="220"/>
+    </w:pPr>
+  </w:style>
 </w:styles>
 </file>
 

--- a/Documentation.docx
+++ b/Documentation.docx
@@ -233,6 +233,15 @@
     </w:p>
     <w:sdt>
       <w:sdtPr>
+        <w:rPr>
+          <w:rFonts w:asciiTheme="minorHAnsi" w:eastAsiaTheme="minorHAnsi" w:hAnsiTheme="minorHAnsi" w:cstheme="minorBidi"/>
+          <w:color w:val="auto"/>
+          <w:kern w:val="2"/>
+          <w:sz w:val="22"/>
+          <w:szCs w:val="22"/>
+          <w:lang w:val="bg-BG"/>
+          <w14:ligatures w14:val="standardContextual"/>
+        </w:rPr>
         <w:id w:val="-652442649"/>
         <w:docPartObj>
           <w:docPartGallery w:val="Table of Contents"/>
@@ -241,16 +250,9 @@
       </w:sdtPr>
       <w:sdtEndPr>
         <w:rPr>
-          <w:rFonts w:asciiTheme="minorHAnsi" w:eastAsiaTheme="minorHAnsi" w:hAnsiTheme="minorHAnsi" w:cstheme="minorBidi"/>
           <w:b/>
           <w:bCs/>
           <w:noProof/>
-          <w:color w:val="auto"/>
-          <w:kern w:val="2"/>
-          <w:sz w:val="22"/>
-          <w:szCs w:val="22"/>
-          <w:lang w:val="bg-BG"/>
-          <w14:ligatures w14:val="standardContextual"/>
         </w:rPr>
       </w:sdtEndPr>
       <w:sdtContent>
@@ -919,7 +921,21 @@
                 <w:rStyle w:val="Hyperlink"/>
                 <w:noProof/>
               </w:rPr>
-              <w:t>Реализация</w:t>
+              <w:t>Реал</w:t>
+            </w:r>
+            <w:r>
+              <w:rPr>
+                <w:rStyle w:val="Hyperlink"/>
+                <w:noProof/>
+              </w:rPr>
+              <w:t>и</w:t>
+            </w:r>
+            <w:r>
+              <w:rPr>
+                <w:rStyle w:val="Hyperlink"/>
+                <w:noProof/>
+              </w:rPr>
+              <w:t>зация</w:t>
             </w:r>
             <w:r>
               <w:rPr>
@@ -2764,7 +2780,7 @@
           <w:szCs w:val="24"/>
           <w:lang w:val="en-US"/>
         </w:rPr>
-        <w:t>IBookRepository</w:t>
+        <w:t>BookRepository</w:t>
       </w:r>
       <w:proofErr w:type="spellEnd"/>
       <w:r>
@@ -2792,7 +2808,7 @@
           <w:szCs w:val="24"/>
           <w:lang w:val="en-US"/>
         </w:rPr>
-        <w:t>IUserRepository</w:t>
+        <w:t>UserRepository</w:t>
       </w:r>
       <w:proofErr w:type="spellEnd"/>
       <w:r>
@@ -2907,17 +2923,15 @@
         </w:rPr>
         <w:t xml:space="preserve">контейнерът (той позволява тази архитектура да е полезна). Създава се интерфейс </w:t>
       </w:r>
-      <w:proofErr w:type="spellStart"/>
-      <w:r>
-        <w:rPr>
-          <w:rFonts w:ascii="Times New Roman" w:hAnsi="Times New Roman" w:cs="Times New Roman"/>
-          <w:sz w:val="24"/>
-          <w:szCs w:val="24"/>
-          <w:lang w:val="en-US"/>
-        </w:rPr>
-        <w:t>IRepository</w:t>
-      </w:r>
-      <w:proofErr w:type="spellEnd"/>
+      <w:r>
+        <w:rPr>
+          <w:rFonts w:ascii="Times New Roman" w:hAnsi="Times New Roman" w:cs="Times New Roman"/>
+          <w:sz w:val="24"/>
+          <w:szCs w:val="24"/>
+          <w:lang w:val="en-US"/>
+        </w:rPr>
+        <w:t>Repository</w:t>
+      </w:r>
       <w:r>
         <w:rPr>
           <w:rFonts w:ascii="Times New Roman" w:hAnsi="Times New Roman" w:cs="Times New Roman"/>
@@ -2989,7 +3003,7 @@
           <w:szCs w:val="24"/>
           <w:lang w:val="en-US"/>
         </w:rPr>
-        <w:t>IBookRepository</w:t>
+        <w:t>BookRepository</w:t>
       </w:r>
       <w:proofErr w:type="spellEnd"/>
       <w:r>
@@ -3034,6 +3048,58 @@
         </w:rPr>
         <w:t xml:space="preserve"> типовете за различни (</w:t>
       </w:r>
+      <w:r>
+        <w:rPr>
+          <w:rFonts w:ascii="Times New Roman" w:hAnsi="Times New Roman" w:cs="Times New Roman"/>
+          <w:sz w:val="24"/>
+          <w:szCs w:val="24"/>
+          <w:lang w:val="en-US"/>
+        </w:rPr>
+        <w:t>Repository</w:t>
+      </w:r>
+      <w:r>
+        <w:rPr>
+          <w:rFonts w:ascii="Times New Roman" w:hAnsi="Times New Roman" w:cs="Times New Roman"/>
+          <w:sz w:val="24"/>
+          <w:szCs w:val="24"/>
+          <w:lang w:val="en-US"/>
+        </w:rPr>
+        <w:t>&lt;Book&gt;</w:t>
+      </w:r>
+      <w:r>
+        <w:rPr>
+          <w:rFonts w:ascii="Times New Roman" w:hAnsi="Times New Roman" w:cs="Times New Roman"/>
+          <w:sz w:val="24"/>
+          <w:szCs w:val="24"/>
+        </w:rPr>
+        <w:t xml:space="preserve"> би било равностойно на </w:t>
+      </w:r>
+      <w:r>
+        <w:rPr>
+          <w:rFonts w:ascii="Times New Roman" w:hAnsi="Times New Roman" w:cs="Times New Roman"/>
+          <w:sz w:val="24"/>
+          <w:szCs w:val="24"/>
+          <w:lang w:val="en-US"/>
+        </w:rPr>
+        <w:t>Repository</w:t>
+      </w:r>
+      <w:r>
+        <w:rPr>
+          <w:rFonts w:ascii="Times New Roman" w:hAnsi="Times New Roman" w:cs="Times New Roman"/>
+          <w:sz w:val="24"/>
+          <w:szCs w:val="24"/>
+          <w:lang w:val="en-US"/>
+        </w:rPr>
+        <w:t>&lt;User&gt;</w:t>
+      </w:r>
+      <w:r>
+        <w:rPr>
+          <w:rFonts w:ascii="Times New Roman" w:hAnsi="Times New Roman" w:cs="Times New Roman"/>
+          <w:sz w:val="24"/>
+          <w:szCs w:val="24"/>
+        </w:rPr>
+        <w:t xml:space="preserve">). Чрез съществуването на </w:t>
+      </w:r>
       <w:proofErr w:type="spellStart"/>
       <w:r>
         <w:rPr>
@@ -3042,63 +3108,7 @@
           <w:szCs w:val="24"/>
           <w:lang w:val="en-US"/>
         </w:rPr>
-        <w:t>IRepository</w:t>
-      </w:r>
-      <w:proofErr w:type="spellEnd"/>
-      <w:r>
-        <w:rPr>
-          <w:rFonts w:ascii="Times New Roman" w:hAnsi="Times New Roman" w:cs="Times New Roman"/>
-          <w:sz w:val="24"/>
-          <w:szCs w:val="24"/>
-          <w:lang w:val="en-US"/>
-        </w:rPr>
-        <w:t>&lt;Book&gt;</w:t>
-      </w:r>
-      <w:r>
-        <w:rPr>
-          <w:rFonts w:ascii="Times New Roman" w:hAnsi="Times New Roman" w:cs="Times New Roman"/>
-          <w:sz w:val="24"/>
-          <w:szCs w:val="24"/>
-        </w:rPr>
-        <w:t xml:space="preserve"> би било равностойно на </w:t>
-      </w:r>
-      <w:proofErr w:type="spellStart"/>
-      <w:r>
-        <w:rPr>
-          <w:rFonts w:ascii="Times New Roman" w:hAnsi="Times New Roman" w:cs="Times New Roman"/>
-          <w:sz w:val="24"/>
-          <w:szCs w:val="24"/>
-          <w:lang w:val="en-US"/>
-        </w:rPr>
-        <w:t>IRepository</w:t>
-      </w:r>
-      <w:proofErr w:type="spellEnd"/>
-      <w:r>
-        <w:rPr>
-          <w:rFonts w:ascii="Times New Roman" w:hAnsi="Times New Roman" w:cs="Times New Roman"/>
-          <w:sz w:val="24"/>
-          <w:szCs w:val="24"/>
-          <w:lang w:val="en-US"/>
-        </w:rPr>
-        <w:t>&lt;User&gt;</w:t>
-      </w:r>
-      <w:r>
-        <w:rPr>
-          <w:rFonts w:ascii="Times New Roman" w:hAnsi="Times New Roman" w:cs="Times New Roman"/>
-          <w:sz w:val="24"/>
-          <w:szCs w:val="24"/>
-        </w:rPr>
-        <w:t xml:space="preserve">). Чрез съществуването на </w:t>
-      </w:r>
-      <w:proofErr w:type="spellStart"/>
-      <w:r>
-        <w:rPr>
-          <w:rFonts w:ascii="Times New Roman" w:hAnsi="Times New Roman" w:cs="Times New Roman"/>
-          <w:sz w:val="24"/>
-          <w:szCs w:val="24"/>
-          <w:lang w:val="en-US"/>
-        </w:rPr>
-        <w:t>IBookRepository</w:t>
+        <w:t>BookRepository</w:t>
       </w:r>
       <w:proofErr w:type="spellEnd"/>
       <w:r>
@@ -3432,7 +3442,7 @@
           <w:sz w:val="24"/>
           <w:szCs w:val="24"/>
         </w:rPr>
-        <w:t>ICommand</w:t>
+        <w:t>Command</w:t>
       </w:r>
       <w:proofErr w:type="spellEnd"/>
       <w:r>
@@ -3980,17 +3990,15 @@
         </w:rPr>
         <w:t>В този пакет са имплементирани всички командни класове и класовете отговарящи за работата с командите(</w:t>
       </w:r>
-      <w:proofErr w:type="spellStart"/>
-      <w:r>
-        <w:rPr>
-          <w:rFonts w:ascii="Times New Roman" w:hAnsi="Times New Roman" w:cs="Times New Roman"/>
-          <w:sz w:val="24"/>
-          <w:szCs w:val="24"/>
-          <w:lang w:val="en-US"/>
-        </w:rPr>
-        <w:t>ICommand</w:t>
-      </w:r>
-      <w:proofErr w:type="spellEnd"/>
+      <w:r>
+        <w:rPr>
+          <w:rFonts w:ascii="Times New Roman" w:hAnsi="Times New Roman" w:cs="Times New Roman"/>
+          <w:sz w:val="24"/>
+          <w:szCs w:val="24"/>
+          <w:lang w:val="en-US"/>
+        </w:rPr>
+        <w:t>Command</w:t>
+      </w:r>
       <w:r>
         <w:rPr>
           <w:rFonts w:ascii="Times New Roman" w:hAnsi="Times New Roman" w:cs="Times New Roman"/>
@@ -4296,52 +4304,7 @@
           <w:szCs w:val="24"/>
           <w:lang w:val="en-150"/>
         </w:rPr>
-        <w:t>D</w:t>
-      </w:r>
-      <w:r>
-        <w:rPr>
-          <w:rFonts w:ascii="Times New Roman" w:hAnsi="Times New Roman" w:cs="Times New Roman"/>
-          <w:sz w:val="24"/>
-          <w:szCs w:val="24"/>
-          <w:lang w:val="en-150"/>
-        </w:rPr>
-        <w:t>ata.</w:t>
-      </w:r>
-      <w:r>
-        <w:rPr>
-          <w:rFonts w:ascii="Times New Roman" w:hAnsi="Times New Roman" w:cs="Times New Roman"/>
-          <w:sz w:val="24"/>
-          <w:szCs w:val="24"/>
-          <w:lang w:val="en-150"/>
-        </w:rPr>
-        <w:t>R</w:t>
-      </w:r>
-      <w:r>
-        <w:rPr>
-          <w:rFonts w:ascii="Times New Roman" w:hAnsi="Times New Roman" w:cs="Times New Roman"/>
-          <w:sz w:val="24"/>
-          <w:szCs w:val="24"/>
-          <w:lang w:val="en-150"/>
-        </w:rPr>
-        <w:t>epositories.</w:t>
-      </w:r>
-      <w:r>
-        <w:rPr>
-          <w:rFonts w:ascii="Times New Roman" w:hAnsi="Times New Roman" w:cs="Times New Roman"/>
-          <w:sz w:val="24"/>
-          <w:szCs w:val="24"/>
-          <w:lang w:val="en-150"/>
-        </w:rPr>
-        <w:t>C</w:t>
-      </w:r>
-      <w:r>
-        <w:rPr>
-          <w:rFonts w:ascii="Times New Roman" w:hAnsi="Times New Roman" w:cs="Times New Roman"/>
-          <w:sz w:val="24"/>
-          <w:szCs w:val="24"/>
-          <w:lang w:val="en-150"/>
-        </w:rPr>
-        <w:t>ontracts</w:t>
+        <w:t>Data.Repositories.Contracts</w:t>
       </w:r>
       <w:proofErr w:type="spellEnd"/>
       <w:proofErr w:type="gramEnd"/>
@@ -4474,7 +4437,7 @@
           <w:sz w:val="24"/>
           <w:szCs w:val="24"/>
         </w:rPr>
-        <w:t>ICommand</w:t>
+        <w:t>Command</w:t>
       </w:r>
       <w:proofErr w:type="spellEnd"/>
       <w:r>
@@ -4535,7 +4498,7 @@
           <w:sz w:val="24"/>
           <w:szCs w:val="24"/>
         </w:rPr>
-        <w:t>ICommand</w:t>
+        <w:t>Command</w:t>
       </w:r>
       <w:proofErr w:type="spellEnd"/>
       <w:r>
@@ -4776,7 +4739,7 @@
           <w:sz w:val="24"/>
           <w:szCs w:val="24"/>
         </w:rPr>
-        <w:t xml:space="preserve"> Извикваме Execute метода на </w:t>
+        <w:t xml:space="preserve"> Извикваме </w:t>
       </w:r>
       <w:proofErr w:type="spellStart"/>
       <w:r>
@@ -4785,7 +4748,25 @@
           <w:sz w:val="24"/>
           <w:szCs w:val="24"/>
         </w:rPr>
-        <w:t>ICommand</w:t>
+        <w:t>Execute</w:t>
+      </w:r>
+      <w:proofErr w:type="spellEnd"/>
+      <w:r>
+        <w:rPr>
+          <w:rFonts w:ascii="Times New Roman" w:hAnsi="Times New Roman" w:cs="Times New Roman"/>
+          <w:sz w:val="24"/>
+          <w:szCs w:val="24"/>
+        </w:rPr>
+        <w:t xml:space="preserve"> метода на </w:t>
+      </w:r>
+      <w:proofErr w:type="spellStart"/>
+      <w:r>
+        <w:rPr>
+          <w:rFonts w:ascii="Times New Roman" w:hAnsi="Times New Roman" w:cs="Times New Roman"/>
+          <w:sz w:val="24"/>
+          <w:szCs w:val="24"/>
+        </w:rPr>
+        <w:t>Command</w:t>
       </w:r>
       <w:proofErr w:type="spellEnd"/>
       <w:r>
@@ -4871,7 +4852,7 @@
           <w:sz w:val="24"/>
           <w:szCs w:val="24"/>
         </w:rPr>
-        <w:t>IUserRepository</w:t>
+        <w:t>UserRepository</w:t>
       </w:r>
       <w:proofErr w:type="spellEnd"/>
       <w:r>
@@ -5045,20 +5026,122 @@
     </w:p>
     <w:p>
       <w:pPr>
-        <w:rPr>
-          <w:rFonts w:ascii="Times New Roman" w:hAnsi="Times New Roman" w:cs="Times New Roman"/>
-          <w:sz w:val="24"/>
-          <w:szCs w:val="24"/>
-        </w:rPr>
-      </w:pPr>
-      <w:r>
-        <w:rPr>
-          <w:rFonts w:ascii="Times New Roman" w:hAnsi="Times New Roman" w:cs="Times New Roman"/>
-          <w:sz w:val="24"/>
-          <w:szCs w:val="24"/>
-        </w:rPr>
+        <w:pStyle w:val="Heading2"/>
+        <w:rPr>
+          <w:lang w:val="en-US"/>
+        </w:rPr>
+      </w:pPr>
+      <w:r>
         <w:br w:type="page"/>
       </w:r>
+      <w:r>
+        <w:lastRenderedPageBreak/>
+        <w:t>Тестове</w:t>
+      </w:r>
+      <w:r>
+        <w:br/>
+      </w:r>
+      <w:r>
+        <w:rPr>
+          <w:lang w:val="en-US"/>
+        </w:rPr>
+        <w:drawing>
+          <wp:anchor distT="0" distB="0" distL="114300" distR="114300" simplePos="0" relativeHeight="251658240" behindDoc="0" locked="0" layoutInCell="1" allowOverlap="1" wp14:anchorId="18940E30" wp14:editId="4FC6CB24">
+            <wp:simplePos x="0" y="0"/>
+            <wp:positionH relativeFrom="column">
+              <wp:posOffset>-5080</wp:posOffset>
+            </wp:positionH>
+            <wp:positionV relativeFrom="paragraph">
+              <wp:posOffset>312420</wp:posOffset>
+            </wp:positionV>
+            <wp:extent cx="3771900" cy="6734810"/>
+            <wp:effectExtent l="0" t="0" r="0" b="8890"/>
+            <wp:wrapTopAndBottom/>
+            <wp:docPr id="1591301131" name="Picture 1"/>
+            <wp:cNvGraphicFramePr>
+              <a:graphicFrameLocks xmlns:a="http://schemas.openxmlformats.org/drawingml/2006/main" noChangeAspect="1"/>
+            </wp:cNvGraphicFramePr>
+            <a:graphic xmlns:a="http://schemas.openxmlformats.org/drawingml/2006/main">
+              <a:graphicData uri="http://schemas.openxmlformats.org/drawingml/2006/picture">
+                <pic:pic xmlns:pic="http://schemas.openxmlformats.org/drawingml/2006/picture">
+                  <pic:nvPicPr>
+                    <pic:cNvPr id="1591301131" name=""/>
+                    <pic:cNvPicPr/>
+                  </pic:nvPicPr>
+                  <pic:blipFill>
+                    <a:blip r:embed="rId8">
+                      <a:extLst>
+                        <a:ext uri="{28A0092B-C50C-407E-A947-70E740481C1C}">
+                          <a14:useLocalDpi xmlns:a14="http://schemas.microsoft.com/office/drawing/2010/main" val="0"/>
+                        </a:ext>
+                      </a:extLst>
+                    </a:blip>
+                    <a:stretch>
+                      <a:fillRect/>
+                    </a:stretch>
+                  </pic:blipFill>
+                  <pic:spPr>
+                    <a:xfrm>
+                      <a:off x="0" y="0"/>
+                      <a:ext cx="3771900" cy="6734810"/>
+                    </a:xfrm>
+                    <a:prstGeom prst="rect">
+                      <a:avLst/>
+                    </a:prstGeom>
+                  </pic:spPr>
+                </pic:pic>
+              </a:graphicData>
+            </a:graphic>
+          </wp:anchor>
+        </w:drawing>
+      </w:r>
+      <w:r>
+        <w:rPr>
+          <w:lang w:val="en-US"/>
+        </w:rPr>
+        <w:br/>
+      </w:r>
+      <w:r>
+        <w:rPr>
+          <w:lang w:val="en-US"/>
+        </w:rPr>
+        <w:lastRenderedPageBreak/>
+        <w:drawing>
+          <wp:inline distT="0" distB="0" distL="0" distR="0" wp14:anchorId="54DFEB8D" wp14:editId="480B35E4">
+            <wp:extent cx="5760720" cy="5326380"/>
+            <wp:effectExtent l="0" t="0" r="0" b="7620"/>
+            <wp:docPr id="1677543228" name="Picture 1"/>
+            <wp:cNvGraphicFramePr>
+              <a:graphicFrameLocks xmlns:a="http://schemas.openxmlformats.org/drawingml/2006/main" noChangeAspect="1"/>
+            </wp:cNvGraphicFramePr>
+            <a:graphic xmlns:a="http://schemas.openxmlformats.org/drawingml/2006/main">
+              <a:graphicData uri="http://schemas.openxmlformats.org/drawingml/2006/picture">
+                <pic:pic xmlns:pic="http://schemas.openxmlformats.org/drawingml/2006/picture">
+                  <pic:nvPicPr>
+                    <pic:cNvPr id="1677543228" name=""/>
+                    <pic:cNvPicPr/>
+                  </pic:nvPicPr>
+                  <pic:blipFill>
+                    <a:blip r:embed="rId9"/>
+                    <a:stretch>
+                      <a:fillRect/>
+                    </a:stretch>
+                  </pic:blipFill>
+                  <pic:spPr>
+                    <a:xfrm>
+                      <a:off x="0" y="0"/>
+                      <a:ext cx="5760720" cy="5326380"/>
+                    </a:xfrm>
+                    <a:prstGeom prst="rect">
+                      <a:avLst/>
+                    </a:prstGeom>
+                  </pic:spPr>
+                </pic:pic>
+              </a:graphicData>
+            </a:graphic>
+          </wp:inline>
+        </w:drawing>
+      </w:r>
     </w:p>
     <w:p>
       <w:pPr>
@@ -5066,7 +5149,6 @@
       </w:pPr>
       <w:bookmarkStart w:id="12" w:name="_Toc230036810"/>
       <w:r>
-        <w:lastRenderedPageBreak/>
         <w:t>Заключение</w:t>
       </w:r>
       <w:bookmarkEnd w:id="12"/>
@@ -5212,6 +5294,7 @@
           <w:sz w:val="24"/>
           <w:szCs w:val="24"/>
         </w:rPr>
+        <w:lastRenderedPageBreak/>
         <w:t xml:space="preserve">Инкорпорирането на база данни би се случила с минимални усилия и промени по сорс кода, както по-горе е споменато. В момента всичко, което работи с данни използва и работи само с абстракциите </w:t>
       </w:r>
       <w:proofErr w:type="spellStart"/>
@@ -5221,7 +5304,7 @@
           <w:sz w:val="24"/>
           <w:szCs w:val="24"/>
         </w:rPr>
-        <w:t>IUserRepository</w:t>
+        <w:t>UserRepository</w:t>
       </w:r>
       <w:proofErr w:type="spellEnd"/>
       <w:r>
@@ -5239,7 +5322,7 @@
           <w:sz w:val="24"/>
           <w:szCs w:val="24"/>
         </w:rPr>
-        <w:t>IBookRepository</w:t>
+        <w:t>BookRepository</w:t>
       </w:r>
       <w:proofErr w:type="spellEnd"/>
       <w:r>
@@ -5277,7 +5360,7 @@
     </w:p>
     <w:p/>
     <w:sectPr>
-      <w:footerReference w:type="default" r:id="rId8"/>
+      <w:footerReference w:type="default" r:id="rId10"/>
       <w:pgSz w:w="11906" w:h="16838"/>
       <w:pgMar w:top="1417" w:right="1417" w:bottom="1417" w:left="1417" w:header="708" w:footer="708" w:gutter="0"/>
       <w:cols w:space="708"/>
@@ -7159,6 +7242,7 @@
   <w:style w:type="character" w:default="1" w:styleId="DefaultParagraphFont">
     <w:name w:val="Default Paragraph Font"/>
     <w:uiPriority w:val="1"/>
+    <w:semiHidden/>
     <w:unhideWhenUsed/>
   </w:style>
   <w:style w:type="table" w:default="1" w:styleId="TableNormal">
